--- a/downloads/workbook/ai-7-week-36.docx
+++ b/downloads/workbook/ai-7-week-36.docx
@@ -997,6 +997,178 @@
         <w:t>Project connection: For the Reproducible AI Research Study, retain an annotated worked trace and the changed-case reasoning. Connect the claim to its records, units and assumptions so another investigator can challenge or reproduce it.</w:t>
       </w:r>
     </w:p>
+    <w:p>
+      <w:pPr>
+        <w:pStyle w:val="Heading1"/>
+      </w:pPr>
+      <w:r>
+        <w:t>13. Project portfolio milestone</w:t>
+      </w:r>
+    </w:p>
+    <w:p>
+      <w:r>
+        <w:t>Project: Reproducible AI Research Study</w:t>
+      </w:r>
+    </w:p>
+    <w:p>
+      <w:r>
+        <w:t>Current milestone: Present and defend. Demonstrate the system, explain one failure and justify the next improvement with evidence.</w:t>
+      </w:r>
+    </w:p>
+    <w:p>
+      <w:r>
+        <w:t>For the Reproducible AI Research Study, retain an annotated worked trace and the changed-case reasoning. Connect the claim to its records, units and assumptions so another investigator can challenge or reproduce it.</w:t>
+      </w:r>
+    </w:p>
+    <w:tbl>
+      <w:tblPr>
+        <w:tblStyle w:val="LightShading-Accent1"/>
+        <w:tblW w:type="auto" w:w="0"/>
+        <w:tblLook w:firstColumn="1" w:firstRow="1" w:lastColumn="0" w:lastRow="0" w:noHBand="0" w:noVBand="1" w:val="04A0"/>
+      </w:tblPr>
+      <w:tblGrid>
+        <w:gridCol w:w="5112"/>
+        <w:gridCol w:w="5112"/>
+      </w:tblGrid>
+      <w:tr>
+        <w:trPr>
+          <w:tblHeader/>
+        </w:trPr>
+        <w:tc>
+          <w:tcPr>
+            <w:tcW w:type="dxa" w:w="5112"/>
+          </w:tcPr>
+          <w:p>
+            <w:r>
+              <w:t>Evidence to keep</w:t>
+            </w:r>
+          </w:p>
+        </w:tc>
+        <w:tc>
+          <w:tcPr>
+            <w:tcW w:type="dxa" w:w="5112"/>
+          </w:tcPr>
+          <w:p>
+            <w:r>
+              <w:t>My record</w:t>
+            </w:r>
+          </w:p>
+        </w:tc>
+      </w:tr>
+      <w:tr>
+        <w:tc>
+          <w:tcPr>
+            <w:tcW w:type="dxa" w:w="5112"/>
+          </w:tcPr>
+          <w:p>
+            <w:r>
+              <w:t>This week’s input and deciding step</w:t>
+            </w:r>
+          </w:p>
+        </w:tc>
+        <w:tc>
+          <w:tcPr>
+            <w:tcW w:type="dxa" w:w="5112"/>
+          </w:tcPr>
+          <w:p>
+            <w:r/>
+          </w:p>
+        </w:tc>
+      </w:tr>
+      <w:tr>
+        <w:tc>
+          <w:tcPr>
+            <w:tcW w:type="dxa" w:w="5112"/>
+          </w:tcPr>
+          <w:p>
+            <w:r>
+              <w:t>Prediction and actual result (or labelled paper trace)</w:t>
+            </w:r>
+          </w:p>
+        </w:tc>
+        <w:tc>
+          <w:tcPr>
+            <w:tcW w:type="dxa" w:w="5112"/>
+          </w:tcPr>
+          <w:p>
+            <w:r/>
+          </w:p>
+        </w:tc>
+      </w:tr>
+      <w:tr>
+        <w:tc>
+          <w:tcPr>
+            <w:tcW w:type="dxa" w:w="5112"/>
+          </w:tcPr>
+          <w:p>
+            <w:r>
+              <w:t>One change since the previous checkpoint and why</w:t>
+            </w:r>
+          </w:p>
+        </w:tc>
+        <w:tc>
+          <w:tcPr>
+            <w:tcW w:type="dxa" w:w="5112"/>
+          </w:tcPr>
+          <w:p>
+            <w:r/>
+          </w:p>
+        </w:tc>
+      </w:tr>
+      <w:tr>
+        <w:tc>
+          <w:tcPr>
+            <w:tcW w:type="dxa" w:w="5112"/>
+          </w:tcPr>
+          <w:p>
+            <w:r>
+              <w:t>One error or limit and the next test</w:t>
+            </w:r>
+          </w:p>
+        </w:tc>
+        <w:tc>
+          <w:tcPr>
+            <w:tcW w:type="dxa" w:w="5112"/>
+          </w:tcPr>
+          <w:p>
+            <w:r/>
+          </w:p>
+        </w:tc>
+      </w:tr>
+    </w:tbl>
+    <w:p>
+      <w:pPr>
+        <w:pStyle w:val="Heading3"/>
+      </w:pPr>
+      <w:r>
+        <w:t>Explain what this week adds to your project. Reuse last week’s record rather than starting again.</w:t>
+      </w:r>
+    </w:p>
+    <w:p>
+      <w:r>
+        <w:t>________________________________________________________________</w:t>
+      </w:r>
+    </w:p>
+    <w:p>
+      <w:r>
+        <w:t>________________________________________________________________</w:t>
+      </w:r>
+    </w:p>
+    <w:p>
+      <w:r>
+        <w:t>________________________________________________________________</w:t>
+      </w:r>
+    </w:p>
+    <w:p>
+      <w:r>
+        <w:t>________________________________________________________________</w:t>
+      </w:r>
+    </w:p>
+    <w:p>
+      <w:r>
+        <w:t>________________________________________________________________</w:t>
+      </w:r>
+    </w:p>
     <w:sectPr>
       <w:pgSz w:w="12240" w:h="15840"/>
       <w:pgMar w:top="936" w:right="1008" w:bottom="936" w:left="1008" w:header="720" w:footer="720" w:gutter="0"/>

--- a/downloads/workbook/ai-7-week-36.docx
+++ b/downloads/workbook/ai-7-week-36.docx
@@ -1169,6 +1169,235 @@
         <w:t>________________________________________________________________</w:t>
       </w:r>
     </w:p>
+    <w:p>
+      <w:pPr>
+        <w:pStyle w:val="Heading1"/>
+      </w:pPr>
+      <w:r>
+        <w:t>14. Supported practice and learning evidence</w:t>
+      </w:r>
+    </w:p>
+    <w:p>
+      <w:r>
+        <w:t>Use this supported practice once, in the browser or on paper. Keep the reserved independent assessment for a separate first attempt before teacher feedback.</w:t>
+      </w:r>
+    </w:p>
+    <w:p>
+      <w:r>
+        <w:t>Defend the next research question. A research defence identifies a observed weakness and a testable follow-up.</w:t>
+      </w:r>
+    </w:p>
+    <w:p>
+      <w:pPr>
+        <w:pStyle w:val="Heading3"/>
+      </w:pPr>
+      <w:r>
+        <w:t>Practice 1: explain the deciding evidence</w:t>
+      </w:r>
+    </w:p>
+    <w:p>
+      <w:r>
+        <w:t>Which labelled step matches this detail? Photograph the same held-out objects under both light conditions using one camera and fixed scoring.</w:t>
+      </w:r>
+    </w:p>
+    <w:p>
+      <w:r>
+        <w:t>1. Design follow-up</w:t>
+      </w:r>
+    </w:p>
+    <w:p>
+      <w:r>
+        <w:t>2. Limit the interpretation</w:t>
+      </w:r>
+    </w:p>
+    <w:p>
+      <w:r>
+        <w:t>3. State slice outcomes</w:t>
+      </w:r>
+    </w:p>
+    <w:p>
+      <w:pPr>
+        <w:pStyle w:val="Heading3"/>
+      </w:pPr>
+      <w:r>
+        <w:t>My selected conclusion, deciding fact and explanation</w:t>
+      </w:r>
+    </w:p>
+    <w:p>
+      <w:r>
+        <w:t>________________________________________________________________</w:t>
+      </w:r>
+    </w:p>
+    <w:p>
+      <w:r>
+        <w:t>________________________________________________________________</w:t>
+      </w:r>
+    </w:p>
+    <w:p>
+      <w:r>
+        <w:t>________________________________________________________________</w:t>
+      </w:r>
+    </w:p>
+    <w:p>
+      <w:r>
+        <w:t>________________________________________________________________</w:t>
+      </w:r>
+    </w:p>
+    <w:p>
+      <w:r>
+        <w:t>________________________________________________________________</w:t>
+      </w:r>
+    </w:p>
+    <w:p>
+      <w:r>
+        <w:t>Hint if needed: Read the steps in the pictorial case. Match the supplied detail to the stage that performs or records it.</w:t>
+      </w:r>
+    </w:p>
+    <w:p>
+      <w:r>
+        <w:t>After your attempt, compare with the supported explanation: Design follow-up Photograph the same held-out objects under both light conditions using one camera and fixed scoring. A defence should explain results, uncertainty and what would discriminate between explanations next. A controlled paired follow-up is more informative than simply collecting extra easy images.</w:t>
+      </w:r>
+    </w:p>
+    <w:p>
+      <w:pPr>
+        <w:pStyle w:val="Heading3"/>
+      </w:pPr>
+      <w:r>
+        <w:t>Practice 2: explain the deciding evidence</w:t>
+      </w:r>
+    </w:p>
+    <w:p>
+      <w:r>
+        <w:t>Changed-case practice: Change cameras as well as lighting in the follow-up. Which conclusion is supported by the supplied facts?</w:t>
+      </w:r>
+    </w:p>
+    <w:p>
+      <w:r>
+        <w:t>1. We can decide the result without examining the changed input or the procedure.</w:t>
+      </w:r>
+    </w:p>
+    <w:p>
+      <w:r>
+        <w:t>2. The design again entangles two conditions.</w:t>
+      </w:r>
+    </w:p>
+    <w:p>
+      <w:r>
+        <w:t>3. This one example guarantees correct results for every future input.</w:t>
+      </w:r>
+    </w:p>
+    <w:p>
+      <w:pPr>
+        <w:pStyle w:val="Heading3"/>
+      </w:pPr>
+      <w:r>
+        <w:t>My selected conclusion, deciding fact and explanation</w:t>
+      </w:r>
+    </w:p>
+    <w:p>
+      <w:r>
+        <w:t>________________________________________________________________</w:t>
+      </w:r>
+    </w:p>
+    <w:p>
+      <w:r>
+        <w:t>________________________________________________________________</w:t>
+      </w:r>
+    </w:p>
+    <w:p>
+      <w:r>
+        <w:t>________________________________________________________________</w:t>
+      </w:r>
+    </w:p>
+    <w:p>
+      <w:r>
+        <w:t>________________________________________________________________</w:t>
+      </w:r>
+    </w:p>
+    <w:p>
+      <w:r>
+        <w:t>________________________________________________________________</w:t>
+      </w:r>
+    </w:p>
+    <w:p>
+      <w:r>
+        <w:t>Hint if needed: Use the changed condition and the deciding step in the pictorial trace. The answer must say what follows from those facts.</w:t>
+      </w:r>
+    </w:p>
+    <w:p>
+      <w:r>
+        <w:t>After your attempt, compare with the supported explanation: The design again entangles two conditions. A camera difference provides another explanation for any performance gap.</w:t>
+      </w:r>
+    </w:p>
+    <w:p>
+      <w:pPr>
+        <w:pStyle w:val="Heading3"/>
+      </w:pPr>
+      <w:r>
+        <w:t>Repair a missing building block</w:t>
+      </w:r>
+    </w:p>
+    <w:p>
+      <w:r>
+        <w:t>Review Presentation and challenge session (ai-7/35). Goal: Explain the mechanism and terminology of presentation and challenge session. Short practice: Answer the camera-B challenge using only the twelve camera-A records. Why is one displayed camera-B success a demonstration rather than broad evidence of camera-B reliability?. Return to this week and explain what you changed.</w:t>
+      </w:r>
+    </w:p>
+    <w:p>
+      <w:r>
+        <w:t>Review Independent reproduction check (ai-7/33). Goal: Explain the mechanism and terminology of independent reproduction check. Short practice: Locate the Q3 scoring disagreement between 5/6 and 4/6. What should the teams inspect before choosing a score, and what limitation follows if the saved Q3 file is missing?. Return to this week and explain what you changed.</w:t>
+      </w:r>
+    </w:p>
+    <w:p>
+      <w:r>
+        <w:t>Review Writing the methods section (ai-7/30). Goal: Explain the mechanism and terminology of writing the methods section. Short practice: Apply the inclusive four-character rule to oak, pine and willow. Which label changes under greater-than-four, and what method detail allows another team to reproduce the distinction?. Return to this week and explain what you changed.</w:t>
+      </w:r>
+    </w:p>
+    <w:p>
+      <w:pPr>
+        <w:pStyle w:val="Heading3"/>
+      </w:pPr>
+      <w:r>
+        <w:t>Keep your completed work</w:t>
+      </w:r>
+    </w:p>
+    <w:p>
+      <w:r>
+        <w:t>Use Download completed work in the hosted lesson to export your answers, reflections, practice feedback and code-run evidence. Open the HTML copy to read or print it. Drafts stay in this browser when storage is available; clear drafts on a shared device.</w:t>
+      </w:r>
+    </w:p>
+    <w:p>
+      <w:pPr>
+        <w:pStyle w:val="Heading3"/>
+      </w:pPr>
+      <w:r>
+        <w:t>What I repaired, the evidence I kept and the next test</w:t>
+      </w:r>
+    </w:p>
+    <w:p>
+      <w:r>
+        <w:t>________________________________________________________________</w:t>
+      </w:r>
+    </w:p>
+    <w:p>
+      <w:r>
+        <w:t>________________________________________________________________</w:t>
+      </w:r>
+    </w:p>
+    <w:p>
+      <w:r>
+        <w:t>________________________________________________________________</w:t>
+      </w:r>
+    </w:p>
+    <w:p>
+      <w:r>
+        <w:t>________________________________________________________________</w:t>
+      </w:r>
+    </w:p>
+    <w:p>
+      <w:r>
+        <w:t>________________________________________________________________</w:t>
+      </w:r>
+    </w:p>
     <w:sectPr>
       <w:pgSz w:w="12240" w:h="15840"/>
       <w:pgMar w:top="936" w:right="1008" w:bottom="936" w:left="1008" w:header="720" w:footer="720" w:gutter="0"/>

--- a/downloads/workbook/ai-7-week-36.docx
+++ b/downloads/workbook/ai-7-week-36.docx
@@ -30,33 +30,45 @@
     </w:p>
     <w:p>
       <w:r>
-        <w:t>Try the recall before opening notes. Then use a different colour or a labelled second line to correct your explanation.</w:t>
+        <w:t>Record your starting explanation for Research defense and next questions before opening notes. Show any later correction separately.</w:t>
       </w:r>
     </w:p>
     <w:p>
       <w:pPr>
-        <w:pStyle w:val="Heading3"/>
-      </w:pPr>
-      <w:r>
-        <w:t>Presentation and challenge session</w:t>
+        <w:spacing w:line="336" w:lineRule="auto" w:after="180"/>
+      </w:pPr>
+      <w:r>
+        <w:rPr>
+          <w:b w:val="0"/>
+        </w:rPr>
+        <w:t>Try the recall before opening notes. Then use a different colour or a labelled second line to correct your explanation.</w:t>
       </w:r>
     </w:p>
     <w:p>
-      <w:r>
-        <w:t>Without opening the old lesson, explain one key idea from Presentation and challenge session. Give an example and a mistake that the idea helps you avoid.</w:t>
+      <w:pPr>
+        <w:pStyle w:val="Heading3"/>
+      </w:pPr>
+      <w:r>
+        <w:t>Presentation and challenge session</w:t>
       </w:r>
     </w:p>
     <w:p>
       <w:pPr>
-        <w:pStyle w:val="Heading3"/>
-      </w:pPr>
-      <w:r>
-        <w:t>My remembered idea, example and correction</w:t>
+        <w:spacing w:line="336" w:lineRule="auto" w:after="180"/>
+      </w:pPr>
+      <w:r>
+        <w:rPr>
+          <w:b w:val="0"/>
+        </w:rPr>
+        <w:t>Without opening the old lesson, explain one key idea from Presentation and challenge session. Give an example and a mistake that the idea helps you avoid.</w:t>
       </w:r>
     </w:p>
     <w:p>
-      <w:r>
-        <w:t>________________________________________________________________</w:t>
+      <w:pPr>
+        <w:pStyle w:val="Heading3"/>
+      </w:pPr>
+      <w:r>
+        <w:t>My remembered idea, example and correction</w:t>
       </w:r>
     </w:p>
     <w:p>
@@ -70,29 +82,35 @@
       </w:r>
     </w:p>
     <w:p>
-      <w:pPr>
-        <w:pStyle w:val="Heading3"/>
-      </w:pPr>
-      <w:r>
-        <w:t>Independent reproduction check</w:t>
+      <w:r>
+        <w:t>________________________________________________________________</w:t>
       </w:r>
     </w:p>
     <w:p>
-      <w:r>
-        <w:t>Without opening the old lesson, explain one key idea from Independent reproduction check. Give an example and a mistake that the idea helps you avoid.</w:t>
+      <w:pPr>
+        <w:pStyle w:val="Heading3"/>
+      </w:pPr>
+      <w:r>
+        <w:t>Independent reproduction check</w:t>
       </w:r>
     </w:p>
     <w:p>
       <w:pPr>
-        <w:pStyle w:val="Heading3"/>
-      </w:pPr>
-      <w:r>
-        <w:t>My remembered idea, example and correction</w:t>
+        <w:spacing w:line="336" w:lineRule="auto" w:after="180"/>
+      </w:pPr>
+      <w:r>
+        <w:rPr>
+          <w:b w:val="0"/>
+        </w:rPr>
+        <w:t>Without opening the old lesson, explain one key idea from Independent reproduction check. Give an example and a mistake that the idea helps you avoid.</w:t>
       </w:r>
     </w:p>
     <w:p>
-      <w:r>
-        <w:t>________________________________________________________________</w:t>
+      <w:pPr>
+        <w:pStyle w:val="Heading3"/>
+      </w:pPr>
+      <w:r>
+        <w:t>My remembered idea, example and correction</w:t>
       </w:r>
     </w:p>
     <w:p>
@@ -106,29 +124,35 @@
       </w:r>
     </w:p>
     <w:p>
-      <w:pPr>
-        <w:pStyle w:val="Heading3"/>
-      </w:pPr>
-      <w:r>
-        <w:t>Writing the methods section</w:t>
+      <w:r>
+        <w:t>________________________________________________________________</w:t>
       </w:r>
     </w:p>
     <w:p>
-      <w:r>
-        <w:t>Without opening the old lesson, explain one key idea from Writing the methods section. Give an example and a mistake that the idea helps you avoid.</w:t>
+      <w:pPr>
+        <w:pStyle w:val="Heading3"/>
+      </w:pPr>
+      <w:r>
+        <w:t>Writing the methods section</w:t>
       </w:r>
     </w:p>
     <w:p>
       <w:pPr>
-        <w:pStyle w:val="Heading3"/>
-      </w:pPr>
-      <w:r>
-        <w:t>My remembered idea, example and correction</w:t>
+        <w:spacing w:line="336" w:lineRule="auto" w:after="180"/>
+      </w:pPr>
+      <w:r>
+        <w:rPr>
+          <w:b w:val="0"/>
+        </w:rPr>
+        <w:t>Without opening the old lesson, explain one key idea from Writing the methods section. Give an example and a mistake that the idea helps you avoid.</w:t>
       </w:r>
     </w:p>
     <w:p>
-      <w:r>
-        <w:t>________________________________________________________________</w:t>
+      <w:pPr>
+        <w:pStyle w:val="Heading3"/>
+      </w:pPr>
+      <w:r>
+        <w:t>My remembered idea, example and correction</w:t>
       </w:r>
     </w:p>
     <w:p>
@@ -142,16 +166,56 @@
       </w:r>
     </w:p>
     <w:p>
-      <w:pPr>
-        <w:pStyle w:val="Heading1"/>
-      </w:pPr>
-      <w:r>
-        <w:t>02. Practise with fading help</w:t>
+      <w:r>
+        <w:t>________________________________________________________________</w:t>
       </w:r>
     </w:p>
     <w:p>
-      <w:r>
-        <w:t>Use W2: Trace the worked case for Research defense and next questions. Record the answer once; the lesson and workbook refer to the same attempt.</w:t>
+      <w:pPr>
+        <w:pStyle w:val="Heading1"/>
+      </w:pPr>
+      <w:r>
+        <w:t>02. Practise with fading help</w:t>
+      </w:r>
+    </w:p>
+    <w:p>
+      <w:r>
+        <w:t>Complete the supported Research defense and next questions trace and record the first step you can explain without help.</w:t>
+      </w:r>
+    </w:p>
+    <w:p>
+      <w:pPr>
+        <w:spacing w:line="336" w:lineRule="auto" w:after="180"/>
+      </w:pPr>
+      <w:r>
+        <w:rPr>
+          <w:b w:val="0"/>
+        </w:rPr>
+        <w:t xml:space="preserve">Use W2: Trace the worked case for </w:t>
+      </w:r>
+      <w:r>
+        <w:rPr>
+          <w:b/>
+        </w:rPr>
+        <w:t>Research defense</w:t>
+      </w:r>
+      <w:r>
+        <w:rPr>
+          <w:b w:val="0"/>
+        </w:rPr>
+        <w:t xml:space="preserve"> and </w:t>
+      </w:r>
+      <w:r>
+        <w:rPr>
+          <w:b/>
+        </w:rPr>
+        <w:t>next question</w:t>
+      </w:r>
+      <w:r>
+        <w:rPr>
+          <w:b w:val="0"/>
+        </w:rPr>
+        <w:t>s. Record the answer once; the lesson and workbook refer to the same attempt.</w:t>
       </w:r>
     </w:p>
     <w:tbl>
@@ -279,25 +343,61 @@
     </w:p>
     <w:p>
       <w:r>
-        <w:t>Use the worked case for Research defense and next questions. Proposed explanation: “The worked result establishes every future case”. Decide whether this explanation is supported. Point to the step or supplied fact that decides; explain your repair if needed.</w:t>
+        <w:t>Check the proposed Research defense and next questions explanation against the supplied facts before discussing it.</w:t>
       </w:r>
     </w:p>
     <w:p>
       <w:pPr>
-        <w:pStyle w:val="Heading3"/>
-      </w:pPr>
-      <w:r>
-        <w:t>My explanation before partner discussion</w:t>
+        <w:spacing w:line="336" w:lineRule="auto" w:after="180"/>
+      </w:pPr>
+      <w:r>
+        <w:rPr>
+          <w:b w:val="0"/>
+        </w:rPr>
+        <w:t xml:space="preserve">Use the worked case for </w:t>
+      </w:r>
+      <w:r>
+        <w:rPr>
+          <w:b/>
+        </w:rPr>
+        <w:t>Research defense</w:t>
+      </w:r>
+      <w:r>
+        <w:rPr>
+          <w:b w:val="0"/>
+        </w:rPr>
+        <w:t xml:space="preserve"> and </w:t>
+      </w:r>
+      <w:r>
+        <w:rPr>
+          <w:b/>
+        </w:rPr>
+        <w:t>next question</w:t>
+      </w:r>
+      <w:r>
+        <w:rPr>
+          <w:b w:val="0"/>
+        </w:rPr>
+        <w:t>s. Proposed explanation: “The worked result establishes every future case”. Decide whether this explanation is supported.</w:t>
       </w:r>
     </w:p>
     <w:p>
-      <w:r>
-        <w:t>________________________________________________________________</w:t>
+      <w:pPr>
+        <w:spacing w:line="336" w:lineRule="auto" w:after="180"/>
+      </w:pPr>
+      <w:r>
+        <w:rPr>
+          <w:b w:val="0"/>
+        </w:rPr>
+        <w:t>Point to the step or supplied fact that decides; explain your repair if needed.</w:t>
       </w:r>
     </w:p>
     <w:p>
-      <w:r>
-        <w:t>________________________________________________________________</w:t>
+      <w:pPr>
+        <w:pStyle w:val="Heading3"/>
+      </w:pPr>
+      <w:r>
+        <w:t>My explanation before partner discussion</w:t>
       </w:r>
     </w:p>
     <w:p>
@@ -311,47 +411,65 @@
       </w:r>
     </w:p>
     <w:p>
-      <w:pPr>
-        <w:pStyle w:val="Heading1"/>
-      </w:pPr>
-      <w:r>
-        <w:t>04. Independent transfer case</w:t>
+      <w:r>
+        <w:t>________________________________________________________________</w:t>
       </w:r>
     </w:p>
     <w:p>
-      <w:pPr>
-        <w:pStyle w:val="Heading3"/>
-      </w:pPr>
-      <w:r>
-        <w:t>Independent case: Apply a new case independently</w:t>
+      <w:r>
+        <w:t>________________________________________________________________</w:t>
       </w:r>
     </w:p>
     <w:p>
-      <w:r>
-        <w:t>Project candidate9/12, baseline10/12; reproduction matches. State result and a useful next question.</w:t>
+      <w:pPr>
+        <w:pStyle w:val="Heading1"/>
+      </w:pPr>
+      <w:r>
+        <w:t>04. Independent transfer case</w:t>
       </w:r>
     </w:p>
     <w:p>
-      <w:pPr>
-        <w:pStyle w:val="Heading3"/>
-      </w:pPr>
-      <w:r>
-        <w:t>My independent explanation, trace and limits</w:t>
+      <w:r>
+        <w:t>Write one first attempt at the reserved independent case before feedback. Repeated copies of that case refer to the same recorded attempt.</w:t>
       </w:r>
     </w:p>
     <w:p>
-      <w:r>
-        <w:t>________________________________________________________________</w:t>
+      <w:pPr>
+        <w:pStyle w:val="Heading3"/>
+      </w:pPr>
+      <w:r>
+        <w:t>Independent case: Apply a new case independently</w:t>
       </w:r>
     </w:p>
     <w:p>
-      <w:r>
-        <w:t>________________________________________________________________</w:t>
+      <w:pPr>
+        <w:spacing w:line="336" w:lineRule="auto" w:after="180"/>
+      </w:pPr>
+      <w:r>
+        <w:rPr>
+          <w:b w:val="0"/>
+        </w:rPr>
+        <w:t xml:space="preserve">Project candidate9/12, baseline10/12; reproduction matches. State result and a useful </w:t>
+      </w:r>
+      <w:r>
+        <w:rPr>
+          <w:b/>
+        </w:rPr>
+        <w:t>next question</w:t>
+      </w:r>
+      <w:r>
+        <w:rPr>
+          <w:b w:val="0"/>
+        </w:rPr>
+        <w:t>.</w:t>
       </w:r>
     </w:p>
     <w:p>
-      <w:r>
-        <w:t>________________________________________________________________</w:t>
+      <w:pPr>
+        <w:pStyle w:val="Heading3"/>
+      </w:pPr>
+      <w:r>
+        <w:t>My independent explanation, trace and limits</w:t>
       </w:r>
     </w:p>
     <w:p>
@@ -376,48 +494,96 @@
     </w:p>
     <w:p>
       <w:r>
-        <w:t>Attempt this case before feedback. Record any help. Earlier examples below are further practice; a case already practised with feedback cannot establish fresh transfer.</w:t>
+        <w:t>________________________________________________________________</w:t>
       </w:r>
     </w:p>
     <w:p>
-      <w:pPr>
-        <w:pStyle w:val="Heading1"/>
-      </w:pPr>
-      <w:r>
-        <w:t>05. W1 Explain the mechanism</w:t>
+      <w:r>
+        <w:t>________________________________________________________________</w:t>
       </w:r>
     </w:p>
     <w:p>
       <w:r>
-        <w:t>Explain the weekly mechanism in your own words. Use the worked scenario to name its input, decision rule and output.</w:t>
+        <w:t>________________________________________________________________</w:t>
       </w:r>
     </w:p>
     <w:p>
       <w:pPr>
-        <w:pStyle w:val="Heading3"/>
-      </w:pPr>
-      <w:r>
-        <w:t>My reasoning and evidence</w:t>
+        <w:spacing w:line="336" w:lineRule="auto" w:after="180"/>
+      </w:pPr>
+      <w:r>
+        <w:rPr>
+          <w:b w:val="0"/>
+        </w:rPr>
+        <w:t>Attempt this case before feedback. Record any help. Earlier examples below are further practice; a case already practised with feedback cannot establish fresh transfer.</w:t>
       </w:r>
     </w:p>
     <w:p>
-      <w:r>
-        <w:t>________________________________________________________________</w:t>
+      <w:pPr>
+        <w:pStyle w:val="Heading1"/>
+      </w:pPr>
+      <w:r>
+        <w:t>05. W1 Explain the mechanism</w:t>
       </w:r>
     </w:p>
     <w:p>
       <w:r>
-        <w:t>________________________________________________________________</w:t>
+        <w:t>Explain the mechanism. Apply the supplied Research defense and next questions facts and keep your reasoning.</w:t>
       </w:r>
     </w:p>
     <w:p>
-      <w:r>
-        <w:t>________________________________________________________________</w:t>
+      <w:pPr>
+        <w:spacing w:line="336" w:lineRule="auto" w:after="180"/>
+      </w:pPr>
+      <w:r>
+        <w:rPr>
+          <w:b w:val="0"/>
+        </w:rPr>
+        <w:t xml:space="preserve">Explain the weekly </w:t>
+      </w:r>
+      <w:r>
+        <w:rPr>
+          <w:b/>
+        </w:rPr>
+        <w:t>mechanism</w:t>
+      </w:r>
+      <w:r>
+        <w:rPr>
+          <w:b w:val="0"/>
+        </w:rPr>
+        <w:t xml:space="preserve"> in your own words. Use the worked scenario to name its </w:t>
+      </w:r>
+      <w:r>
+        <w:rPr>
+          <w:b/>
+        </w:rPr>
+        <w:t>input</w:t>
+      </w:r>
+      <w:r>
+        <w:rPr>
+          <w:b w:val="0"/>
+        </w:rPr>
+        <w:t xml:space="preserve">, decision rule and </w:t>
+      </w:r>
+      <w:r>
+        <w:rPr>
+          <w:b/>
+        </w:rPr>
+        <w:t>output</w:t>
+      </w:r>
+      <w:r>
+        <w:rPr>
+          <w:b w:val="0"/>
+        </w:rPr>
+        <w:t>.</w:t>
       </w:r>
     </w:p>
     <w:p>
-      <w:r>
-        <w:t>________________________________________________________________</w:t>
+      <w:pPr>
+        <w:pStyle w:val="Heading3"/>
+      </w:pPr>
+      <w:r>
+        <w:t>My reasoning and evidence</w:t>
       </w:r>
     </w:p>
     <w:p>
@@ -431,24 +597,18 @@
       </w:r>
     </w:p>
     <w:p>
-      <w:pPr>
-        <w:pStyle w:val="Heading1"/>
-      </w:pPr>
-      <w:r>
-        <w:t>06. W2 Trace the worked case</w:t>
+      <w:r>
+        <w:t>________________________________________________________________</w:t>
       </w:r>
     </w:p>
     <w:p>
       <w:r>
-        <w:t>Study shows candidate12/16 versus baseline11/16; replay matches; no fresh population sample or user study. Show the intermediate steps and give the conclusion with its scope.</w:t>
+        <w:t>________________________________________________________________</w:t>
       </w:r>
     </w:p>
     <w:p>
-      <w:pPr>
-        <w:pStyle w:val="Heading3"/>
-      </w:pPr>
-      <w:r>
-        <w:t>My reasoning and evidence</w:t>
+      <w:r>
+        <w:t>________________________________________________________________</w:t>
       </w:r>
     </w:p>
     <w:p>
@@ -457,23 +617,35 @@
       </w:r>
     </w:p>
     <w:p>
-      <w:r>
-        <w:t>________________________________________________________________</w:t>
+      <w:pPr>
+        <w:pStyle w:val="Heading1"/>
+      </w:pPr>
+      <w:r>
+        <w:t>06. W2 Trace the worked case</w:t>
       </w:r>
     </w:p>
     <w:p>
       <w:r>
-        <w:t>________________________________________________________________</w:t>
+        <w:t>Trace the worked case. Apply the supplied Research defense and next questions facts and keep your reasoning.</w:t>
       </w:r>
     </w:p>
     <w:p>
-      <w:r>
-        <w:t>________________________________________________________________</w:t>
+      <w:pPr>
+        <w:spacing w:line="336" w:lineRule="auto" w:after="180"/>
+      </w:pPr>
+      <w:r>
+        <w:rPr>
+          <w:b w:val="0"/>
+        </w:rPr>
+        <w:t>Study shows candidate12/16 versus baseline11/16; replay matches; no fresh population sample or user study. Show the intermediate steps and give the conclusion with its scope.</w:t>
       </w:r>
     </w:p>
     <w:p>
-      <w:r>
-        <w:t>________________________________________________________________</w:t>
+      <w:pPr>
+        <w:pStyle w:val="Heading3"/>
+      </w:pPr>
+      <w:r>
+        <w:t>My reasoning and evidence</w:t>
       </w:r>
     </w:p>
     <w:p>
@@ -487,24 +659,18 @@
       </w:r>
     </w:p>
     <w:p>
-      <w:pPr>
-        <w:pStyle w:val="Heading1"/>
-      </w:pPr>
-      <w:r>
-        <w:t>07. W3 Audit the limit</w:t>
+      <w:r>
+        <w:t>________________________________________________________________</w:t>
       </w:r>
     </w:p>
     <w:p>
       <w:r>
-        <w:t>A report omits this qualification: The next question follows evidence gaps; it must not be presented as an answer already obtained. Explain how omitting it could change a reader's interpretation, and write an accurate replacement.</w:t>
+        <w:t>________________________________________________________________</w:t>
       </w:r>
     </w:p>
     <w:p>
-      <w:pPr>
-        <w:pStyle w:val="Heading3"/>
-      </w:pPr>
-      <w:r>
-        <w:t>My reasoning and evidence</w:t>
+      <w:r>
+        <w:t>________________________________________________________________</w:t>
       </w:r>
     </w:p>
     <w:p>
@@ -518,44 +684,80 @@
       </w:r>
     </w:p>
     <w:p>
-      <w:r>
-        <w:t>________________________________________________________________</w:t>
+      <w:pPr>
+        <w:pStyle w:val="Heading1"/>
+      </w:pPr>
+      <w:r>
+        <w:t>07. W3 Audit the limit</w:t>
       </w:r>
     </w:p>
     <w:p>
       <w:r>
-        <w:t>________________________________________________________________</w:t>
+        <w:t>Audit the limit. Apply the supplied Research defense and next questions facts and keep your reasoning.</w:t>
       </w:r>
     </w:p>
     <w:p>
-      <w:r>
-        <w:t>________________________________________________________________</w:t>
+      <w:pPr>
+        <w:spacing w:line="336" w:lineRule="auto" w:after="180"/>
+      </w:pPr>
+      <w:r>
+        <w:rPr>
+          <w:b w:val="0"/>
+        </w:rPr>
+        <w:t xml:space="preserve">A report omits this qualification: The </w:t>
+      </w:r>
+      <w:r>
+        <w:rPr>
+          <w:b/>
+        </w:rPr>
+        <w:t>next question</w:t>
+      </w:r>
+      <w:r>
+        <w:rPr>
+          <w:b w:val="0"/>
+        </w:rPr>
+        <w:t xml:space="preserve"> follows </w:t>
+      </w:r>
+      <w:r>
+        <w:rPr>
+          <w:b/>
+        </w:rPr>
+        <w:t>evidence</w:t>
+      </w:r>
+      <w:r>
+        <w:rPr>
+          <w:b w:val="0"/>
+        </w:rPr>
+        <w:t xml:space="preserve"> gaps; it must not be presented as an answer already obtained.</w:t>
       </w:r>
     </w:p>
     <w:p>
-      <w:r>
-        <w:t>________________________________________________________________</w:t>
+      <w:pPr>
+        <w:spacing w:line="336" w:lineRule="auto" w:after="180"/>
+      </w:pPr>
+      <w:r>
+        <w:rPr>
+          <w:b w:val="0"/>
+        </w:rPr>
+        <w:t>Explain how omitting it could change a reader's interpretation, and write an accurate replacement.</w:t>
       </w:r>
     </w:p>
     <w:p>
       <w:pPr>
-        <w:pStyle w:val="Heading1"/>
-      </w:pPr>
-      <w:r>
-        <w:t>08. W4 Apply a new case independently</w:t>
+        <w:pStyle w:val="Heading3"/>
+      </w:pPr>
+      <w:r>
+        <w:t>My reasoning and evidence</w:t>
       </w:r>
     </w:p>
     <w:p>
       <w:r>
-        <w:t>Project candidate9/12, baseline10/12; reproduction matches. State result and a useful next question.</w:t>
+        <w:t>________________________________________________________________</w:t>
       </w:r>
     </w:p>
     <w:p>
-      <w:pPr>
-        <w:pStyle w:val="Heading3"/>
-      </w:pPr>
-      <w:r>
-        <w:t>My reasoning and evidence</w:t>
+      <w:r>
+        <w:t>________________________________________________________________</w:t>
       </w:r>
     </w:p>
     <w:p>
@@ -579,44 +781,62 @@
       </w:r>
     </w:p>
     <w:p>
-      <w:r>
-        <w:t>________________________________________________________________</w:t>
+      <w:pPr>
+        <w:pStyle w:val="Heading1"/>
+      </w:pPr>
+      <w:r>
+        <w:t>08. W4 Apply a new case independently</w:t>
       </w:r>
     </w:p>
     <w:p>
       <w:r>
-        <w:t>________________________________________________________________</w:t>
+        <w:t>Attempt before feedback. If this repeats the selected independent case, reuse that first attempt; otherwise keep a separate record. Apply a new case independently. Apply the supplied Research defense and next questions facts and keep your reasoning.</w:t>
       </w:r>
     </w:p>
     <w:p>
-      <w:r>
-        <w:t>________________________________________________________________</w:t>
+      <w:pPr>
+        <w:spacing w:line="336" w:lineRule="auto" w:after="180"/>
+      </w:pPr>
+      <w:r>
+        <w:rPr>
+          <w:b w:val="0"/>
+        </w:rPr>
+        <w:t xml:space="preserve">Project candidate9/12, baseline10/12; reproduction matches. State result and a useful </w:t>
+      </w:r>
+      <w:r>
+        <w:rPr>
+          <w:b/>
+        </w:rPr>
+        <w:t>next question</w:t>
+      </w:r>
+      <w:r>
+        <w:rPr>
+          <w:b w:val="0"/>
+        </w:rPr>
+        <w:t>.</w:t>
       </w:r>
     </w:p>
     <w:p>
-      <w:r>
-        <w:t>________________________________________________________________</w:t>
+      <w:pPr>
+        <w:pStyle w:val="Heading3"/>
+      </w:pPr>
+      <w:r>
+        <w:t>My reasoning and evidence</w:t>
       </w:r>
     </w:p>
     <w:p>
-      <w:pPr>
-        <w:pStyle w:val="Heading1"/>
-      </w:pPr>
-      <w:r>
-        <w:t>09. W5 Design a revealing follow-up</w:t>
+      <w:r>
+        <w:t>________________________________________________________________</w:t>
       </w:r>
     </w:p>
     <w:p>
       <w:r>
-        <w:t>For the worked scenario, propose one additional case that could reveal a failure, describe its expected outcome before running it, and explain what would need to remain fixed for a fair comparison. Do not reuse W4 as a new final test after receiving feedback.</w:t>
+        <w:t>________________________________________________________________</w:t>
       </w:r>
     </w:p>
     <w:p>
-      <w:pPr>
-        <w:pStyle w:val="Heading3"/>
-      </w:pPr>
-      <w:r>
-        <w:t>My reasoning and evidence</w:t>
+      <w:r>
+        <w:t>________________________________________________________________</w:t>
       </w:r>
     </w:p>
     <w:p>
@@ -645,26 +865,38 @@
       </w:r>
     </w:p>
     <w:p>
-      <w:r>
-        <w:t>________________________________________________________________</w:t>
+      <w:pPr>
+        <w:pStyle w:val="Heading1"/>
+      </w:pPr>
+      <w:r>
+        <w:t>09. W5 Design a revealing follow-up</w:t>
       </w:r>
     </w:p>
     <w:p>
       <w:r>
-        <w:t>________________________________________________________________</w:t>
+        <w:t>Design a revealing follow-up. Apply the supplied Research defense and next questions facts and keep your reasoning.</w:t>
       </w:r>
     </w:p>
     <w:p>
       <w:pPr>
-        <w:pStyle w:val="Heading1"/>
-      </w:pPr>
-      <w:r>
-        <w:t>10. Project checkpoint and reflection</w:t>
+        <w:spacing w:line="336" w:lineRule="auto" w:after="180"/>
+      </w:pPr>
+      <w:r>
+        <w:rPr>
+          <w:b w:val="0"/>
+        </w:rPr>
+        <w:t>For the worked scenario, propose one additional case that could reveal a failure, describe its expected outcome before running it, and explain what would need to remain fixed for a fair comparison.</w:t>
       </w:r>
     </w:p>
     <w:p>
-      <w:r>
-        <w:t>For Reproducible AI Research Study, use this week’s independent task as a rehearsal for the final evidence pack: Project candidate9/12, baseline10/12; reproduction matches. State result and a useful next question. Keep actual observations separate from expected results, preserve failures, compare a baseline and explain the limits.</w:t>
+      <w:pPr>
+        <w:spacing w:line="336" w:lineRule="auto" w:after="180"/>
+      </w:pPr>
+      <w:r>
+        <w:rPr>
+          <w:b w:val="0"/>
+        </w:rPr>
+        <w:t>Do not reuse W4 as a new final test after receiving feedback.</w:t>
       </w:r>
     </w:p>
     <w:p>
@@ -672,7 +904,7 @@
         <w:pStyle w:val="Heading3"/>
       </w:pPr>
       <w:r>
-        <w:t>My project change, supporting evidence and remaining limit</w:t>
+        <w:t>My reasoning and evidence</w:t>
       </w:r>
     </w:p>
     <w:p>
@@ -706,11 +938,130 @@
       </w:r>
     </w:p>
     <w:p>
+      <w:r>
+        <w:t>________________________________________________________________</w:t>
+      </w:r>
+    </w:p>
+    <w:p>
       <w:pPr>
         <w:pStyle w:val="Heading1"/>
       </w:pPr>
       <w:r>
+        <w:t>10. Project checkpoint and reflection</w:t>
+      </w:r>
+    </w:p>
+    <w:p>
+      <w:r>
+        <w:t>Connect Research defense and next questions to Reproducible AI Research Study, identify a limit and choose the next useful test.</w:t>
+      </w:r>
+    </w:p>
+    <w:p>
+      <w:pPr>
+        <w:spacing w:line="336" w:lineRule="auto" w:after="180"/>
+      </w:pPr>
+      <w:r>
+        <w:rPr>
+          <w:b w:val="0"/>
+        </w:rPr>
+        <w:t xml:space="preserve">For Reproducible AI Research Study, use this week’s independent task as a rehearsal for the final </w:t>
+      </w:r>
+      <w:r>
+        <w:rPr>
+          <w:b/>
+        </w:rPr>
+        <w:t>evidence</w:t>
+      </w:r>
+      <w:r>
+        <w:rPr>
+          <w:b w:val="0"/>
+        </w:rPr>
+        <w:t xml:space="preserve"> pack: Project candidate9/12, baseline10/12; reproduction matches. State result and a useful </w:t>
+      </w:r>
+      <w:r>
+        <w:rPr>
+          <w:b/>
+        </w:rPr>
+        <w:t>next question</w:t>
+      </w:r>
+      <w:r>
+        <w:rPr>
+          <w:b w:val="0"/>
+        </w:rPr>
+        <w:t>.</w:t>
+      </w:r>
+    </w:p>
+    <w:p>
+      <w:pPr>
+        <w:spacing w:line="336" w:lineRule="auto" w:after="180"/>
+      </w:pPr>
+      <w:r>
+        <w:rPr>
+          <w:b w:val="0"/>
+        </w:rPr>
+        <w:t xml:space="preserve">Keep actual </w:t>
+      </w:r>
+      <w:r>
+        <w:rPr>
+          <w:b/>
+        </w:rPr>
+        <w:t>observation</w:t>
+      </w:r>
+      <w:r>
+        <w:rPr>
+          <w:b w:val="0"/>
+        </w:rPr>
+        <w:t>s separate from expected results, preserve failures, compare a baseline and explain the limits.</w:t>
+      </w:r>
+    </w:p>
+    <w:p>
+      <w:pPr>
+        <w:pStyle w:val="Heading3"/>
+      </w:pPr>
+      <w:r>
+        <w:t>My project change, supporting evidence and remaining limit</w:t>
+      </w:r>
+    </w:p>
+    <w:p>
+      <w:r>
+        <w:t>________________________________________________________________</w:t>
+      </w:r>
+    </w:p>
+    <w:p>
+      <w:r>
+        <w:t>________________________________________________________________</w:t>
+      </w:r>
+    </w:p>
+    <w:p>
+      <w:r>
+        <w:t>________________________________________________________________</w:t>
+      </w:r>
+    </w:p>
+    <w:p>
+      <w:r>
+        <w:t>________________________________________________________________</w:t>
+      </w:r>
+    </w:p>
+    <w:p>
+      <w:r>
+        <w:t>________________________________________________________________</w:t>
+      </w:r>
+    </w:p>
+    <w:p>
+      <w:r>
+        <w:t>________________________________________________________________</w:t>
+      </w:r>
+    </w:p>
+    <w:p>
+      <w:pPr>
+        <w:pStyle w:val="Heading1"/>
+      </w:pPr>
+      <w:r>
         <w:t>11. Feedback, return check and learning record</w:t>
+      </w:r>
+    </w:p>
+    <w:p>
+      <w:r>
+        <w:t>Record the first repaired step and a different case to revisit after a delay.</w:t>
       </w:r>
     </w:p>
     <w:tbl>
@@ -850,7 +1201,13 @@
       </w:tr>
     </w:tbl>
     <w:p>
-      <w:r>
+      <w:pPr>
+        <w:spacing w:line="336" w:lineRule="auto" w:after="180"/>
+      </w:pPr>
+      <w:r>
+        <w:rPr>
+          <w:b w:val="0"/>
+        </w:rPr>
         <w:t>Revisit this idea with your teacher after a delay. Familiarity is different from explaining and using it on a changed case.</w:t>
       </w:r>
     </w:p>
@@ -864,11 +1221,28 @@
     </w:p>
     <w:p>
       <w:r>
-        <w:t>Defend the next research question. A research defence identifies a observed weakness and a testable follow-up.</w:t>
+        <w:t>Defend the next research question. A research defence identifies a observed weakness and a testable follow-up. Explain the labelled step before checking the changed condition.</w:t>
       </w:r>
     </w:p>
     <w:p>
-      <w:r>
+      <w:pPr>
+        <w:spacing w:line="336" w:lineRule="auto" w:after="180"/>
+      </w:pPr>
+      <w:r>
+        <w:rPr>
+          <w:b w:val="0"/>
+        </w:rPr>
+        <w:t>Defend the next research question. A research defence identifies a observed weakness and a testable follow-up.</w:t>
+      </w:r>
+    </w:p>
+    <w:p>
+      <w:pPr>
+        <w:spacing w:line="336" w:lineRule="auto" w:after="180"/>
+      </w:pPr>
+      <w:r>
+        <w:rPr>
+          <w:b w:val="0"/>
+        </w:rPr>
         <w:t>A frozen model is correct on 8/10 clear images and 4/10 shaded images. Source objects are grouped within each condition.</w:t>
       </w:r>
     </w:p>
@@ -945,7 +1319,14 @@
       </w:r>
     </w:p>
     <w:p>
-      <w:r>
+      <w:pPr>
+        <w:spacing w:line="336" w:lineRule="auto" w:after="180"/>
+        <w:shd w:fill="F5F1FB"/>
+      </w:pPr>
+      <w:r>
+        <w:rPr>
+          <w:b w:val="0"/>
+        </w:rPr>
         <w:t>Compute the clear and shaded rates and identify alternative explanations. How does the same-object, one-camera follow-up help, and why does changing cameras again reintroduce confounding?</w:t>
       </w:r>
     </w:p>
@@ -988,35 +1369,114 @@
       </w:r>
     </w:p>
     <w:p>
-      <w:r>
-        <w:t>Support used: alone / hint / worked example. This record is practice evidence.</w:t>
+      <w:pPr>
+        <w:pStyle w:val="Heading3"/>
+      </w:pPr>
+      <w:r>
+        <w:t>Record the help used</w:t>
       </w:r>
     </w:p>
     <w:p>
-      <w:r>
-        <w:t>Project connection: For the Reproducible AI Research Study, retain an annotated worked trace and the changed-case reasoning. Connect the claim to its records, units and assumptions so another investigator can challenge or reproduce it.</w:t>
+      <w:pPr>
+        <w:spacing w:line="336" w:lineRule="auto" w:after="180"/>
+        <w:shd w:fill="F1F6F8"/>
+      </w:pPr>
+      <w:r>
+        <w:rPr>
+          <w:b w:val="0"/>
+        </w:rPr>
+        <w:t xml:space="preserve">Support used: alone / hint / worked example. This record is practice </w:t>
+      </w:r>
+      <w:r>
+        <w:rPr>
+          <w:b/>
+        </w:rPr>
+        <w:t>evidence</w:t>
+      </w:r>
+      <w:r>
+        <w:rPr>
+          <w:b w:val="0"/>
+        </w:rPr>
+        <w:t>.</w:t>
       </w:r>
     </w:p>
     <w:p>
       <w:pPr>
-        <w:pStyle w:val="Heading1"/>
-      </w:pPr>
-      <w:r>
-        <w:t>13. Project portfolio milestone</w:t>
+        <w:spacing w:line="336" w:lineRule="auto" w:after="180"/>
+      </w:pPr>
+      <w:r>
+        <w:rPr>
+          <w:b w:val="0"/>
+        </w:rPr>
+        <w:t>Project connection: For the Reproducible AI Research Study, retain an annotated worked trace and the changed-case reasoning.</w:t>
       </w:r>
     </w:p>
     <w:p>
-      <w:r>
-        <w:t>Project: Reproducible AI Research Study</w:t>
+      <w:pPr>
+        <w:spacing w:line="336" w:lineRule="auto" w:after="180"/>
+      </w:pPr>
+      <w:r>
+        <w:rPr>
+          <w:b w:val="0"/>
+        </w:rPr>
+        <w:t>Connect the claim to its records, units and assumptions so another investigator can challenge or reproduce it.</w:t>
       </w:r>
     </w:p>
     <w:p>
-      <w:r>
-        <w:t>Current milestone: Present and defend. Demonstrate the system, explain one failure and justify the next improvement with evidence.</w:t>
+      <w:pPr>
+        <w:pStyle w:val="Heading1"/>
+      </w:pPr>
+      <w:r>
+        <w:t>13. Project portfolio milestone</w:t>
       </w:r>
     </w:p>
     <w:p>
       <w:r>
+        <w:t>Keep this week’s input, deciding step, result and limit together in the Reproducible AI Research Study record.</w:t>
+      </w:r>
+    </w:p>
+    <w:p>
+      <w:pPr>
+        <w:spacing w:line="336" w:lineRule="auto" w:after="180"/>
+      </w:pPr>
+      <w:r>
+        <w:rPr>
+          <w:b w:val="0"/>
+        </w:rPr>
+        <w:t>Project: Reproducible AI Research Study</w:t>
+      </w:r>
+    </w:p>
+    <w:p>
+      <w:pPr>
+        <w:spacing w:line="336" w:lineRule="auto" w:after="180"/>
+      </w:pPr>
+      <w:r>
+        <w:rPr>
+          <w:b w:val="0"/>
+        </w:rPr>
+        <w:t xml:space="preserve">Current milestone: Present and defend. Demonstrate the system, explain one failure and justify the next improvement with </w:t>
+      </w:r>
+      <w:r>
+        <w:rPr>
+          <w:b/>
+        </w:rPr>
+        <w:t>evidence</w:t>
+      </w:r>
+      <w:r>
+        <w:rPr>
+          <w:b w:val="0"/>
+        </w:rPr>
+        <w:t>.</w:t>
+      </w:r>
+    </w:p>
+    <w:p>
+      <w:pPr>
+        <w:spacing w:line="336" w:lineRule="auto" w:after="180"/>
+      </w:pPr>
+      <w:r>
+        <w:rPr>
+          <w:b w:val="0"/>
+        </w:rPr>
         <w:t>For the Reproducible AI Research Study, retain an annotated worked trace and the changed-case reasoning. Connect the claim to its records, units and assumptions so another investigator can challenge or reproduce it.</w:t>
       </w:r>
     </w:p>
@@ -1179,53 +1639,92 @@
     </w:p>
     <w:p>
       <w:r>
-        <w:t>Use this supported practice once, in the browser or on paper. Keep the reserved independent assessment for a separate first attempt before teacher feedback.</w:t>
+        <w:t>Try the supported questions before comparing with hints and feedback. Record what you repaired and the evidence you retained.</w:t>
       </w:r>
     </w:p>
     <w:p>
-      <w:r>
-        <w:t>Defend the next research question. A research defence identifies a observed weakness and a testable follow-up.</w:t>
+      <w:pPr>
+        <w:spacing w:line="336" w:lineRule="auto" w:after="180"/>
+      </w:pPr>
+      <w:r>
+        <w:rPr>
+          <w:b w:val="0"/>
+        </w:rPr>
+        <w:t>Use this supported practice once, in the browser or on paper. Keep the reserved independent assessment for a separate first attempt before teacher feedback.</w:t>
       </w:r>
     </w:p>
     <w:p>
       <w:pPr>
-        <w:pStyle w:val="Heading3"/>
-      </w:pPr>
-      <w:r>
-        <w:t>Practice 1: explain the deciding evidence</w:t>
+        <w:spacing w:line="336" w:lineRule="auto" w:after="180"/>
+      </w:pPr>
+      <w:r>
+        <w:rPr>
+          <w:b w:val="0"/>
+        </w:rPr>
+        <w:t>Defend the next research question. A research defence identifies a observed weakness and a testable follow-up.</w:t>
       </w:r>
     </w:p>
     <w:p>
-      <w:r>
-        <w:t>Which labelled step matches this detail? Photograph the same held-out objects under both light conditions using one camera and fixed scoring.</w:t>
+      <w:pPr>
+        <w:pStyle w:val="Heading3"/>
+      </w:pPr>
+      <w:r>
+        <w:t>Practice 1: explain the deciding evidence</w:t>
       </w:r>
     </w:p>
     <w:p>
-      <w:r>
-        <w:t>1. Design follow-up</w:t>
+      <w:pPr>
+        <w:spacing w:line="336" w:lineRule="auto" w:after="180"/>
+      </w:pPr>
+      <w:r>
+        <w:rPr>
+          <w:b w:val="0"/>
+        </w:rPr>
+        <w:t>Which labelled step matches this detail? Photograph the same held-out objects under both light conditions using one camera and fixed scoring.</w:t>
       </w:r>
     </w:p>
     <w:p>
-      <w:r>
-        <w:t>2. Limit the interpretation</w:t>
+      <w:pPr>
+        <w:spacing w:line="336" w:lineRule="auto" w:after="180"/>
+        <w:shd w:fill="F4F9FC"/>
+      </w:pPr>
+      <w:r>
+        <w:rPr>
+          <w:b w:val="0"/>
+        </w:rPr>
+        <w:t>1. Design follow-up</w:t>
       </w:r>
     </w:p>
     <w:p>
-      <w:r>
-        <w:t>3. State slice outcomes</w:t>
+      <w:pPr>
+        <w:spacing w:line="336" w:lineRule="auto" w:after="180"/>
+        <w:shd w:fill="F4F9FC"/>
+      </w:pPr>
+      <w:r>
+        <w:rPr>
+          <w:b w:val="0"/>
+        </w:rPr>
+        <w:t>2. Limit the interpretation</w:t>
       </w:r>
     </w:p>
     <w:p>
       <w:pPr>
-        <w:pStyle w:val="Heading3"/>
-      </w:pPr>
-      <w:r>
-        <w:t>My selected conclusion, deciding fact and explanation</w:t>
+        <w:spacing w:line="336" w:lineRule="auto" w:after="180"/>
+        <w:shd w:fill="F4F9FC"/>
+      </w:pPr>
+      <w:r>
+        <w:rPr>
+          <w:b w:val="0"/>
+        </w:rPr>
+        <w:t>3. State slice outcomes</w:t>
       </w:r>
     </w:p>
     <w:p>
-      <w:r>
-        <w:t>________________________________________________________________</w:t>
+      <w:pPr>
+        <w:pStyle w:val="Heading3"/>
+      </w:pPr>
+      <w:r>
+        <w:t>My selected conclusion, deciding fact and explanation</w:t>
       </w:r>
     </w:p>
     <w:p>
@@ -1250,40 +1749,67 @@
     </w:p>
     <w:p>
       <w:r>
-        <w:t>Hint if needed: Read the steps in the pictorial case. Match the supplied detail to the stage that performs or records it.</w:t>
+        <w:t>________________________________________________________________</w:t>
       </w:r>
     </w:p>
     <w:p>
-      <w:r>
-        <w:t>After your attempt, compare with the supported explanation: Design follow-up Photograph the same held-out objects under both light conditions using one camera and fixed scoring. A defence should explain results, uncertainty and what would discriminate between explanations next. A controlled paired follow-up is more informative than simply collecting extra easy images.</w:t>
+      <w:pPr>
+        <w:pStyle w:val="Heading3"/>
+      </w:pPr>
+      <w:r>
+        <w:t>Hint · try first</w:t>
       </w:r>
     </w:p>
     <w:p>
       <w:pPr>
-        <w:pStyle w:val="Heading3"/>
-      </w:pPr>
-      <w:r>
-        <w:t>Practice 2: explain the deciding evidence</w:t>
+        <w:spacing w:line="336" w:lineRule="auto" w:after="180"/>
+        <w:shd w:fill="F1F6F8"/>
+      </w:pPr>
+      <w:r>
+        <w:rPr>
+          <w:b w:val="0"/>
+        </w:rPr>
+        <w:t>Hint if needed: Read the steps in the pictorial case. Match the supplied detail to the stage that performs or records it.</w:t>
       </w:r>
     </w:p>
     <w:p>
-      <w:r>
-        <w:t>Changed-case practice: Change cameras as well as lighting in the follow-up. Which conclusion is supported by the supplied facts?</w:t>
+      <w:pPr>
+        <w:pStyle w:val="Heading3"/>
+      </w:pPr>
+      <w:r>
+        <w:t>Feedback · compare after trying</w:t>
       </w:r>
     </w:p>
     <w:p>
-      <w:r>
-        <w:t>1. We can decide the result without examining the changed input or the procedure.</w:t>
+      <w:pPr>
+        <w:spacing w:line="336" w:lineRule="auto" w:after="180"/>
+        <w:shd w:fill="F1F6FC"/>
+      </w:pPr>
+      <w:r>
+        <w:rPr>
+          <w:b w:val="0"/>
+        </w:rPr>
+        <w:t>After your attempt, compare with the supported explanation: Design follow-up Photograph the same held-out objects under both light conditions using one camera and fixed scoring.</w:t>
       </w:r>
     </w:p>
     <w:p>
-      <w:r>
-        <w:t>2. The design again entangles two conditions.</w:t>
+      <w:pPr>
+        <w:spacing w:line="336" w:lineRule="auto" w:after="180"/>
+        <w:shd w:fill="F1F6FC"/>
+      </w:pPr>
+      <w:r>
+        <w:rPr>
+          <w:b w:val="0"/>
+        </w:rPr>
+        <w:t>A defence should explain results, uncertainty and what would discriminate between explanations next. A controlled paired follow-up is more informative than simply collecting extra easy images.</w:t>
       </w:r>
     </w:p>
     <w:p>
-      <w:r>
-        <w:t>3. This one example guarantees correct results for every future input.</w:t>
+      <w:pPr>
+        <w:pStyle w:val="Heading3"/>
+      </w:pPr>
+      <w:r>
+        <w:t>Practice 2: explain the deciding evidence</w:t>
       </w:r>
     </w:p>
     <w:p>
@@ -1291,91 +1817,1015 @@
         <w:pStyle w:val="Heading3"/>
       </w:pPr>
       <w:r>
-        <w:t>My selected conclusion, deciding fact and explanation</w:t>
+        <w:t>Changed case · predict first</w:t>
       </w:r>
     </w:p>
     <w:p>
-      <w:r>
-        <w:t>________________________________________________________________</w:t>
+      <w:pPr>
+        <w:spacing w:line="336" w:lineRule="auto" w:after="180"/>
+        <w:shd w:fill="F5F1FB"/>
+      </w:pPr>
+      <w:r>
+        <w:rPr>
+          <w:b w:val="0"/>
+        </w:rPr>
+        <w:t>Changed-case practice: Change cameras as well as lighting in the follow-up. Which conclusion is supported by the supplied facts?</w:t>
       </w:r>
     </w:p>
     <w:p>
-      <w:r>
-        <w:t>________________________________________________________________</w:t>
+      <w:pPr>
+        <w:spacing w:line="336" w:lineRule="auto" w:after="180"/>
+        <w:shd w:fill="F4F9FC"/>
+      </w:pPr>
+      <w:r>
+        <w:rPr>
+          <w:b w:val="0"/>
+        </w:rPr>
+        <w:t xml:space="preserve">1. We can decide the result without examining the changed </w:t>
+      </w:r>
+      <w:r>
+        <w:rPr>
+          <w:b/>
+        </w:rPr>
+        <w:t>input</w:t>
+      </w:r>
+      <w:r>
+        <w:rPr>
+          <w:b w:val="0"/>
+        </w:rPr>
+        <w:t xml:space="preserve"> or the procedure.</w:t>
       </w:r>
     </w:p>
     <w:p>
-      <w:r>
-        <w:t>________________________________________________________________</w:t>
+      <w:pPr>
+        <w:spacing w:line="336" w:lineRule="auto" w:after="180"/>
+        <w:shd w:fill="F4F9FC"/>
+      </w:pPr>
+      <w:r>
+        <w:rPr>
+          <w:b w:val="0"/>
+        </w:rPr>
+        <w:t>2. The design again entangles two conditions.</w:t>
       </w:r>
     </w:p>
     <w:p>
-      <w:r>
-        <w:t>________________________________________________________________</w:t>
+      <w:pPr>
+        <w:spacing w:line="336" w:lineRule="auto" w:after="180"/>
+        <w:shd w:fill="F4F9FC"/>
+      </w:pPr>
+      <w:r>
+        <w:rPr>
+          <w:b w:val="0"/>
+        </w:rPr>
+        <w:t xml:space="preserve">3. This one example guarantees correct results for every future </w:t>
+      </w:r>
+      <w:r>
+        <w:rPr>
+          <w:b/>
+        </w:rPr>
+        <w:t>input</w:t>
+      </w:r>
+      <w:r>
+        <w:rPr>
+          <w:b w:val="0"/>
+        </w:rPr>
+        <w:t>.</w:t>
       </w:r>
     </w:p>
     <w:p>
-      <w:r>
-        <w:t>________________________________________________________________</w:t>
+      <w:pPr>
+        <w:pStyle w:val="Heading3"/>
+      </w:pPr>
+      <w:r>
+        <w:t>My selected conclusion, deciding fact and explanation</w:t>
       </w:r>
     </w:p>
     <w:p>
       <w:r>
-        <w:t>Hint if needed: Use the changed condition and the deciding step in the pictorial trace. The answer must say what follows from those facts.</w:t>
+        <w:t>________________________________________________________________</w:t>
       </w:r>
     </w:p>
     <w:p>
       <w:r>
-        <w:t>After your attempt, compare with the supported explanation: The design again entangles two conditions. A camera difference provides another explanation for any performance gap.</w:t>
+        <w:t>________________________________________________________________</w:t>
       </w:r>
     </w:p>
     <w:p>
-      <w:pPr>
-        <w:pStyle w:val="Heading3"/>
-      </w:pPr>
-      <w:r>
-        <w:t>Repair a missing building block</w:t>
+      <w:r>
+        <w:t>________________________________________________________________</w:t>
       </w:r>
     </w:p>
     <w:p>
       <w:r>
-        <w:t>Review Presentation and challenge session (ai-7/35). Goal: Explain the mechanism and terminology of presentation and challenge session. Short practice: Answer the camera-B challenge using only the twelve camera-A records. Why is one displayed camera-B success a demonstration rather than broad evidence of camera-B reliability?. Return to this week and explain what you changed.</w:t>
+        <w:t>________________________________________________________________</w:t>
       </w:r>
     </w:p>
     <w:p>
       <w:r>
-        <w:t>Review Independent reproduction check (ai-7/33). Goal: Explain the mechanism and terminology of independent reproduction check. Short practice: Locate the Q3 scoring disagreement between 5/6 and 4/6. What should the teams inspect before choosing a score, and what limitation follows if the saved Q3 file is missing?. Return to this week and explain what you changed.</w:t>
+        <w:t>________________________________________________________________</w:t>
       </w:r>
     </w:p>
     <w:p>
-      <w:r>
-        <w:t>Review Writing the methods section (ai-7/30). Goal: Explain the mechanism and terminology of writing the methods section. Short practice: Apply the inclusive four-character rule to oak, pine and willow. Which label changes under greater-than-four, and what method detail allows another team to reproduce the distinction?. Return to this week and explain what you changed.</w:t>
+      <w:pPr>
+        <w:pStyle w:val="Heading3"/>
+      </w:pPr>
+      <w:r>
+        <w:t>Hint · try first</w:t>
       </w:r>
     </w:p>
     <w:p>
       <w:pPr>
-        <w:pStyle w:val="Heading3"/>
-      </w:pPr>
-      <w:r>
-        <w:t>Keep your completed work</w:t>
+        <w:spacing w:line="336" w:lineRule="auto" w:after="180"/>
+        <w:shd w:fill="F1F6F8"/>
+      </w:pPr>
+      <w:r>
+        <w:rPr>
+          <w:b w:val="0"/>
+        </w:rPr>
+        <w:t>Hint if needed: Use the changed condition and the deciding step in the pictorial trace. The answer must say what follows from those facts.</w:t>
       </w:r>
     </w:p>
     <w:p>
-      <w:r>
-        <w:t>Use Download completed work in the hosted lesson to export your answers, reflections, practice feedback and code-run evidence. Open the HTML copy to read or print it. Drafts stay in this browser when storage is available; clear drafts on a shared device.</w:t>
+      <w:pPr>
+        <w:pStyle w:val="Heading3"/>
+      </w:pPr>
+      <w:r>
+        <w:t>Feedback · compare after trying</w:t>
       </w:r>
     </w:p>
     <w:p>
       <w:pPr>
-        <w:pStyle w:val="Heading3"/>
-      </w:pPr>
-      <w:r>
-        <w:t>What I repaired, the evidence I kept and the next test</w:t>
+        <w:spacing w:line="336" w:lineRule="auto" w:after="180"/>
+        <w:shd w:fill="F1F6FC"/>
+      </w:pPr>
+      <w:r>
+        <w:rPr>
+          <w:b w:val="0"/>
+        </w:rPr>
+        <w:t>After your attempt, compare with the supported explanation: The design again entangles two conditions. A camera difference provides another explanation for any performance gap.</w:t>
       </w:r>
     </w:p>
     <w:p>
+      <w:pPr>
+        <w:pStyle w:val="Heading3"/>
+      </w:pPr>
+      <w:r>
+        <w:t>Repair a missing building block</w:t>
+      </w:r>
+    </w:p>
+    <w:p>
+      <w:pPr>
+        <w:spacing w:line="336" w:lineRule="auto" w:after="180"/>
+      </w:pPr>
+      <w:r>
+        <w:rPr>
+          <w:b w:val="0"/>
+        </w:rPr>
+        <w:t xml:space="preserve">Review Presentation and challenge session (ai-7/35). Goal: Explain the </w:t>
+      </w:r>
+      <w:r>
+        <w:rPr>
+          <w:b/>
+        </w:rPr>
+        <w:t>mechanism</w:t>
+      </w:r>
+      <w:r>
+        <w:rPr>
+          <w:b w:val="0"/>
+        </w:rPr>
+        <w:t xml:space="preserve"> and terminology of presentation and challenge session. Short practice: Answer the camera-B challenge using only the twelve camera-A records.</w:t>
+      </w:r>
+    </w:p>
+    <w:p>
+      <w:pPr>
+        <w:spacing w:line="336" w:lineRule="auto" w:after="180"/>
+      </w:pPr>
+      <w:r>
+        <w:rPr>
+          <w:b w:val="0"/>
+        </w:rPr>
+        <w:t xml:space="preserve">Why is one displayed camera-B success a demonstration rather than broad </w:t>
+      </w:r>
+      <w:r>
+        <w:rPr>
+          <w:b/>
+        </w:rPr>
+        <w:t>evidence</w:t>
+      </w:r>
+      <w:r>
+        <w:rPr>
+          <w:b w:val="0"/>
+        </w:rPr>
+        <w:t xml:space="preserve"> of camera-B reliability?. Return to this week and explain what you changed.</w:t>
+      </w:r>
+    </w:p>
+    <w:p>
+      <w:pPr>
+        <w:spacing w:line="336" w:lineRule="auto" w:after="180"/>
+      </w:pPr>
+      <w:r>
+        <w:rPr>
+          <w:b w:val="0"/>
+        </w:rPr>
+        <w:t xml:space="preserve">Review Independent reproduction check (ai-7/33). Goal: Explain the </w:t>
+      </w:r>
+      <w:r>
+        <w:rPr>
+          <w:b/>
+        </w:rPr>
+        <w:t>mechanism</w:t>
+      </w:r>
+      <w:r>
+        <w:rPr>
+          <w:b w:val="0"/>
+        </w:rPr>
+        <w:t xml:space="preserve"> and terminology of independent reproduction check. Short practice: Locate the Q3 scoring disagreement between 5/6 and 4/6.</w:t>
+      </w:r>
+    </w:p>
+    <w:p>
+      <w:pPr>
+        <w:spacing w:line="336" w:lineRule="auto" w:after="180"/>
+      </w:pPr>
+      <w:r>
+        <w:rPr>
+          <w:b w:val="0"/>
+        </w:rPr>
+        <w:t>What should the teams inspect before choosing a score, and what limitation follows if the saved Q3 file is missing?. Return to this week and explain what you changed.</w:t>
+      </w:r>
+    </w:p>
+    <w:p>
+      <w:pPr>
+        <w:spacing w:line="336" w:lineRule="auto" w:after="180"/>
+      </w:pPr>
+      <w:r>
+        <w:rPr>
+          <w:b w:val="0"/>
+        </w:rPr>
+        <w:t xml:space="preserve">Review Writing the methods section (ai-7/30). Goal: Explain the </w:t>
+      </w:r>
+      <w:r>
+        <w:rPr>
+          <w:b/>
+        </w:rPr>
+        <w:t>mechanism</w:t>
+      </w:r>
+      <w:r>
+        <w:rPr>
+          <w:b w:val="0"/>
+        </w:rPr>
+        <w:t xml:space="preserve"> and terminology of writing the methods section. Short practice: Apply the inclusive four-character rule to oak, pine and willow.</w:t>
+      </w:r>
+    </w:p>
+    <w:p>
+      <w:pPr>
+        <w:spacing w:line="336" w:lineRule="auto" w:after="180"/>
+      </w:pPr>
+      <w:r>
+        <w:rPr>
+          <w:b w:val="0"/>
+        </w:rPr>
+        <w:t>Which label changes under greater-than-four, and what method detail allows another team to reproduce the distinction?. Return to this week and explain what you changed.</w:t>
+      </w:r>
+    </w:p>
+    <w:p>
+      <w:pPr>
+        <w:pStyle w:val="Heading3"/>
+      </w:pPr>
+      <w:r>
+        <w:t>Keep your completed work</w:t>
+      </w:r>
+    </w:p>
+    <w:p>
+      <w:pPr>
+        <w:spacing w:line="336" w:lineRule="auto" w:after="180"/>
+      </w:pPr>
+      <w:r>
+        <w:rPr>
+          <w:b w:val="0"/>
+        </w:rPr>
+        <w:t xml:space="preserve">Use Download completed work in the hosted lesson to export your answers, reflections, practice feedback and code-run </w:t>
+      </w:r>
+      <w:r>
+        <w:rPr>
+          <w:b/>
+        </w:rPr>
+        <w:t>evidence</w:t>
+      </w:r>
+      <w:r>
+        <w:rPr>
+          <w:b w:val="0"/>
+        </w:rPr>
+        <w:t>. Open the HTML copy to read or print it.</w:t>
+      </w:r>
+    </w:p>
+    <w:p>
+      <w:pPr>
+        <w:spacing w:line="336" w:lineRule="auto" w:after="180"/>
+      </w:pPr>
+      <w:r>
+        <w:rPr>
+          <w:b w:val="0"/>
+        </w:rPr>
+        <w:t>Drafts stay in this browser when storage is available; clear drafts on a shared device.</w:t>
+      </w:r>
+    </w:p>
+    <w:p>
+      <w:pPr>
+        <w:pStyle w:val="Heading3"/>
+      </w:pPr>
+      <w:r>
+        <w:t>What I repaired, the evidence I kept and the next test</w:t>
+      </w:r>
+    </w:p>
+    <w:p>
       <w:r>
         <w:t>________________________________________________________________</w:t>
+      </w:r>
+    </w:p>
+    <w:p>
+      <w:r>
+        <w:t>________________________________________________________________</w:t>
+      </w:r>
+    </w:p>
+    <w:p>
+      <w:r>
+        <w:t>________________________________________________________________</w:t>
+      </w:r>
+    </w:p>
+    <w:p>
+      <w:r>
+        <w:t>________________________________________________________________</w:t>
+      </w:r>
+    </w:p>
+    <w:p>
+      <w:r>
+        <w:t>________________________________________________________________</w:t>
+      </w:r>
+    </w:p>
+    <w:p>
+      <w:pPr>
+        <w:pStyle w:val="Heading1"/>
+      </w:pPr>
+      <w:r>
+        <w:t>15. Visual concept journey</w:t>
+      </w:r>
+    </w:p>
+    <w:p>
+      <w:r>
+        <w:t>Explain each Research defense and next questions picture from its labels, then record a relevant limit.</w:t>
+      </w:r>
+    </w:p>
+    <w:p>
+      <w:pPr>
+        <w:pStyle w:val="Heading3"/>
+      </w:pPr>
+      <w:r>
+        <w:t>01. Research defense and next questions: the case</w:t>
+      </w:r>
+    </w:p>
+    <w:p>
+      <w:r>
+        <w:drawing>
+          <wp:inline xmlns:a="http://schemas.openxmlformats.org/drawingml/2006/main" xmlns:pic="http://schemas.openxmlformats.org/drawingml/2006/picture">
+            <wp:extent cx="5486400" cy="2834640"/>
+            <wp:docPr id="3" name="Picture 3" descr="Defend the next research question. A research defence identifies a observed weakness and a testable follow-up. Supplied facts: A frozen model is correct on 8/10 clear images and 4/10 shaded images. Source objects are grouped within each condition."/>
+            <wp:cNvGraphicFramePr>
+              <a:graphicFrameLocks noChangeAspect="1"/>
+            </wp:cNvGraphicFramePr>
+            <a:graphic>
+              <a:graphicData uri="http://schemas.openxmlformats.org/drawingml/2006/picture">
+                <pic:pic>
+                  <pic:nvPicPr>
+                    <pic:cNvPr id="0" name="academy-story-ai-7-36-01.png"/>
+                    <pic:cNvPicPr/>
+                  </pic:nvPicPr>
+                  <pic:blipFill>
+                    <a:blip r:embed="rId11"/>
+                    <a:stretch>
+                      <a:fillRect/>
+                    </a:stretch>
+                  </pic:blipFill>
+                  <pic:spPr>
+                    <a:xfrm>
+                      <a:off x="0" y="0"/>
+                      <a:ext cx="5486400" cy="2834640"/>
+                    </a:xfrm>
+                    <a:prstGeom prst="rect"/>
+                  </pic:spPr>
+                </pic:pic>
+              </a:graphicData>
+            </a:graphic>
+          </wp:inline>
+        </w:drawing>
+      </w:r>
+    </w:p>
+    <w:p>
+      <w:pPr>
+        <w:spacing w:line="336" w:lineRule="auto" w:after="180"/>
+      </w:pPr>
+      <w:r>
+        <w:rPr>
+          <w:b w:val="0"/>
+        </w:rPr>
+        <w:t>Defend the next research question. A research defence identifies a observed weakness and a testable follow-up. Supplied facts: A frozen model is correct on 8/10 clear images and 4/10 shaded images.</w:t>
+      </w:r>
+    </w:p>
+    <w:p>
+      <w:pPr>
+        <w:spacing w:line="336" w:lineRule="auto" w:after="180"/>
+      </w:pPr>
+      <w:r>
+        <w:rPr>
+          <w:b w:val="0"/>
+        </w:rPr>
+        <w:t>Source objects are grouped within each condition.</w:t>
+      </w:r>
+    </w:p>
+    <w:p>
+      <w:pPr>
+        <w:spacing w:line="336" w:lineRule="auto" w:after="180"/>
+        <w:shd w:fill="F5F1FB"/>
+      </w:pPr>
+      <w:r>
+        <w:rPr>
+          <w:b w:val="0"/>
+        </w:rPr>
+        <w:t>Point to the given fact that matters most. Explain why it matters.</w:t>
+      </w:r>
+    </w:p>
+    <w:p>
+      <w:pPr>
+        <w:pStyle w:val="Heading3"/>
+      </w:pPr>
+      <w:r>
+        <w:t>My picture explanation, deciding evidence and one limit</w:t>
+      </w:r>
+    </w:p>
+    <w:p>
+      <w:r>
+        <w:t>________________________________________________________________</w:t>
+      </w:r>
+    </w:p>
+    <w:p>
+      <w:r>
+        <w:t>________________________________________________________________</w:t>
+      </w:r>
+    </w:p>
+    <w:p>
+      <w:r>
+        <w:t>________________________________________________________________</w:t>
+      </w:r>
+    </w:p>
+    <w:p>
+      <w:r>
+        <w:t>________________________________________________________________</w:t>
+      </w:r>
+    </w:p>
+    <w:p>
+      <w:pPr>
+        <w:pStyle w:val="Heading3"/>
+      </w:pPr>
+      <w:r>
+        <w:t>02. Follow the deciding steps</w:t>
+      </w:r>
+    </w:p>
+    <w:p>
+      <w:r>
+        <w:drawing>
+          <wp:inline xmlns:a="http://schemas.openxmlformats.org/drawingml/2006/main" xmlns:pic="http://schemas.openxmlformats.org/drawingml/2006/picture">
+            <wp:extent cx="5486400" cy="3337560"/>
+            <wp:docPr id="4" name="Picture 4" descr="State slice outcomes: Clear is 80%; shaded is 40%. → Limit the interpretation: Shade sensitivity is plausible, but camera or object differences may also matter. → Design follow-up: Photograph the same held-out objects under both light conditions using one camera and fixed scoring."/>
+            <wp:cNvGraphicFramePr>
+              <a:graphicFrameLocks noChangeAspect="1"/>
+            </wp:cNvGraphicFramePr>
+            <a:graphic>
+              <a:graphicData uri="http://schemas.openxmlformats.org/drawingml/2006/picture">
+                <pic:pic>
+                  <pic:nvPicPr>
+                    <pic:cNvPr id="0" name="academy-story-ai-7-36-02.png"/>
+                    <pic:cNvPicPr/>
+                  </pic:nvPicPr>
+                  <pic:blipFill>
+                    <a:blip r:embed="rId12"/>
+                    <a:stretch>
+                      <a:fillRect/>
+                    </a:stretch>
+                  </pic:blipFill>
+                  <pic:spPr>
+                    <a:xfrm>
+                      <a:off x="0" y="0"/>
+                      <a:ext cx="5486400" cy="3337560"/>
+                    </a:xfrm>
+                    <a:prstGeom prst="rect"/>
+                  </pic:spPr>
+                </pic:pic>
+              </a:graphicData>
+            </a:graphic>
+          </wp:inline>
+        </w:drawing>
+      </w:r>
+    </w:p>
+    <w:p>
+      <w:pPr>
+        <w:spacing w:line="336" w:lineRule="auto" w:after="180"/>
+      </w:pPr>
+      <w:r>
+        <w:rPr>
+          <w:b w:val="0"/>
+        </w:rPr>
+        <w:t xml:space="preserve">State slice outcomes: Clear is </w:t>
+      </w:r>
+      <w:r>
+        <w:rPr>
+          <w:b/>
+        </w:rPr>
+        <w:t>80%</w:t>
+      </w:r>
+      <w:r>
+        <w:rPr>
+          <w:b w:val="0"/>
+        </w:rPr>
+        <w:t>; shaded is 40%. → Limit the interpretation: Shade sensitivity is plausible, but camera or object differences may also matter. → Design follow-up: Photograph the same held-out objects under both light conditions using one camera and fixed scoring.</w:t>
+      </w:r>
+    </w:p>
+    <w:p>
+      <w:pPr>
+        <w:spacing w:line="336" w:lineRule="auto" w:after="180"/>
+        <w:shd w:fill="F5F1FB"/>
+      </w:pPr>
+      <w:r>
+        <w:rPr>
+          <w:b w:val="0"/>
+        </w:rPr>
+        <w:t xml:space="preserve">Point to each numbered stage and explain which recorded </w:t>
+      </w:r>
+      <w:r>
+        <w:rPr>
+          <w:b/>
+        </w:rPr>
+        <w:t>input</w:t>
+      </w:r>
+      <w:r>
+        <w:rPr>
+          <w:b w:val="0"/>
+        </w:rPr>
+        <w:t xml:space="preserve"> it uses.</w:t>
+      </w:r>
+    </w:p>
+    <w:p>
+      <w:pPr>
+        <w:pStyle w:val="Heading3"/>
+      </w:pPr>
+      <w:r>
+        <w:t>My picture explanation, deciding evidence and one limit</w:t>
+      </w:r>
+    </w:p>
+    <w:p>
+      <w:r>
+        <w:t>________________________________________________________________</w:t>
+      </w:r>
+    </w:p>
+    <w:p>
+      <w:r>
+        <w:t>________________________________________________________________</w:t>
+      </w:r>
+    </w:p>
+    <w:p>
+      <w:r>
+        <w:t>________________________________________________________________</w:t>
+      </w:r>
+    </w:p>
+    <w:p>
+      <w:r>
+        <w:t>________________________________________________________________</w:t>
+      </w:r>
+    </w:p>
+    <w:p>
+      <w:pPr>
+        <w:pStyle w:val="Heading3"/>
+      </w:pPr>
+      <w:r>
+        <w:t>03. Defence: different condition slices</w:t>
+      </w:r>
+    </w:p>
+    <w:p>
+      <w:r>
+        <w:drawing>
+          <wp:inline xmlns:a="http://schemas.openxmlformats.org/drawingml/2006/main" xmlns:pic="http://schemas.openxmlformats.org/drawingml/2006/picture">
+            <wp:extent cx="5486400" cy="2834640"/>
+            <wp:docPr id="5" name="Picture 5" descr="Defence: different condition slices. Units: correct cases out of 10 per slice. Clear: 8. Shaded: 4."/>
+            <wp:cNvGraphicFramePr>
+              <a:graphicFrameLocks noChangeAspect="1"/>
+            </wp:cNvGraphicFramePr>
+            <a:graphic>
+              <a:graphicData uri="http://schemas.openxmlformats.org/drawingml/2006/picture">
+                <pic:pic>
+                  <pic:nvPicPr>
+                    <pic:cNvPr id="0" name="academy-story-ai-7-36-03.png"/>
+                    <pic:cNvPicPr/>
+                  </pic:nvPicPr>
+                  <pic:blipFill>
+                    <a:blip r:embed="rId13"/>
+                    <a:stretch>
+                      <a:fillRect/>
+                    </a:stretch>
+                  </pic:blipFill>
+                  <pic:spPr>
+                    <a:xfrm>
+                      <a:off x="0" y="0"/>
+                      <a:ext cx="5486400" cy="2834640"/>
+                    </a:xfrm>
+                    <a:prstGeom prst="rect"/>
+                  </pic:spPr>
+                </pic:pic>
+              </a:graphicData>
+            </a:graphic>
+          </wp:inline>
+        </w:drawing>
+      </w:r>
+    </w:p>
+    <w:p>
+      <w:pPr>
+        <w:spacing w:line="336" w:lineRule="auto" w:after="180"/>
+      </w:pPr>
+      <w:r>
+        <w:rPr>
+          <w:b w:val="0"/>
+        </w:rPr>
+        <w:t>Defence: different condition slices. Units: correct cases out of 10 per slice. Clear: 8. Shaded: 4.</w:t>
+      </w:r>
+    </w:p>
+    <w:p>
+      <w:pPr>
+        <w:spacing w:line="336" w:lineRule="auto" w:after="180"/>
+        <w:shd w:fill="F5F1FB"/>
+      </w:pPr>
+      <w:r>
+        <w:rPr>
+          <w:b w:val="0"/>
+        </w:rPr>
+        <w:t>Read the labels and values. Explain the relationship the model shows.</w:t>
+      </w:r>
+    </w:p>
+    <w:p>
+      <w:pPr>
+        <w:pStyle w:val="Heading3"/>
+      </w:pPr>
+      <w:r>
+        <w:t>My picture explanation, deciding evidence and one limit</w:t>
+      </w:r>
+    </w:p>
+    <w:p>
+      <w:r>
+        <w:t>________________________________________________________________</w:t>
+      </w:r>
+    </w:p>
+    <w:p>
+      <w:r>
+        <w:t>________________________________________________________________</w:t>
+      </w:r>
+    </w:p>
+    <w:p>
+      <w:r>
+        <w:t>________________________________________________________________</w:t>
+      </w:r>
+    </w:p>
+    <w:p>
+      <w:r>
+        <w:t>________________________________________________________________</w:t>
+      </w:r>
+    </w:p>
+    <w:p>
+      <w:pPr>
+        <w:pStyle w:val="Heading3"/>
+      </w:pPr>
+      <w:r>
+        <w:t>04. Change one thing. Trace what follows.</w:t>
+      </w:r>
+    </w:p>
+    <w:p>
+      <w:r>
+        <w:drawing>
+          <wp:inline xmlns:a="http://schemas.openxmlformats.org/drawingml/2006/main" xmlns:pic="http://schemas.openxmlformats.org/drawingml/2006/picture">
+            <wp:extent cx="5486400" cy="3041904"/>
+            <wp:docPr id="6" name="Picture 6" descr="Original case: Photograph the same held-out objects under both light conditions using one camera and fixed scoring. Changed condition: Change cameras as well as lighting in the follow-up. Expected result: The design again entangles two conditions. Reason: A camera difference provides another explanation for any performance gap."/>
+            <wp:cNvGraphicFramePr>
+              <a:graphicFrameLocks noChangeAspect="1"/>
+            </wp:cNvGraphicFramePr>
+            <a:graphic>
+              <a:graphicData uri="http://schemas.openxmlformats.org/drawingml/2006/picture">
+                <pic:pic>
+                  <pic:nvPicPr>
+                    <pic:cNvPr id="0" name="academy-story-ai-7-36-04.png"/>
+                    <pic:cNvPicPr/>
+                  </pic:nvPicPr>
+                  <pic:blipFill>
+                    <a:blip r:embed="rId14"/>
+                    <a:stretch>
+                      <a:fillRect/>
+                    </a:stretch>
+                  </pic:blipFill>
+                  <pic:spPr>
+                    <a:xfrm>
+                      <a:off x="0" y="0"/>
+                      <a:ext cx="5486400" cy="3041904"/>
+                    </a:xfrm>
+                    <a:prstGeom prst="rect"/>
+                  </pic:spPr>
+                </pic:pic>
+              </a:graphicData>
+            </a:graphic>
+          </wp:inline>
+        </w:drawing>
+      </w:r>
+    </w:p>
+    <w:p>
+      <w:pPr>
+        <w:spacing w:line="336" w:lineRule="auto" w:after="180"/>
+      </w:pPr>
+      <w:r>
+        <w:rPr>
+          <w:b w:val="0"/>
+        </w:rPr>
+        <w:t>Original case: Photograph the same held-out objects under both light conditions using one camera and fixed scoring. Changed condition: Change cameras as well as lighting in the follow-up.</w:t>
+      </w:r>
+    </w:p>
+    <w:p>
+      <w:pPr>
+        <w:spacing w:line="336" w:lineRule="auto" w:after="180"/>
+      </w:pPr>
+      <w:r>
+        <w:rPr>
+          <w:b w:val="0"/>
+        </w:rPr>
+        <w:t>Expected result: The design again entangles two conditions. Reason: A camera difference provides another explanation for any performance gap.</w:t>
+      </w:r>
+    </w:p>
+    <w:p>
+      <w:pPr>
+        <w:spacing w:line="336" w:lineRule="auto" w:after="180"/>
+        <w:shd w:fill="F5F1FB"/>
+      </w:pPr>
+      <w:r>
+        <w:rPr>
+          <w:b w:val="0"/>
+        </w:rPr>
+        <w:t>Predict before checking the worked changed-case result. Name what changed and what the supplied facts allow you to conclude.</w:t>
+      </w:r>
+    </w:p>
+    <w:p>
+      <w:pPr>
+        <w:pStyle w:val="Heading3"/>
+      </w:pPr>
+      <w:r>
+        <w:t>My picture explanation, deciding evidence and one limit</w:t>
+      </w:r>
+    </w:p>
+    <w:p>
+      <w:r>
+        <w:t>________________________________________________________________</w:t>
+      </w:r>
+    </w:p>
+    <w:p>
+      <w:r>
+        <w:t>________________________________________________________________</w:t>
+      </w:r>
+    </w:p>
+    <w:p>
+      <w:r>
+        <w:t>________________________________________________________________</w:t>
+      </w:r>
+    </w:p>
+    <w:p>
+      <w:r>
+        <w:t>________________________________________________________________</w:t>
+      </w:r>
+    </w:p>
+    <w:p>
+      <w:pPr>
+        <w:pStyle w:val="Heading3"/>
+      </w:pPr>
+      <w:r>
+        <w:t>05. Connect the explanation to its limit</w:t>
+      </w:r>
+    </w:p>
+    <w:p>
+      <w:r>
+        <w:drawing>
+          <wp:inline xmlns:a="http://schemas.openxmlformats.org/drawingml/2006/main" xmlns:pic="http://schemas.openxmlformats.org/drawingml/2006/picture">
+            <wp:extent cx="5486400" cy="2834640"/>
+            <wp:docPr id="7" name="Picture 7" descr="A defence should explain results, uncertainty and what would discriminate between explanations next. A controlled paired follow-up is more informative than simply collecting extra easy images. Limit: Even a paired follow-up needs adequate independent objects and justified analysis; no causal conclusion is claimed yet."/>
+            <wp:cNvGraphicFramePr>
+              <a:graphicFrameLocks noChangeAspect="1"/>
+            </wp:cNvGraphicFramePr>
+            <a:graphic>
+              <a:graphicData uri="http://schemas.openxmlformats.org/drawingml/2006/picture">
+                <pic:pic>
+                  <pic:nvPicPr>
+                    <pic:cNvPr id="0" name="academy-story-ai-7-36-05.png"/>
+                    <pic:cNvPicPr/>
+                  </pic:nvPicPr>
+                  <pic:blipFill>
+                    <a:blip r:embed="rId15"/>
+                    <a:stretch>
+                      <a:fillRect/>
+                    </a:stretch>
+                  </pic:blipFill>
+                  <pic:spPr>
+                    <a:xfrm>
+                      <a:off x="0" y="0"/>
+                      <a:ext cx="5486400" cy="2834640"/>
+                    </a:xfrm>
+                    <a:prstGeom prst="rect"/>
+                  </pic:spPr>
+                </pic:pic>
+              </a:graphicData>
+            </a:graphic>
+          </wp:inline>
+        </w:drawing>
+      </w:r>
+    </w:p>
+    <w:p>
+      <w:pPr>
+        <w:spacing w:line="336" w:lineRule="auto" w:after="180"/>
+      </w:pPr>
+      <w:r>
+        <w:rPr>
+          <w:b w:val="0"/>
+        </w:rPr>
+        <w:t>A defence should explain results, uncertainty and what would discriminate between explanations next. A controlled paired follow-up is more informative than simply collecting extra easy images.</w:t>
+      </w:r>
+    </w:p>
+    <w:p>
+      <w:pPr>
+        <w:spacing w:line="336" w:lineRule="auto" w:after="180"/>
+      </w:pPr>
+      <w:r>
+        <w:rPr>
+          <w:b w:val="0"/>
+        </w:rPr>
+        <w:t>Limit: Even a paired follow-up needs adequate independent objects and justified analysis; no causal conclusion is claimed yet.</w:t>
+      </w:r>
+    </w:p>
+    <w:p>
+      <w:pPr>
+        <w:spacing w:line="336" w:lineRule="auto" w:after="180"/>
+        <w:shd w:fill="F5F1FB"/>
+      </w:pPr>
+      <w:r>
+        <w:rPr>
+          <w:b w:val="0"/>
+        </w:rPr>
+        <w:t>Explain the case, then point to a limit on the claim.</w:t>
+      </w:r>
+    </w:p>
+    <w:p>
+      <w:pPr>
+        <w:pStyle w:val="Heading3"/>
+      </w:pPr>
+      <w:r>
+        <w:t>My picture explanation, deciding evidence and one limit</w:t>
+      </w:r>
+    </w:p>
+    <w:p>
+      <w:r>
+        <w:t>________________________________________________________________</w:t>
+      </w:r>
+    </w:p>
+    <w:p>
+      <w:r>
+        <w:t>________________________________________________________________</w:t>
+      </w:r>
+    </w:p>
+    <w:p>
+      <w:r>
+        <w:t>________________________________________________________________</w:t>
+      </w:r>
+    </w:p>
+    <w:p>
+      <w:r>
+        <w:t>________________________________________________________________</w:t>
+      </w:r>
+    </w:p>
+    <w:p>
+      <w:pPr>
+        <w:pStyle w:val="Heading3"/>
+      </w:pPr>
+      <w:r>
+        <w:t>06. Make the idea visible in your project</w:t>
+      </w:r>
+    </w:p>
+    <w:p>
+      <w:r>
+        <w:drawing>
+          <wp:inline xmlns:a="http://schemas.openxmlformats.org/drawingml/2006/main" xmlns:pic="http://schemas.openxmlformats.org/drawingml/2006/picture">
+            <wp:extent cx="5486400" cy="3828288"/>
+            <wp:docPr id="8" name="Picture 8" descr="For the Reproducible AI Research Study, retain an annotated worked trace and the changed-case reasoning. Connect the claim to its records, units and assumptions so another investigator can challenge or reproduce it. Draw your input, deciding step, result and limit. Supported question: Compute the clear and shaded rates and identify alternative explanations. How does the same-object, one-camera follow-up help, and why does changing cameras again reintroduce confounding?"/>
+            <wp:cNvGraphicFramePr>
+              <a:graphicFrameLocks noChangeAspect="1"/>
+            </wp:cNvGraphicFramePr>
+            <a:graphic>
+              <a:graphicData uri="http://schemas.openxmlformats.org/drawingml/2006/picture">
+                <pic:pic>
+                  <pic:nvPicPr>
+                    <pic:cNvPr id="0" name="academy-story-ai-7-36-06.png"/>
+                    <pic:cNvPicPr/>
+                  </pic:nvPicPr>
+                  <pic:blipFill>
+                    <a:blip r:embed="rId16"/>
+                    <a:stretch>
+                      <a:fillRect/>
+                    </a:stretch>
+                  </pic:blipFill>
+                  <pic:spPr>
+                    <a:xfrm>
+                      <a:off x="0" y="0"/>
+                      <a:ext cx="5486400" cy="3828288"/>
+                    </a:xfrm>
+                    <a:prstGeom prst="rect"/>
+                  </pic:spPr>
+                </pic:pic>
+              </a:graphicData>
+            </a:graphic>
+          </wp:inline>
+        </w:drawing>
+      </w:r>
+    </w:p>
+    <w:p>
+      <w:pPr>
+        <w:spacing w:line="336" w:lineRule="auto" w:after="180"/>
+      </w:pPr>
+      <w:r>
+        <w:rPr>
+          <w:b w:val="0"/>
+        </w:rPr>
+        <w:t>For the Reproducible AI Research Study, retain an annotated worked trace and the changed-case reasoning. Connect the claim to its records, units and assumptions so another investigator can challenge or reproduce it.</w:t>
+      </w:r>
+    </w:p>
+    <w:p>
+      <w:pPr>
+        <w:spacing w:line="336" w:lineRule="auto" w:after="180"/>
+      </w:pPr>
+      <w:r>
+        <w:rPr>
+          <w:b w:val="0"/>
+        </w:rPr>
+        <w:t xml:space="preserve">Draw your </w:t>
+      </w:r>
+      <w:r>
+        <w:rPr>
+          <w:b/>
+        </w:rPr>
+        <w:t>input</w:t>
+      </w:r>
+      <w:r>
+        <w:rPr>
+          <w:b w:val="0"/>
+        </w:rPr>
+        <w:t>, deciding step, result and limit. Supported question: Compute the clear and shaded rates and identify alternative explanations.</w:t>
+      </w:r>
+    </w:p>
+    <w:p>
+      <w:pPr>
+        <w:spacing w:line="336" w:lineRule="auto" w:after="180"/>
+      </w:pPr>
+      <w:r>
+        <w:rPr>
+          <w:b w:val="0"/>
+        </w:rPr>
+        <w:t>How does the same-object, one-camera follow-up help, and why does changing cameras again reintroduce confounding?</w:t>
+      </w:r>
+    </w:p>
+    <w:p>
+      <w:pPr>
+        <w:spacing w:line="336" w:lineRule="auto" w:after="180"/>
+        <w:shd w:fill="F5F1FB"/>
+      </w:pPr>
+      <w:r>
+        <w:rPr>
+          <w:b w:val="0"/>
+        </w:rPr>
+        <w:t xml:space="preserve">Draw your project trace and justify the deciding step using </w:t>
+      </w:r>
+      <w:r>
+        <w:rPr>
+          <w:b/>
+        </w:rPr>
+        <w:t>evidence</w:t>
+      </w:r>
+      <w:r>
+        <w:rPr>
+          <w:b w:val="0"/>
+        </w:rPr>
+        <w:t>.</w:t>
+      </w:r>
+    </w:p>
+    <w:p>
+      <w:pPr>
+        <w:pStyle w:val="Heading3"/>
+      </w:pPr>
+      <w:r>
+        <w:t>My picture explanation, deciding evidence and one limit</w:t>
       </w:r>
     </w:p>
     <w:p>

--- a/downloads/workbook/ai-7-week-36.docx
+++ b/downloads/workbook/ai-7-week-36.docx
@@ -1221,7 +1221,7 @@
     </w:p>
     <w:p>
       <w:r>
-        <w:t>Defend the next research question. A research defence identifies a observed weakness and a testable follow-up. Explain the labelled step before checking the changed condition.</w:t>
+        <w:t>Defend the next research question. A research defence identifies an observed weakness and a testable follow-up. Explain the labelled step before checking the changed condition.</w:t>
       </w:r>
     </w:p>
     <w:p>
@@ -1232,7 +1232,7 @@
         <w:rPr>
           <w:b w:val="0"/>
         </w:rPr>
-        <w:t>Defend the next research question. A research defence identifies a observed weakness and a testable follow-up.</w:t>
+        <w:t>Defend the next research question. A research defence identifies an observed weakness and a testable follow-up.</w:t>
       </w:r>
     </w:p>
     <w:p>
@@ -1661,7 +1661,7 @@
         <w:rPr>
           <w:b w:val="0"/>
         </w:rPr>
-        <w:t>Defend the next research question. A research defence identifies a observed weakness and a testable follow-up.</w:t>
+        <w:t>Defend the next research question. A research defence identifies an observed weakness and a testable follow-up.</w:t>
       </w:r>
     </w:p>
     <w:p>
@@ -2188,7 +2188,7 @@
         <w:drawing>
           <wp:inline xmlns:a="http://schemas.openxmlformats.org/drawingml/2006/main" xmlns:pic="http://schemas.openxmlformats.org/drawingml/2006/picture">
             <wp:extent cx="5486400" cy="2834640"/>
-            <wp:docPr id="3" name="Picture 3" descr="Defend the next research question. A research defence identifies a observed weakness and a testable follow-up. Supplied facts: A frozen model is correct on 8/10 clear images and 4/10 shaded images. Source objects are grouped within each condition."/>
+            <wp:docPr id="3" name="Picture 3" descr="Defend the next research question. A research defence identifies an observed weakness and a testable follow-up. Supplied facts: A frozen model is correct on 8/10 clear images and 4/10 shaded images. Source objects are grouped within each condition."/>
             <wp:cNvGraphicFramePr>
               <a:graphicFrameLocks noChangeAspect="1"/>
             </wp:cNvGraphicFramePr>
@@ -2227,7 +2227,7 @@
         <w:rPr>
           <w:b w:val="0"/>
         </w:rPr>
-        <w:t>Defend the next research question. A research defence identifies a observed weakness and a testable follow-up. Supplied facts: A frozen model is correct on 8/10 clear images and 4/10 shaded images.</w:t>
+        <w:t>Defend the next research question. A research defence identifies an observed weakness and a testable follow-up. Supplied facts: A frozen model is correct on 8/10 clear images and 4/10 shaded images.</w:t>
       </w:r>
     </w:p>
     <w:p>

--- a/downloads/workbook/ai-7-week-36.docx
+++ b/downloads/workbook/ai-7-week-36.docx
@@ -25,22 +25,45 @@
         <w:pStyle w:val="Heading1"/>
       </w:pPr>
       <w:r>
-        <w:t>01. Recall and choose your starting point</w:t>
-      </w:r>
-    </w:p>
-    <w:p>
-      <w:r>
-        <w:t>Record your starting explanation for Research defense and next questions before opening notes. Show any later correction separately.</w:t>
-      </w:r>
-    </w:p>
-    <w:p>
-      <w:pPr>
-        <w:spacing w:line="336" w:lineRule="auto" w:after="180"/>
-      </w:pPr>
-      <w:r>
-        <w:rPr>
-          <w:b w:val="0"/>
-        </w:rPr>
+        <w:t>One complete research-case evidence record.</w:t>
+      </w:r>
+    </w:p>
+    <w:p>
+      <w:r>
+        <w:t>Separate descriptive results, computational consistency and untested generalization while proposing a controlled follow-up.</w:t>
+      </w:r>
+    </w:p>
+    <w:p>
+      <w:r>
+        <w:t>Recall → W1–W3/W5 → independent case → project evidence → feedback and delayed return.</w:t>
+      </w:r>
+    </w:p>
+    <w:p>
+      <w:pPr>
+        <w:pStyle w:val="Heading1"/>
+      </w:pPr>
+      <w:r>
+        <w:t>01. Recall · Retrieve before notes</w:t>
+      </w:r>
+    </w:p>
+    <w:p>
+      <w:r>
+        <w:t>Keep this task’s inputs,rule and response together.</w:t>
+      </w:r>
+    </w:p>
+    <w:p>
+      <w:pPr>
+        <w:pStyle w:val="Heading2"/>
+      </w:pPr>
+      <w:r>
+        <w:t>Complete task and evidence</w:t>
+      </w:r>
+    </w:p>
+    <w:p>
+      <w:pPr>
+        <w:pStyle w:val="ListBullet"/>
+      </w:pPr>
+      <w:r>
         <w:t>Try the recall before opening notes. Then use a different colour or a labelled second line to correct your explanation.</w:t>
       </w:r>
     </w:p>
@@ -54,12 +77,9 @@
     </w:p>
     <w:p>
       <w:pPr>
-        <w:spacing w:line="336" w:lineRule="auto" w:after="180"/>
-      </w:pPr>
-      <w:r>
-        <w:rPr>
-          <w:b w:val="0"/>
-        </w:rPr>
+        <w:pStyle w:val="ListBullet"/>
+      </w:pPr>
+      <w:r>
         <w:t>Without opening the old lesson, explain one key idea from Presentation and challenge session. Give an example and a mistake that the idea helps you avoid.</w:t>
       </w:r>
     </w:p>
@@ -96,12 +116,9 @@
     </w:p>
     <w:p>
       <w:pPr>
-        <w:spacing w:line="336" w:lineRule="auto" w:after="180"/>
-      </w:pPr>
-      <w:r>
-        <w:rPr>
-          <w:b w:val="0"/>
-        </w:rPr>
+        <w:pStyle w:val="ListBullet"/>
+      </w:pPr>
+      <w:r>
         <w:t>Without opening the old lesson, explain one key idea from Independent reproduction check. Give an example and a mistake that the idea helps you avoid.</w:t>
       </w:r>
     </w:p>
@@ -138,12 +155,9 @@
     </w:p>
     <w:p>
       <w:pPr>
-        <w:spacing w:line="336" w:lineRule="auto" w:after="180"/>
-      </w:pPr>
-      <w:r>
-        <w:rPr>
-          <w:b w:val="0"/>
-        </w:rPr>
+        <w:pStyle w:val="ListBullet"/>
+      </w:pPr>
+      <w:r>
         <w:t>Without opening the old lesson, explain one key idea from Writing the methods section. Give an example and a mistake that the idea helps you avoid.</w:t>
       </w:r>
     </w:p>
@@ -175,47 +189,95 @@
         <w:pStyle w:val="Heading1"/>
       </w:pPr>
       <w:r>
-        <w:t>02. Practise with fading help</w:t>
-      </w:r>
-    </w:p>
-    <w:p>
-      <w:r>
-        <w:t>Complete the supported Research defense and next questions trace and record the first step you can explain without help.</w:t>
-      </w:r>
-    </w:p>
-    <w:p>
-      <w:pPr>
-        <w:spacing w:line="336" w:lineRule="auto" w:after="180"/>
-      </w:pPr>
-      <w:r>
-        <w:rPr>
-          <w:b w:val="0"/>
-        </w:rPr>
-        <w:t xml:space="preserve">Use W2: Trace the worked case for </w:t>
-      </w:r>
-      <w:r>
-        <w:rPr>
-          <w:b/>
-        </w:rPr>
-        <w:t>Research defense</w:t>
-      </w:r>
-      <w:r>
-        <w:rPr>
-          <w:b w:val="0"/>
-        </w:rPr>
-        <w:t xml:space="preserve"> and </w:t>
-      </w:r>
-      <w:r>
-        <w:rPr>
-          <w:b/>
-        </w:rPr>
-        <w:t>next question</w:t>
-      </w:r>
-      <w:r>
-        <w:rPr>
-          <w:b w:val="0"/>
-        </w:rPr>
-        <w:t>s. Record the answer once; the lesson and workbook refer to the same attempt.</w:t>
+        <w:t>05. W1 · Explain the current example</w:t>
+      </w:r>
+    </w:p>
+    <w:p>
+      <w:r>
+        <w:t>Keep this task’s inputs,rule and response together.</w:t>
+      </w:r>
+    </w:p>
+    <w:p>
+      <w:pPr>
+        <w:pStyle w:val="Heading2"/>
+      </w:pPr>
+      <w:r>
+        <w:t>Complete task and evidence</w:t>
+      </w:r>
+    </w:p>
+    <w:p>
+      <w:pPr>
+        <w:pStyle w:val="ListBullet"/>
+      </w:pPr>
+      <w:r>
+        <w:t>A research defense distinguishes what was measured, what failed, what was computationally recovered and what remains untested. Main candidate 12/16 = 75%, baseline 11/16 = 68.75%, descriptive gain 6.25 percentage points. The stipulated matching replay supports computational consistency, not a fresh-population or user-benefit claim. Separate frozen-model picture gives clear 8/10 = 80%, shaded 4/10 = 40%, a forty-point gap. Source grouping is stated, but object counts and cross-condition pairing are not supplied. Lighting, camera and object differences are plausible explanations, not established causes. Propose the same held-out objects under both lights, one camera, fixed scoring, appropriate collection/order controls and justified independent-unit analysis. No such follow-up is run. Changing cameras with lighting entangles explanations again. A limited or negative outcome can complete a sound investigation; retain it and ask a bounded next question instead of manufacturing a positive headline.</w:t>
+      </w:r>
+    </w:p>
+    <w:p>
+      <w:pPr>
+        <w:pStyle w:val="ListBullet"/>
+      </w:pPr>
+      <w:r>
+        <w:t>Explain the weekly mechanism in your own words. Use the worked scenario to name its input, decision rule and output.</w:t>
+      </w:r>
+    </w:p>
+    <w:p>
+      <w:pPr>
+        <w:pStyle w:val="Heading3"/>
+      </w:pPr>
+      <w:r>
+        <w:t>My reasoning and evidence</w:t>
+      </w:r>
+    </w:p>
+    <w:p>
+      <w:r>
+        <w:t>________________________________________________________________</w:t>
+      </w:r>
+    </w:p>
+    <w:p>
+      <w:r>
+        <w:t>________________________________________________________________</w:t>
+      </w:r>
+    </w:p>
+    <w:p>
+      <w:r>
+        <w:t>________________________________________________________________</w:t>
+      </w:r>
+    </w:p>
+    <w:p>
+      <w:r>
+        <w:t>________________________________________________________________</w:t>
+      </w:r>
+    </w:p>
+    <w:p>
+      <w:r>
+        <w:t>________________________________________________________________</w:t>
+      </w:r>
+    </w:p>
+    <w:p>
+      <w:r>
+        <w:t>________________________________________________________________</w:t>
+      </w:r>
+    </w:p>
+    <w:p>
+      <w:pPr>
+        <w:pStyle w:val="Heading1"/>
+      </w:pPr>
+      <w:r>
+        <w:t>06. W2 · Trace the worked case</w:t>
+      </w:r>
+    </w:p>
+    <w:p>
+      <w:r>
+        <w:t>Keep the supplied inputs, comparison rule and evidence together.</w:t>
+      </w:r>
+    </w:p>
+    <w:p>
+      <w:pPr>
+        <w:pStyle w:val="Heading2"/>
+      </w:pPr>
+      <w:r>
+        <w:t>Complete task and evidence</w:t>
       </w:r>
     </w:p>
     <w:tbl>
@@ -225,10 +287,8 @@
         <w:tblLook w:firstColumn="1" w:firstRow="1" w:lastColumn="0" w:lastRow="0" w:noHBand="0" w:noVBand="1" w:val="04A0"/>
       </w:tblPr>
       <w:tblGrid>
-        <w:gridCol w:w="2556"/>
-        <w:gridCol w:w="2556"/>
-        <w:gridCol w:w="2556"/>
-        <w:gridCol w:w="2556"/>
+        <w:gridCol w:w="5112"/>
+        <w:gridCol w:w="5112"/>
       </w:tblGrid>
       <w:tr>
         <w:trPr>
@@ -236,41 +296,21 @@
         </w:trPr>
         <w:tc>
           <w:tcPr>
-            <w:tcW w:type="dxa" w:w="2556"/>
+            <w:tcW w:type="dxa" w:w="5112"/>
           </w:tcPr>
           <w:p>
             <w:r>
-              <w:t>Given inputs</w:t>
+              <w:t>Main defense component</w:t>
             </w:r>
           </w:p>
         </w:tc>
         <w:tc>
           <w:tcPr>
-            <w:tcW w:type="dxa" w:w="2556"/>
+            <w:tcW w:type="dxa" w:w="5112"/>
           </w:tcPr>
           <w:p>
             <w:r>
-              <w:t>Procedure I chose</w:t>
-            </w:r>
-          </w:p>
-        </w:tc>
-        <w:tc>
-          <w:tcPr>
-            <w:tcW w:type="dxa" w:w="2556"/>
-          </w:tcPr>
-          <w:p>
-            <w:r>
-              <w:t>Middle steps</w:t>
-            </w:r>
-          </w:p>
-        </w:tc>
-        <w:tc>
-          <w:tcPr>
-            <w:tcW w:type="dxa" w:w="2556"/>
-          </w:tcPr>
-          <w:p>
-            <w:r>
-              <w:t>Result and check</w:t>
+              <w:t>Supported statement</w:t>
             </w:r>
           </w:p>
         </w:tc>
@@ -278,44 +318,180 @@
       <w:tr>
         <w:tc>
           <w:tcPr>
-            <w:tcW w:type="dxa" w:w="2556"/>
+            <w:tcW w:type="dxa" w:w="5112"/>
           </w:tcPr>
           <w:p>
-            <w:r/>
+            <w:r>
+              <w:t>Candidate observed rate</w:t>
+            </w:r>
           </w:p>
         </w:tc>
         <w:tc>
           <w:tcPr>
-            <w:tcW w:type="dxa" w:w="2556"/>
+            <w:tcW w:type="dxa" w:w="5112"/>
           </w:tcPr>
           <w:p>
-            <w:r/>
+            <w:r>
+              <w:t>12/16 = 75%</w:t>
+            </w:r>
+          </w:p>
+        </w:tc>
+      </w:tr>
+      <w:tr>
+        <w:tc>
+          <w:tcPr>
+            <w:tcW w:type="dxa" w:w="5112"/>
+          </w:tcPr>
+          <w:p>
+            <w:r>
+              <w:t>Baseline observed rate</w:t>
+            </w:r>
           </w:p>
         </w:tc>
         <w:tc>
           <w:tcPr>
-            <w:tcW w:type="dxa" w:w="2556"/>
+            <w:tcW w:type="dxa" w:w="5112"/>
           </w:tcPr>
           <w:p>
-            <w:r/>
+            <w:r>
+              <w:t>11/16 = 68.75%</w:t>
+            </w:r>
+          </w:p>
+        </w:tc>
+      </w:tr>
+      <w:tr>
+        <w:tc>
+          <w:tcPr>
+            <w:tcW w:type="dxa" w:w="5112"/>
+          </w:tcPr>
+          <w:p>
+            <w:r>
+              <w:t>Descriptive difference</w:t>
+            </w:r>
           </w:p>
         </w:tc>
         <w:tc>
           <w:tcPr>
-            <w:tcW w:type="dxa" w:w="2556"/>
+            <w:tcW w:type="dxa" w:w="5112"/>
           </w:tcPr>
           <w:p>
-            <w:r/>
+            <w:r>
+              <w:t>One of sixteen = 6.25 percentage points</w:t>
+            </w:r>
+          </w:p>
+        </w:tc>
+      </w:tr>
+      <w:tr>
+        <w:tc>
+          <w:tcPr>
+            <w:tcW w:type="dxa" w:w="5112"/>
+          </w:tcPr>
+          <w:p>
+            <w:r>
+              <w:t>Replay matches</w:t>
+            </w:r>
+          </w:p>
+        </w:tc>
+        <w:tc>
+          <w:tcPr>
+            <w:tcW w:type="dxa" w:w="5112"/>
+          </w:tcPr>
+          <w:p>
+            <w:r>
+              <w:t>Supports recorded computational consistency under the supplied scenario</w:t>
+            </w:r>
+          </w:p>
+        </w:tc>
+      </w:tr>
+      <w:tr>
+        <w:tc>
+          <w:tcPr>
+            <w:tcW w:type="dxa" w:w="5112"/>
+          </w:tcPr>
+          <w:p>
+            <w:r>
+              <w:t>Fresh population / user benefit</w:t>
+            </w:r>
+          </w:p>
+        </w:tc>
+        <w:tc>
+          <w:tcPr>
+            <w:tcW w:type="dxa" w:w="5112"/>
+          </w:tcPr>
+          <w:p>
+            <w:r>
+              <w:t>Not studied</w:t>
+            </w:r>
+          </w:p>
+        </w:tc>
+      </w:tr>
+      <w:tr>
+        <w:tc>
+          <w:tcPr>
+            <w:tcW w:type="dxa" w:w="5112"/>
+          </w:tcPr>
+          <w:p>
+            <w:r>
+              <w:t>Significance / universal usefulness</w:t>
+            </w:r>
+          </w:p>
+        </w:tc>
+        <w:tc>
+          <w:tcPr>
+            <w:tcW w:type="dxa" w:w="5112"/>
+          </w:tcPr>
+          <w:p>
+            <w:r>
+              <w:t>Not supplied or established</w:t>
+            </w:r>
+          </w:p>
+        </w:tc>
+      </w:tr>
+      <w:tr>
+        <w:tc>
+          <w:tcPr>
+            <w:tcW w:type="dxa" w:w="5112"/>
+          </w:tcPr>
+          <w:p>
+            <w:r>
+              <w:t>Next work</w:t>
+            </w:r>
+          </w:p>
+        </w:tc>
+        <w:tc>
+          <w:tcPr>
+            <w:tcW w:type="dxa" w:w="5112"/>
+          </w:tcPr>
+          <w:p>
+            <w:r>
+              <w:t>Resolve a named evidence gap with an explicit new design, not a stronger headline</w:t>
+            </w:r>
           </w:p>
         </w:tc>
       </w:tr>
     </w:tbl>
     <w:p>
       <w:pPr>
+        <w:pStyle w:val="ListBullet"/>
+      </w:pPr>
+      <w:r>
+        <w:t>A research defense distinguishes what was measured, what failed, what was computationally recovered and what remains untested. Main candidate 12/16 = 75%, baseline 11/16 = 68.75%, descriptive gain 6.25 percentage points. The stipulated matching replay supports computational consistency, not a fresh-population or user-benefit claim. Separate frozen-model picture gives clear 8/10 = 80%, shaded 4/10 = 40%, a forty-point gap. Source grouping is stated, but object counts and cross-condition pairing are not supplied. Lighting, camera and object differences are plausible explanations, not established causes. Propose the same held-out objects under both lights, one camera, fixed scoring, appropriate collection/order controls and justified independent-unit analysis. No such follow-up is run. Changing cameras with lighting entangles explanations again. A limited or negative outcome can complete a sound investigation; retain it and ask a bounded next question instead of manufacturing a positive headline.</w:t>
+      </w:r>
+    </w:p>
+    <w:p>
+      <w:pPr>
+        <w:pStyle w:val="ListBullet"/>
+      </w:pPr>
+      <w:r>
+        <w:t>Study shows candidate 12/16 versus baseline 11/16; replay matches; no fresh population sample or user study. Show the intermediate steps and give the conclusion with its scope.</w:t>
+      </w:r>
+    </w:p>
+    <w:p>
+      <w:pPr>
         <w:pStyle w:val="Heading3"/>
       </w:pPr>
       <w:r>
-        <w:t>The step I completed without help, and the hint I needed</w:t>
+        <w:t>My reasoning and evidence</w:t>
       </w:r>
     </w:p>
     <w:p>
@@ -334,62 +510,60 @@
       </w:r>
     </w:p>
     <w:p>
+      <w:r>
+        <w:t>________________________________________________________________</w:t>
+      </w:r>
+    </w:p>
+    <w:p>
+      <w:r>
+        <w:t>________________________________________________________________</w:t>
+      </w:r>
+    </w:p>
+    <w:p>
+      <w:r>
+        <w:t>________________________________________________________________</w:t>
+      </w:r>
+    </w:p>
+    <w:p>
+      <w:r>
+        <w:t>________________________________________________________________</w:t>
+      </w:r>
+    </w:p>
+    <w:p>
       <w:pPr>
         <w:pStyle w:val="Heading1"/>
       </w:pPr>
       <w:r>
-        <w:t>03. Individual reasoning check</w:t>
-      </w:r>
-    </w:p>
-    <w:p>
-      <w:r>
-        <w:t>Check the proposed Research defense and next questions explanation against the supplied facts before discussing it.</w:t>
-      </w:r>
-    </w:p>
-    <w:p>
-      <w:pPr>
-        <w:spacing w:line="336" w:lineRule="auto" w:after="180"/>
-      </w:pPr>
-      <w:r>
-        <w:rPr>
-          <w:b w:val="0"/>
-        </w:rPr>
-        <w:t xml:space="preserve">Use the worked case for </w:t>
-      </w:r>
-      <w:r>
-        <w:rPr>
-          <w:b/>
-        </w:rPr>
-        <w:t>Research defense</w:t>
-      </w:r>
-      <w:r>
-        <w:rPr>
-          <w:b w:val="0"/>
-        </w:rPr>
-        <w:t xml:space="preserve"> and </w:t>
-      </w:r>
-      <w:r>
-        <w:rPr>
-          <w:b/>
-        </w:rPr>
-        <w:t>next question</w:t>
-      </w:r>
-      <w:r>
-        <w:rPr>
-          <w:b w:val="0"/>
-        </w:rPr>
-        <w:t>s. Proposed explanation: “The worked result establishes every future case”. Decide whether this explanation is supported.</w:t>
-      </w:r>
-    </w:p>
-    <w:p>
-      <w:pPr>
-        <w:spacing w:line="336" w:lineRule="auto" w:after="180"/>
-      </w:pPr>
-      <w:r>
-        <w:rPr>
-          <w:b w:val="0"/>
-        </w:rPr>
-        <w:t>Point to the step or supplied fact that decides; explain your repair if needed.</w:t>
+        <w:t>07. W3 · Repair a misconception</w:t>
+      </w:r>
+    </w:p>
+    <w:p>
+      <w:r>
+        <w:t>Keep this task’s inputs,rule and response together.</w:t>
+      </w:r>
+    </w:p>
+    <w:p>
+      <w:pPr>
+        <w:pStyle w:val="Heading2"/>
+      </w:pPr>
+      <w:r>
+        <w:t>Complete task and evidence</w:t>
+      </w:r>
+    </w:p>
+    <w:p>
+      <w:pPr>
+        <w:pStyle w:val="ListBullet"/>
+      </w:pPr>
+      <w:r>
+        <w:t>A research defense distinguishes what was measured, what failed, what was computationally recovered and what remains untested. Main candidate 12/16 = 75%, baseline 11/16 = 68.75%, descriptive gain 6.25 percentage points. The stipulated matching replay supports computational consistency, not a fresh-population or user-benefit claim. Separate frozen-model picture gives clear 8/10 = 80%, shaded 4/10 = 40%, a forty-point gap. Source grouping is stated, but object counts and cross-condition pairing are not supplied. Lighting, camera and object differences are plausible explanations, not established causes. Propose the same held-out objects under both lights, one camera, fixed scoring, appropriate collection/order controls and justified independent-unit analysis. No such follow-up is run. Changing cameras with lighting entangles explanations again. A limited or negative outcome can complete a sound investigation; retain it and ask a bounded next question instead of manufacturing a positive headline.</w:t>
+      </w:r>
+    </w:p>
+    <w:p>
+      <w:pPr>
+        <w:pStyle w:val="ListBullet"/>
+      </w:pPr>
+      <w:r>
+        <w:t>A report omits this qualification: The next question follows evidence gaps; it must not be presented as an answer already obtained. Explain how omitting it could change a reader's interpretation, and write an accurate replacement.</w:t>
       </w:r>
     </w:p>
     <w:p>
@@ -397,7 +571,7 @@
         <w:pStyle w:val="Heading3"/>
       </w:pPr>
       <w:r>
-        <w:t>My explanation before partner discussion</w:t>
+        <w:t>My reasoning and evidence</w:t>
       </w:r>
     </w:p>
     <w:p>
@@ -421,16 +595,50 @@
       </w:r>
     </w:p>
     <w:p>
+      <w:r>
+        <w:t>________________________________________________________________</w:t>
+      </w:r>
+    </w:p>
+    <w:p>
+      <w:r>
+        <w:t>________________________________________________________________</w:t>
+      </w:r>
+    </w:p>
+    <w:p>
       <w:pPr>
         <w:pStyle w:val="Heading1"/>
       </w:pPr>
       <w:r>
-        <w:t>04. Independent transfer case</w:t>
-      </w:r>
-    </w:p>
-    <w:p>
-      <w:r>
-        <w:t>Write one first attempt at the reserved independent case before feedback. Repeated copies of that case refer to the same recorded attempt.</w:t>
+        <w:t>09. W5 · Explain the limitation</w:t>
+      </w:r>
+    </w:p>
+    <w:p>
+      <w:r>
+        <w:t>Keep this task’s inputs,rule and response together.</w:t>
+      </w:r>
+    </w:p>
+    <w:p>
+      <w:pPr>
+        <w:pStyle w:val="Heading2"/>
+      </w:pPr>
+      <w:r>
+        <w:t>Complete task and evidence</w:t>
+      </w:r>
+    </w:p>
+    <w:p>
+      <w:pPr>
+        <w:pStyle w:val="ListBullet"/>
+      </w:pPr>
+      <w:r>
+        <w:t>A research defense distinguishes what was measured, what failed, what was computationally recovered and what remains untested. Main candidate 12/16 = 75%, baseline 11/16 = 68.75%, descriptive gain 6.25 percentage points. The stipulated matching replay supports computational consistency, not a fresh-population or user-benefit claim. Separate frozen-model picture gives clear 8/10 = 80%, shaded 4/10 = 40%, a forty-point gap. Source grouping is stated, but object counts and cross-condition pairing are not supplied. Lighting, camera and object differences are plausible explanations, not established causes. Propose the same held-out objects under both lights, one camera, fixed scoring, appropriate collection/order controls and justified independent-unit analysis. No such follow-up is run. Changing cameras with lighting entangles explanations again. A limited or negative outcome can complete a sound investigation; retain it and ask a bounded next question instead of manufacturing a positive headline.</w:t>
+      </w:r>
+    </w:p>
+    <w:p>
+      <w:pPr>
+        <w:pStyle w:val="ListBullet"/>
+      </w:pPr>
+      <w:r>
+        <w:t>For the worked scenario, propose one additional case that could reveal a failure, describe its expected outcome before running it, and explain what would need to remain fixed for a fair comparison. Do not reuse W4 as a new final test after receiving feedback.</w:t>
       </w:r>
     </w:p>
     <w:p>
@@ -438,30 +646,79 @@
         <w:pStyle w:val="Heading3"/>
       </w:pPr>
       <w:r>
+        <w:t>My reasoning and evidence</w:t>
+      </w:r>
+    </w:p>
+    <w:p>
+      <w:r>
+        <w:t>________________________________________________________________</w:t>
+      </w:r>
+    </w:p>
+    <w:p>
+      <w:r>
+        <w:t>________________________________________________________________</w:t>
+      </w:r>
+    </w:p>
+    <w:p>
+      <w:r>
+        <w:t>________________________________________________________________</w:t>
+      </w:r>
+    </w:p>
+    <w:p>
+      <w:r>
+        <w:t>________________________________________________________________</w:t>
+      </w:r>
+    </w:p>
+    <w:p>
+      <w:r>
+        <w:t>________________________________________________________________</w:t>
+      </w:r>
+    </w:p>
+    <w:p>
+      <w:r>
+        <w:t>________________________________________________________________</w:t>
+      </w:r>
+    </w:p>
+    <w:p>
+      <w:r>
+        <w:t>________________________________________________________________</w:t>
+      </w:r>
+    </w:p>
+    <w:p>
+      <w:pPr>
+        <w:pStyle w:val="Heading1"/>
+      </w:pPr>
+      <w:r>
+        <w:t>04. Try alone · Selected transfer</w:t>
+      </w:r>
+    </w:p>
+    <w:p>
+      <w:r>
+        <w:t>Keep this task’s inputs,rule and response together.</w:t>
+      </w:r>
+    </w:p>
+    <w:p>
+      <w:pPr>
+        <w:pStyle w:val="Heading2"/>
+      </w:pPr>
+      <w:r>
+        <w:t>Complete task and evidence</w:t>
+      </w:r>
+    </w:p>
+    <w:p>
+      <w:pPr>
+        <w:pStyle w:val="Heading3"/>
+      </w:pPr>
+      <w:r>
         <w:t>Independent case: Apply a new case independently</w:t>
       </w:r>
     </w:p>
     <w:p>
       <w:pPr>
-        <w:spacing w:line="336" w:lineRule="auto" w:after="180"/>
-      </w:pPr>
-      <w:r>
-        <w:rPr>
-          <w:b w:val="0"/>
-        </w:rPr>
-        <w:t xml:space="preserve">Project candidate9/12, baseline10/12; reproduction matches. State result and a useful </w:t>
-      </w:r>
-      <w:r>
-        <w:rPr>
-          <w:b/>
-        </w:rPr>
-        <w:t>next question</w:t>
-      </w:r>
-      <w:r>
-        <w:rPr>
-          <w:b w:val="0"/>
-        </w:rPr>
-        <w:t>.</w:t>
+        <w:pStyle w:val="ListBullet"/>
+      </w:pPr>
+      <w:r>
+        <w:t>Project candidate 9/12, baseline 10/12; reproduction matches. State result and a useful next question.</w:t>
       </w:r>
     </w:p>
     <w:p>
@@ -509,12 +766,9 @@
     </w:p>
     <w:p>
       <w:pPr>
-        <w:spacing w:line="336" w:lineRule="auto" w:after="180"/>
-      </w:pPr>
-      <w:r>
-        <w:rPr>
-          <w:b w:val="0"/>
-        </w:rPr>
+        <w:pStyle w:val="ListBullet"/>
+      </w:pPr>
+      <w:r>
         <w:t>Attempt this case before feedback. Record any help. Earlier examples below are further practice; a case already practised with feedback cannot establish fresh transfer.</w:t>
       </w:r>
     </w:p>
@@ -523,59 +777,28 @@
         <w:pStyle w:val="Heading1"/>
       </w:pPr>
       <w:r>
-        <w:t>05. W1 Explain the mechanism</w:t>
-      </w:r>
-    </w:p>
-    <w:p>
-      <w:r>
-        <w:t>Explain the mechanism. Apply the supplied Research defense and next questions facts and keep your reasoning.</w:t>
-      </w:r>
-    </w:p>
-    <w:p>
-      <w:pPr>
-        <w:spacing w:line="336" w:lineRule="auto" w:after="180"/>
-      </w:pPr>
-      <w:r>
-        <w:rPr>
-          <w:b w:val="0"/>
-        </w:rPr>
-        <w:t xml:space="preserve">Explain the weekly </w:t>
-      </w:r>
-      <w:r>
-        <w:rPr>
-          <w:b/>
-        </w:rPr>
-        <w:t>mechanism</w:t>
-      </w:r>
-      <w:r>
-        <w:rPr>
-          <w:b w:val="0"/>
-        </w:rPr>
-        <w:t xml:space="preserve"> in your own words. Use the worked scenario to name its </w:t>
-      </w:r>
-      <w:r>
-        <w:rPr>
-          <w:b/>
-        </w:rPr>
-        <w:t>input</w:t>
-      </w:r>
-      <w:r>
-        <w:rPr>
-          <w:b w:val="0"/>
-        </w:rPr>
-        <w:t xml:space="preserve">, decision rule and </w:t>
-      </w:r>
-      <w:r>
-        <w:rPr>
-          <w:b/>
-        </w:rPr>
-        <w:t>output</w:t>
-      </w:r>
-      <w:r>
-        <w:rPr>
-          <w:b w:val="0"/>
-        </w:rPr>
-        <w:t>.</w:t>
+        <w:t>10. Project · Keep the research evidence</w:t>
+      </w:r>
+    </w:p>
+    <w:p>
+      <w:r>
+        <w:t>Preserve the question, protocol, observations, analysis and limits.</w:t>
+      </w:r>
+    </w:p>
+    <w:p>
+      <w:pPr>
+        <w:pStyle w:val="Heading2"/>
+      </w:pPr>
+      <w:r>
+        <w:t>Complete task and evidence</w:t>
+      </w:r>
+    </w:p>
+    <w:p>
+      <w:pPr>
+        <w:pStyle w:val="ListBullet"/>
+      </w:pPr>
+      <w:r>
+        <w:t>For Reproducible AI Research Study, use this week’s independent task as a rehearsal for the final evidence pack: Project candidate 9/12, baseline 10/12; reproduction matches. State result and a useful next question. Keep actual observations separate from expected results, preserve failures, compare a baseline and explain the limits.</w:t>
       </w:r>
     </w:p>
     <w:p>
@@ -583,7 +806,7 @@
         <w:pStyle w:val="Heading3"/>
       </w:pPr>
       <w:r>
-        <w:t>My reasoning and evidence</w:t>
+        <w:t>My project change, supporting evidence and remaining limit</w:t>
       </w:r>
     </w:p>
     <w:p>
@@ -621,447 +844,20 @@
         <w:pStyle w:val="Heading1"/>
       </w:pPr>
       <w:r>
-        <w:t>06. W2 Trace the worked case</w:t>
-      </w:r>
-    </w:p>
-    <w:p>
-      <w:r>
-        <w:t>Trace the worked case. Apply the supplied Research defense and next questions facts and keep your reasoning.</w:t>
-      </w:r>
-    </w:p>
-    <w:p>
-      <w:pPr>
-        <w:spacing w:line="336" w:lineRule="auto" w:after="180"/>
-      </w:pPr>
-      <w:r>
-        <w:rPr>
-          <w:b w:val="0"/>
-        </w:rPr>
-        <w:t>Study shows candidate12/16 versus baseline11/16; replay matches; no fresh population sample or user study. Show the intermediate steps and give the conclusion with its scope.</w:t>
-      </w:r>
-    </w:p>
-    <w:p>
-      <w:pPr>
-        <w:pStyle w:val="Heading3"/>
-      </w:pPr>
-      <w:r>
-        <w:t>My reasoning and evidence</w:t>
-      </w:r>
-    </w:p>
-    <w:p>
-      <w:r>
-        <w:t>________________________________________________________________</w:t>
-      </w:r>
-    </w:p>
-    <w:p>
-      <w:r>
-        <w:t>________________________________________________________________</w:t>
-      </w:r>
-    </w:p>
-    <w:p>
-      <w:r>
-        <w:t>________________________________________________________________</w:t>
-      </w:r>
-    </w:p>
-    <w:p>
-      <w:r>
-        <w:t>________________________________________________________________</w:t>
-      </w:r>
-    </w:p>
-    <w:p>
-      <w:r>
-        <w:t>________________________________________________________________</w:t>
-      </w:r>
-    </w:p>
-    <w:p>
-      <w:r>
-        <w:t>________________________________________________________________</w:t>
-      </w:r>
-    </w:p>
-    <w:p>
-      <w:r>
-        <w:t>________________________________________________________________</w:t>
-      </w:r>
-    </w:p>
-    <w:p>
-      <w:pPr>
-        <w:pStyle w:val="Heading1"/>
-      </w:pPr>
-      <w:r>
-        <w:t>07. W3 Audit the limit</w:t>
-      </w:r>
-    </w:p>
-    <w:p>
-      <w:r>
-        <w:t>Audit the limit. Apply the supplied Research defense and next questions facts and keep your reasoning.</w:t>
-      </w:r>
-    </w:p>
-    <w:p>
-      <w:pPr>
-        <w:spacing w:line="336" w:lineRule="auto" w:after="180"/>
-      </w:pPr>
-      <w:r>
-        <w:rPr>
-          <w:b w:val="0"/>
-        </w:rPr>
-        <w:t xml:space="preserve">A report omits this qualification: The </w:t>
-      </w:r>
-      <w:r>
-        <w:rPr>
-          <w:b/>
-        </w:rPr>
-        <w:t>next question</w:t>
-      </w:r>
-      <w:r>
-        <w:rPr>
-          <w:b w:val="0"/>
-        </w:rPr>
-        <w:t xml:space="preserve"> follows </w:t>
-      </w:r>
-      <w:r>
-        <w:rPr>
-          <w:b/>
-        </w:rPr>
-        <w:t>evidence</w:t>
-      </w:r>
-      <w:r>
-        <w:rPr>
-          <w:b w:val="0"/>
-        </w:rPr>
-        <w:t xml:space="preserve"> gaps; it must not be presented as an answer already obtained.</w:t>
-      </w:r>
-    </w:p>
-    <w:p>
-      <w:pPr>
-        <w:spacing w:line="336" w:lineRule="auto" w:after="180"/>
-      </w:pPr>
-      <w:r>
-        <w:rPr>
-          <w:b w:val="0"/>
-        </w:rPr>
-        <w:t>Explain how omitting it could change a reader's interpretation, and write an accurate replacement.</w:t>
-      </w:r>
-    </w:p>
-    <w:p>
-      <w:pPr>
-        <w:pStyle w:val="Heading3"/>
-      </w:pPr>
-      <w:r>
-        <w:t>My reasoning and evidence</w:t>
-      </w:r>
-    </w:p>
-    <w:p>
-      <w:r>
-        <w:t>________________________________________________________________</w:t>
-      </w:r>
-    </w:p>
-    <w:p>
-      <w:r>
-        <w:t>________________________________________________________________</w:t>
-      </w:r>
-    </w:p>
-    <w:p>
-      <w:r>
-        <w:t>________________________________________________________________</w:t>
-      </w:r>
-    </w:p>
-    <w:p>
-      <w:r>
-        <w:t>________________________________________________________________</w:t>
-      </w:r>
-    </w:p>
-    <w:p>
-      <w:r>
-        <w:t>________________________________________________________________</w:t>
-      </w:r>
-    </w:p>
-    <w:p>
-      <w:r>
-        <w:t>________________________________________________________________</w:t>
-      </w:r>
-    </w:p>
-    <w:p>
-      <w:pPr>
-        <w:pStyle w:val="Heading1"/>
-      </w:pPr>
-      <w:r>
-        <w:t>08. W4 Apply a new case independently</w:t>
-      </w:r>
-    </w:p>
-    <w:p>
-      <w:r>
-        <w:t>Attempt before feedback. If this repeats the selected independent case, reuse that first attempt; otherwise keep a separate record. Apply a new case independently. Apply the supplied Research defense and next questions facts and keep your reasoning.</w:t>
-      </w:r>
-    </w:p>
-    <w:p>
-      <w:pPr>
-        <w:spacing w:line="336" w:lineRule="auto" w:after="180"/>
-      </w:pPr>
-      <w:r>
-        <w:rPr>
-          <w:b w:val="0"/>
-        </w:rPr>
-        <w:t xml:space="preserve">Project candidate9/12, baseline10/12; reproduction matches. State result and a useful </w:t>
-      </w:r>
-      <w:r>
-        <w:rPr>
-          <w:b/>
-        </w:rPr>
-        <w:t>next question</w:t>
-      </w:r>
-      <w:r>
-        <w:rPr>
-          <w:b w:val="0"/>
-        </w:rPr>
-        <w:t>.</w:t>
-      </w:r>
-    </w:p>
-    <w:p>
-      <w:pPr>
-        <w:pStyle w:val="Heading3"/>
-      </w:pPr>
-      <w:r>
-        <w:t>My reasoning and evidence</w:t>
-      </w:r>
-    </w:p>
-    <w:p>
-      <w:r>
-        <w:t>________________________________________________________________</w:t>
-      </w:r>
-    </w:p>
-    <w:p>
-      <w:r>
-        <w:t>________________________________________________________________</w:t>
-      </w:r>
-    </w:p>
-    <w:p>
-      <w:r>
-        <w:t>________________________________________________________________</w:t>
-      </w:r>
-    </w:p>
-    <w:p>
-      <w:r>
-        <w:t>________________________________________________________________</w:t>
-      </w:r>
-    </w:p>
-    <w:p>
-      <w:r>
-        <w:t>________________________________________________________________</w:t>
-      </w:r>
-    </w:p>
-    <w:p>
-      <w:r>
-        <w:t>________________________________________________________________</w:t>
-      </w:r>
-    </w:p>
-    <w:p>
-      <w:r>
-        <w:t>________________________________________________________________</w:t>
-      </w:r>
-    </w:p>
-    <w:p>
-      <w:r>
-        <w:t>________________________________________________________________</w:t>
-      </w:r>
-    </w:p>
-    <w:p>
-      <w:pPr>
-        <w:pStyle w:val="Heading1"/>
-      </w:pPr>
-      <w:r>
-        <w:t>09. W5 Design a revealing follow-up</w:t>
-      </w:r>
-    </w:p>
-    <w:p>
-      <w:r>
-        <w:t>Design a revealing follow-up. Apply the supplied Research defense and next questions facts and keep your reasoning.</w:t>
-      </w:r>
-    </w:p>
-    <w:p>
-      <w:pPr>
-        <w:spacing w:line="336" w:lineRule="auto" w:after="180"/>
-      </w:pPr>
-      <w:r>
-        <w:rPr>
-          <w:b w:val="0"/>
-        </w:rPr>
-        <w:t>For the worked scenario, propose one additional case that could reveal a failure, describe its expected outcome before running it, and explain what would need to remain fixed for a fair comparison.</w:t>
-      </w:r>
-    </w:p>
-    <w:p>
-      <w:pPr>
-        <w:spacing w:line="336" w:lineRule="auto" w:after="180"/>
-      </w:pPr>
-      <w:r>
-        <w:rPr>
-          <w:b w:val="0"/>
-        </w:rPr>
-        <w:t>Do not reuse W4 as a new final test after receiving feedback.</w:t>
-      </w:r>
-    </w:p>
-    <w:p>
-      <w:pPr>
-        <w:pStyle w:val="Heading3"/>
-      </w:pPr>
-      <w:r>
-        <w:t>My reasoning and evidence</w:t>
-      </w:r>
-    </w:p>
-    <w:p>
-      <w:r>
-        <w:t>________________________________________________________________</w:t>
-      </w:r>
-    </w:p>
-    <w:p>
-      <w:r>
-        <w:t>________________________________________________________________</w:t>
-      </w:r>
-    </w:p>
-    <w:p>
-      <w:r>
-        <w:t>________________________________________________________________</w:t>
-      </w:r>
-    </w:p>
-    <w:p>
-      <w:r>
-        <w:t>________________________________________________________________</w:t>
-      </w:r>
-    </w:p>
-    <w:p>
-      <w:r>
-        <w:t>________________________________________________________________</w:t>
-      </w:r>
-    </w:p>
-    <w:p>
-      <w:r>
-        <w:t>________________________________________________________________</w:t>
-      </w:r>
-    </w:p>
-    <w:p>
-      <w:r>
-        <w:t>________________________________________________________________</w:t>
-      </w:r>
-    </w:p>
-    <w:p>
-      <w:pPr>
-        <w:pStyle w:val="Heading1"/>
-      </w:pPr>
-      <w:r>
-        <w:t>10. Project checkpoint and reflection</w:t>
-      </w:r>
-    </w:p>
-    <w:p>
-      <w:r>
-        <w:t>Connect Research defense and next questions to Reproducible AI Research Study, identify a limit and choose the next useful test.</w:t>
-      </w:r>
-    </w:p>
-    <w:p>
-      <w:pPr>
-        <w:spacing w:line="336" w:lineRule="auto" w:after="180"/>
-      </w:pPr>
-      <w:r>
-        <w:rPr>
-          <w:b w:val="0"/>
-        </w:rPr>
-        <w:t xml:space="preserve">For Reproducible AI Research Study, use this week’s independent task as a rehearsal for the final </w:t>
-      </w:r>
-      <w:r>
-        <w:rPr>
-          <w:b/>
-        </w:rPr>
-        <w:t>evidence</w:t>
-      </w:r>
-      <w:r>
-        <w:rPr>
-          <w:b w:val="0"/>
-        </w:rPr>
-        <w:t xml:space="preserve"> pack: Project candidate9/12, baseline10/12; reproduction matches. State result and a useful </w:t>
-      </w:r>
-      <w:r>
-        <w:rPr>
-          <w:b/>
-        </w:rPr>
-        <w:t>next question</w:t>
-      </w:r>
-      <w:r>
-        <w:rPr>
-          <w:b w:val="0"/>
-        </w:rPr>
-        <w:t>.</w:t>
-      </w:r>
-    </w:p>
-    <w:p>
-      <w:pPr>
-        <w:spacing w:line="336" w:lineRule="auto" w:after="180"/>
-      </w:pPr>
-      <w:r>
-        <w:rPr>
-          <w:b w:val="0"/>
-        </w:rPr>
-        <w:t xml:space="preserve">Keep actual </w:t>
-      </w:r>
-      <w:r>
-        <w:rPr>
-          <w:b/>
-        </w:rPr>
-        <w:t>observation</w:t>
-      </w:r>
-      <w:r>
-        <w:rPr>
-          <w:b w:val="0"/>
-        </w:rPr>
-        <w:t>s separate from expected results, preserve failures, compare a baseline and explain the limits.</w:t>
-      </w:r>
-    </w:p>
-    <w:p>
-      <w:pPr>
-        <w:pStyle w:val="Heading3"/>
-      </w:pPr>
-      <w:r>
-        <w:t>My project change, supporting evidence and remaining limit</w:t>
-      </w:r>
-    </w:p>
-    <w:p>
-      <w:r>
-        <w:t>________________________________________________________________</w:t>
-      </w:r>
-    </w:p>
-    <w:p>
-      <w:r>
-        <w:t>________________________________________________________________</w:t>
-      </w:r>
-    </w:p>
-    <w:p>
-      <w:r>
-        <w:t>________________________________________________________________</w:t>
-      </w:r>
-    </w:p>
-    <w:p>
-      <w:r>
-        <w:t>________________________________________________________________</w:t>
-      </w:r>
-    </w:p>
-    <w:p>
-      <w:r>
-        <w:t>________________________________________________________________</w:t>
-      </w:r>
-    </w:p>
-    <w:p>
-      <w:r>
-        <w:t>________________________________________________________________</w:t>
-      </w:r>
-    </w:p>
-    <w:p>
-      <w:pPr>
-        <w:pStyle w:val="Heading1"/>
-      </w:pPr>
-      <w:r>
-        <w:t>11. Feedback, return check and learning record</w:t>
-      </w:r>
-    </w:p>
-    <w:p>
-      <w:r>
-        <w:t>Record the first repaired step and a different case to revisit after a delay.</w:t>
+        <w:t>11. Feedback · Repair and return</w:t>
+      </w:r>
+    </w:p>
+    <w:p>
+      <w:r>
+        <w:t>Keep this task’s inputs,rule and response together.</w:t>
+      </w:r>
+    </w:p>
+    <w:p>
+      <w:pPr>
+        <w:pStyle w:val="Heading2"/>
+      </w:pPr>
+      <w:r>
+        <w:t>Complete task and evidence</w:t>
       </w:r>
     </w:p>
     <w:tbl>
@@ -1202,12 +998,9 @@
     </w:tbl>
     <w:p>
       <w:pPr>
-        <w:spacing w:line="336" w:lineRule="auto" w:after="180"/>
-      </w:pPr>
-      <w:r>
-        <w:rPr>
-          <w:b w:val="0"/>
-        </w:rPr>
+        <w:pStyle w:val="ListBullet"/>
+      </w:pPr>
+      <w:r>
         <w:t>Revisit this idea with your teacher after a delay. Familiarity is different from explaining and using it on a changed case.</w:t>
       </w:r>
     </w:p>
@@ -1216,33 +1009,357 @@
         <w:pStyle w:val="Heading1"/>
       </w:pPr>
       <w:r>
-        <w:t>12. Pictorial case practice: Research defense and next questions</w:t>
-      </w:r>
-    </w:p>
-    <w:p>
-      <w:r>
-        <w:t>Defend the next research question. A research defence identifies an observed weakness and a testable follow-up. Explain the labelled step before checking the changed condition.</w:t>
-      </w:r>
-    </w:p>
-    <w:p>
-      <w:pPr>
-        <w:spacing w:line="336" w:lineRule="auto" w:after="180"/>
-      </w:pPr>
-      <w:r>
-        <w:rPr>
-          <w:b w:val="0"/>
-        </w:rPr>
+        <w:t>Reference bank and extra practice</w:t>
+      </w:r>
+    </w:p>
+    <w:p>
+      <w:pPr>
+        <w:pStyle w:val="Heading1"/>
+      </w:pPr>
+      <w:r>
+        <w:t>02. Reference · Supported W2 record</w:t>
+      </w:r>
+    </w:p>
+    <w:p>
+      <w:r>
+        <w:t>Keep this task’s inputs,rule and response together.</w:t>
+      </w:r>
+    </w:p>
+    <w:p>
+      <w:pPr>
+        <w:pStyle w:val="Heading2"/>
+      </w:pPr>
+      <w:r>
+        <w:t>Complete task and evidence</w:t>
+      </w:r>
+    </w:p>
+    <w:p>
+      <w:pPr>
+        <w:pStyle w:val="ListBullet"/>
+      </w:pPr>
+      <w:r>
+        <w:t>Use W2: Trace the worked case for Research defense and next questions. Record the answer once; the lesson and workbook refer to the same attempt.</w:t>
+      </w:r>
+    </w:p>
+    <w:tbl>
+      <w:tblPr>
+        <w:tblStyle w:val="LightShading-Accent1"/>
+        <w:tblW w:type="auto" w:w="0"/>
+        <w:tblLook w:firstColumn="1" w:firstRow="1" w:lastColumn="0" w:lastRow="0" w:noHBand="0" w:noVBand="1" w:val="04A0"/>
+      </w:tblPr>
+      <w:tblGrid>
+        <w:gridCol w:w="2556"/>
+        <w:gridCol w:w="2556"/>
+        <w:gridCol w:w="2556"/>
+        <w:gridCol w:w="2556"/>
+      </w:tblGrid>
+      <w:tr>
+        <w:trPr>
+          <w:tblHeader/>
+        </w:trPr>
+        <w:tc>
+          <w:tcPr>
+            <w:tcW w:type="dxa" w:w="2556"/>
+          </w:tcPr>
+          <w:p>
+            <w:r>
+              <w:t>Given inputs</w:t>
+            </w:r>
+          </w:p>
+        </w:tc>
+        <w:tc>
+          <w:tcPr>
+            <w:tcW w:type="dxa" w:w="2556"/>
+          </w:tcPr>
+          <w:p>
+            <w:r>
+              <w:t>Procedure I chose</w:t>
+            </w:r>
+          </w:p>
+        </w:tc>
+        <w:tc>
+          <w:tcPr>
+            <w:tcW w:type="dxa" w:w="2556"/>
+          </w:tcPr>
+          <w:p>
+            <w:r>
+              <w:t>Middle steps</w:t>
+            </w:r>
+          </w:p>
+        </w:tc>
+        <w:tc>
+          <w:tcPr>
+            <w:tcW w:type="dxa" w:w="2556"/>
+          </w:tcPr>
+          <w:p>
+            <w:r>
+              <w:t>Result and check</w:t>
+            </w:r>
+          </w:p>
+        </w:tc>
+      </w:tr>
+      <w:tr>
+        <w:tc>
+          <w:tcPr>
+            <w:tcW w:type="dxa" w:w="2556"/>
+          </w:tcPr>
+          <w:p>
+            <w:r/>
+          </w:p>
+        </w:tc>
+        <w:tc>
+          <w:tcPr>
+            <w:tcW w:type="dxa" w:w="2556"/>
+          </w:tcPr>
+          <w:p>
+            <w:r/>
+          </w:p>
+        </w:tc>
+        <w:tc>
+          <w:tcPr>
+            <w:tcW w:type="dxa" w:w="2556"/>
+          </w:tcPr>
+          <w:p>
+            <w:r/>
+          </w:p>
+        </w:tc>
+        <w:tc>
+          <w:tcPr>
+            <w:tcW w:type="dxa" w:w="2556"/>
+          </w:tcPr>
+          <w:p>
+            <w:r/>
+          </w:p>
+        </w:tc>
+      </w:tr>
+    </w:tbl>
+    <w:p>
+      <w:pPr>
+        <w:pStyle w:val="Heading3"/>
+      </w:pPr>
+      <w:r>
+        <w:t>The step I completed without help, and the hint I needed</w:t>
+      </w:r>
+    </w:p>
+    <w:p>
+      <w:r>
+        <w:t>________________________________________________________________</w:t>
+      </w:r>
+    </w:p>
+    <w:p>
+      <w:r>
+        <w:t>________________________________________________________________</w:t>
+      </w:r>
+    </w:p>
+    <w:p>
+      <w:r>
+        <w:t>________________________________________________________________</w:t>
+      </w:r>
+    </w:p>
+    <w:p>
+      <w:pPr>
+        <w:pStyle w:val="Heading1"/>
+      </w:pPr>
+      <w:r>
+        <w:t>03. Extra practice · Individual reasoning check</w:t>
+      </w:r>
+    </w:p>
+    <w:p>
+      <w:r>
+        <w:t>Keep this task’s inputs,rule and response together.</w:t>
+      </w:r>
+    </w:p>
+    <w:p>
+      <w:pPr>
+        <w:pStyle w:val="Heading2"/>
+      </w:pPr>
+      <w:r>
+        <w:t>Complete task and evidence</w:t>
+      </w:r>
+    </w:p>
+    <w:p>
+      <w:pPr>
+        <w:pStyle w:val="ListBullet"/>
+      </w:pPr>
+      <w:r>
+        <w:t>Use the worked case for Research defense and next questions. Proposed explanation: “The worked result establishes every future case”. Decide whether this explanation is supported. Point to the step or supplied fact that decides; explain your repair if needed.</w:t>
+      </w:r>
+    </w:p>
+    <w:p>
+      <w:pPr>
+        <w:pStyle w:val="Heading3"/>
+      </w:pPr>
+      <w:r>
+        <w:t>My explanation before partner discussion</w:t>
+      </w:r>
+    </w:p>
+    <w:p>
+      <w:r>
+        <w:t>________________________________________________________________</w:t>
+      </w:r>
+    </w:p>
+    <w:p>
+      <w:r>
+        <w:t>________________________________________________________________</w:t>
+      </w:r>
+    </w:p>
+    <w:p>
+      <w:r>
+        <w:t>________________________________________________________________</w:t>
+      </w:r>
+    </w:p>
+    <w:p>
+      <w:r>
+        <w:t>________________________________________________________________</w:t>
+      </w:r>
+    </w:p>
+    <w:p>
+      <w:pPr>
+        <w:pStyle w:val="Heading1"/>
+      </w:pPr>
+      <w:r>
+        <w:t>08. Reference · Earlier W4 response copy</w:t>
+      </w:r>
+    </w:p>
+    <w:p>
+      <w:r>
+        <w:t>Keep this task’s inputs,rule and response together.</w:t>
+      </w:r>
+    </w:p>
+    <w:p>
+      <w:pPr>
+        <w:pStyle w:val="Heading2"/>
+      </w:pPr>
+      <w:r>
+        <w:t>Complete task and evidence</w:t>
+      </w:r>
+    </w:p>
+    <w:p>
+      <w:pPr>
+        <w:pStyle w:val="ListBullet"/>
+      </w:pPr>
+      <w:r>
+        <w:t>Project candidate 9/12, baseline 10/12; reproduction matches. State result and a useful next question.</w:t>
+      </w:r>
+    </w:p>
+    <w:p>
+      <w:pPr>
+        <w:pStyle w:val="Heading3"/>
+      </w:pPr>
+      <w:r>
+        <w:t>My reasoning and evidence</w:t>
+      </w:r>
+    </w:p>
+    <w:p>
+      <w:r>
+        <w:t>________________________________________________________________</w:t>
+      </w:r>
+    </w:p>
+    <w:p>
+      <w:r>
+        <w:t>________________________________________________________________</w:t>
+      </w:r>
+    </w:p>
+    <w:p>
+      <w:r>
+        <w:t>________________________________________________________________</w:t>
+      </w:r>
+    </w:p>
+    <w:p>
+      <w:r>
+        <w:t>________________________________________________________________</w:t>
+      </w:r>
+    </w:p>
+    <w:p>
+      <w:r>
+        <w:t>________________________________________________________________</w:t>
+      </w:r>
+    </w:p>
+    <w:p>
+      <w:r>
+        <w:t>________________________________________________________________</w:t>
+      </w:r>
+    </w:p>
+    <w:p>
+      <w:r>
+        <w:t>________________________________________________________________</w:t>
+      </w:r>
+    </w:p>
+    <w:p>
+      <w:r>
+        <w:t>________________________________________________________________</w:t>
+      </w:r>
+    </w:p>
+    <w:p>
+      <w:pPr>
+        <w:pStyle w:val="Heading1"/>
+      </w:pPr>
+      <w:r>
+        <w:t>12. Extra practice · Pictured case</w:t>
+      </w:r>
+    </w:p>
+    <w:p>
+      <w:r>
+        <w:t>Keep this task’s inputs,rule and response together.</w:t>
+      </w:r>
+    </w:p>
+    <w:p>
+      <w:pPr>
+        <w:pStyle w:val="Heading2"/>
+      </w:pPr>
+      <w:r>
+        <w:t>Complete task and evidence</w:t>
+      </w:r>
+    </w:p>
+    <w:p>
+      <w:r>
+        <w:drawing>
+          <wp:inline xmlns:a="http://schemas.openxmlformats.org/drawingml/2006/main" xmlns:pic="http://schemas.openxmlformats.org/drawingml/2006/picture">
+            <wp:extent cx="5486400" cy="3029913"/>
+            <wp:docPr id="1" name="Picture 1" descr="Observed clear slice is eight of ten, eighty percent; shaded slice four of ten, forty percent. Cause is not established. Proposed follow-up uses the same held-out objects under both lights, one camera and fixed scoring; it is not run. Changing cameras too reintroduces another explanation."/>
+            <wp:cNvGraphicFramePr>
+              <a:graphicFrameLocks noChangeAspect="1"/>
+            </wp:cNvGraphicFramePr>
+            <a:graphic>
+              <a:graphicData uri="http://schemas.openxmlformats.org/drawingml/2006/picture">
+                <pic:pic>
+                  <pic:nvPicPr>
+                    <pic:cNvPr id="0" name="ai-7-36-next-test.png"/>
+                    <pic:cNvPicPr/>
+                  </pic:nvPicPr>
+                  <pic:blipFill>
+                    <a:blip r:embed="rId9"/>
+                    <a:stretch>
+                      <a:fillRect/>
+                    </a:stretch>
+                  </pic:blipFill>
+                  <pic:spPr>
+                    <a:xfrm>
+                      <a:off x="0" y="0"/>
+                      <a:ext cx="5486400" cy="3029913"/>
+                    </a:xfrm>
+                    <a:prstGeom prst="rect"/>
+                  </pic:spPr>
+                </pic:pic>
+              </a:graphicData>
+            </a:graphic>
+          </wp:inline>
+        </w:drawing>
+      </w:r>
+    </w:p>
+    <w:p>
+      <w:pPr>
+        <w:pStyle w:val="ListBullet"/>
+      </w:pPr>
+      <w:r>
         <w:t>Defend the next research question. A research defence identifies an observed weakness and a testable follow-up.</w:t>
       </w:r>
     </w:p>
     <w:p>
       <w:pPr>
-        <w:spacing w:line="336" w:lineRule="auto" w:after="180"/>
-      </w:pPr>
-      <w:r>
-        <w:rPr>
-          <w:b w:val="0"/>
-        </w:rPr>
+        <w:pStyle w:val="ListBullet"/>
+      </w:pPr>
+      <w:r>
         <w:t>A frozen model is correct on 8/10 clear images and 4/10 shaded images. Source objects are grouped within each condition.</w:t>
       </w:r>
     </w:p>
@@ -1251,7 +1368,7 @@
         <w:drawing>
           <wp:inline xmlns:a="http://schemas.openxmlformats.org/drawingml/2006/main" xmlns:pic="http://schemas.openxmlformats.org/drawingml/2006/picture">
             <wp:extent cx="5486400" cy="2641600"/>
-            <wp:docPr id="1" name="Picture 1" descr="Defence: different condition slices"/>
+            <wp:docPr id="2" name="Picture 2" descr="Defence: different condition slices"/>
             <wp:cNvGraphicFramePr>
               <a:graphicFrameLocks noChangeAspect="1"/>
             </wp:cNvGraphicFramePr>
@@ -1263,7 +1380,7 @@
                     <pic:cNvPicPr/>
                   </pic:nvPicPr>
                   <pic:blipFill>
-                    <a:blip r:embed="rId9"/>
+                    <a:blip r:embed="rId10"/>
                     <a:stretch>
                       <a:fillRect/>
                     </a:stretch>
@@ -1287,7 +1404,7 @@
         <w:drawing>
           <wp:inline xmlns:a="http://schemas.openxmlformats.org/drawingml/2006/main" xmlns:pic="http://schemas.openxmlformats.org/drawingml/2006/picture">
             <wp:extent cx="5486400" cy="5225143"/>
-            <wp:docPr id="2" name="Picture 2" descr="Research defense and next questions. State slice outcomes: Clear is 80%; shaded is 40%.. Limit the interpretation: Shade sensitivity is plausible, but camera or object differences may also matter.. Design follow-up: Photograph the same held-out objects under both light conditions using one camera and fixed scoring."/>
+            <wp:docPr id="3" name="Picture 3" descr="Research defense and next questions. State slice outcomes: Clear is 80%; shaded is 40%.. Limit the interpretation: Shade sensitivity is plausible, but camera or object differences may also matter.. Design follow-up: Photograph the same held-out objects under both light conditions using one camera and fixed scoring."/>
             <wp:cNvGraphicFramePr>
               <a:graphicFrameLocks noChangeAspect="1"/>
             </wp:cNvGraphicFramePr>
@@ -1299,7 +1416,7 @@
                     <pic:cNvPicPr/>
                   </pic:nvPicPr>
                   <pic:blipFill>
-                    <a:blip r:embed="rId10"/>
+                    <a:blip r:embed="rId11"/>
                     <a:stretch>
                       <a:fillRect/>
                     </a:stretch>
@@ -1320,13 +1437,9 @@
     </w:p>
     <w:p>
       <w:pPr>
-        <w:spacing w:line="336" w:lineRule="auto" w:after="180"/>
-        <w:shd w:fill="F5F1FB"/>
-      </w:pPr>
-      <w:r>
-        <w:rPr>
-          <w:b w:val="0"/>
-        </w:rPr>
+        <w:pStyle w:val="ListBullet"/>
+      </w:pPr>
+      <w:r>
         <w:t>Compute the clear and shaded rates and identify alternative explanations. How does the same-object, one-camera follow-up help, and why does changing cameras again reintroduce confounding?</w:t>
       </w:r>
     </w:p>
@@ -1370,56 +1483,18 @@
     </w:p>
     <w:p>
       <w:pPr>
-        <w:pStyle w:val="Heading3"/>
-      </w:pPr>
-      <w:r>
-        <w:t>Record the help used</w:t>
-      </w:r>
-    </w:p>
-    <w:p>
-      <w:pPr>
-        <w:spacing w:line="336" w:lineRule="auto" w:after="180"/>
-        <w:shd w:fill="F1F6F8"/>
-      </w:pPr>
-      <w:r>
-        <w:rPr>
-          <w:b w:val="0"/>
-        </w:rPr>
-        <w:t xml:space="preserve">Support used: alone / hint / worked example. This record is practice </w:t>
-      </w:r>
-      <w:r>
-        <w:rPr>
-          <w:b/>
-        </w:rPr>
-        <w:t>evidence</w:t>
-      </w:r>
-      <w:r>
-        <w:rPr>
-          <w:b w:val="0"/>
-        </w:rPr>
-        <w:t>.</w:t>
-      </w:r>
-    </w:p>
-    <w:p>
-      <w:pPr>
-        <w:spacing w:line="336" w:lineRule="auto" w:after="180"/>
-      </w:pPr>
-      <w:r>
-        <w:rPr>
-          <w:b w:val="0"/>
-        </w:rPr>
-        <w:t>Project connection: For the Reproducible AI Research Study, retain an annotated worked trace and the changed-case reasoning.</w:t>
-      </w:r>
-    </w:p>
-    <w:p>
-      <w:pPr>
-        <w:spacing w:line="336" w:lineRule="auto" w:after="180"/>
-      </w:pPr>
-      <w:r>
-        <w:rPr>
-          <w:b w:val="0"/>
-        </w:rPr>
-        <w:t>Connect the claim to its records, units and assumptions so another investigator can challenge or reproduce it.</w:t>
+        <w:pStyle w:val="ListBullet"/>
+      </w:pPr>
+      <w:r>
+        <w:t>Support used: alone / hint / worked example. This record is practice evidence.</w:t>
+      </w:r>
+    </w:p>
+    <w:p>
+      <w:pPr>
+        <w:pStyle w:val="ListBullet"/>
+      </w:pPr>
+      <w:r>
+        <w:t>Project connection: For the Reproducible AI Research Study, retain an annotated worked trace and the changed-case reasoning. Connect the claim to its records, units and assumptions so another investigator can challenge or reproduce it.</w:t>
       </w:r>
     </w:p>
     <w:p>
@@ -1427,56 +1502,43 @@
         <w:pStyle w:val="Heading1"/>
       </w:pPr>
       <w:r>
-        <w:t>13. Project portfolio milestone</w:t>
-      </w:r>
-    </w:p>
-    <w:p>
-      <w:r>
-        <w:t>Keep this week’s input, deciding step, result and limit together in the Reproducible AI Research Study record.</w:t>
-      </w:r>
-    </w:p>
-    <w:p>
-      <w:pPr>
-        <w:spacing w:line="336" w:lineRule="auto" w:after="180"/>
-      </w:pPr>
-      <w:r>
-        <w:rPr>
-          <w:b w:val="0"/>
-        </w:rPr>
+        <w:t>13. Reference · Project milestone</w:t>
+      </w:r>
+    </w:p>
+    <w:p>
+      <w:r>
+        <w:t>Keep this task’s inputs,rule and response together.</w:t>
+      </w:r>
+    </w:p>
+    <w:p>
+      <w:pPr>
+        <w:pStyle w:val="Heading2"/>
+      </w:pPr>
+      <w:r>
+        <w:t>Complete task and evidence</w:t>
+      </w:r>
+    </w:p>
+    <w:p>
+      <w:pPr>
+        <w:pStyle w:val="ListBullet"/>
+      </w:pPr>
+      <w:r>
         <w:t>Project: Reproducible AI Research Study</w:t>
       </w:r>
     </w:p>
     <w:p>
       <w:pPr>
-        <w:spacing w:line="336" w:lineRule="auto" w:after="180"/>
-      </w:pPr>
-      <w:r>
-        <w:rPr>
-          <w:b w:val="0"/>
-        </w:rPr>
-        <w:t xml:space="preserve">Current milestone: Present and defend. Demonstrate the system, explain one failure and justify the next improvement with </w:t>
-      </w:r>
-      <w:r>
-        <w:rPr>
-          <w:b/>
-        </w:rPr>
-        <w:t>evidence</w:t>
-      </w:r>
-      <w:r>
-        <w:rPr>
-          <w:b w:val="0"/>
-        </w:rPr>
-        <w:t>.</w:t>
-      </w:r>
-    </w:p>
-    <w:p>
-      <w:pPr>
-        <w:spacing w:line="336" w:lineRule="auto" w:after="180"/>
-      </w:pPr>
-      <w:r>
-        <w:rPr>
-          <w:b w:val="0"/>
-        </w:rPr>
+        <w:pStyle w:val="ListBullet"/>
+      </w:pPr>
+      <w:r>
+        <w:t>Current milestone: Present and defend. Demonstrate the system, explain one failure and justify the next improvement with evidence.</w:t>
+      </w:r>
+    </w:p>
+    <w:p>
+      <w:pPr>
+        <w:pStyle w:val="ListBullet"/>
+      </w:pPr>
+      <w:r>
         <w:t>For the Reproducible AI Research Study, retain an annotated worked trace and the changed-case reasoning. Connect the claim to its records, units and assumptions so another investigator can challenge or reproduce it.</w:t>
       </w:r>
     </w:p>
@@ -1634,12 +1696,444 @@
         <w:pStyle w:val="Heading1"/>
       </w:pPr>
       <w:r>
-        <w:t>14. Supported practice and learning evidence</w:t>
-      </w:r>
-    </w:p>
-    <w:p>
-      <w:r>
-        <w:t>Try the supported questions before comparing with hints and feedback. Record what you repaired and the evidence you retained.</w:t>
+        <w:t>14. Extra practice · Predict,check and repair</w:t>
+      </w:r>
+    </w:p>
+    <w:p>
+      <w:r>
+        <w:t>Keep supported feedback separate from the independent case.</w:t>
+      </w:r>
+    </w:p>
+    <w:p>
+      <w:pPr>
+        <w:pStyle w:val="Heading2"/>
+      </w:pPr>
+      <w:r>
+        <w:t>First supported question and optional hint</w:t>
+      </w:r>
+    </w:p>
+    <w:p>
+      <w:pPr>
+        <w:pStyle w:val="ListBullet"/>
+      </w:pPr>
+      <w:r>
+        <w:t>Defend the next research question. A research defence identifies an observed weakness and a testable follow-up.</w:t>
+      </w:r>
+    </w:p>
+    <w:p>
+      <w:pPr>
+        <w:pStyle w:val="Heading3"/>
+      </w:pPr>
+      <w:r>
+        <w:t>Practice 1: explain the deciding evidence</w:t>
+      </w:r>
+    </w:p>
+    <w:p>
+      <w:pPr>
+        <w:pStyle w:val="ListBullet"/>
+      </w:pPr>
+      <w:r>
+        <w:t>Which labelled step matches this detail? Photograph the same held-out objects under both light conditions using one camera and fixed scoring.</w:t>
+      </w:r>
+    </w:p>
+    <w:p>
+      <w:pPr>
+        <w:pStyle w:val="ListBullet"/>
+      </w:pPr>
+      <w:r>
+        <w:t>1. Design follow-up</w:t>
+      </w:r>
+    </w:p>
+    <w:p>
+      <w:pPr>
+        <w:pStyle w:val="ListBullet"/>
+      </w:pPr>
+      <w:r>
+        <w:t>2. Limit the interpretation</w:t>
+      </w:r>
+    </w:p>
+    <w:p>
+      <w:pPr>
+        <w:pStyle w:val="ListBullet"/>
+      </w:pPr>
+      <w:r>
+        <w:t>3. State slice outcomes</w:t>
+      </w:r>
+    </w:p>
+    <w:p>
+      <w:pPr>
+        <w:pStyle w:val="Heading3"/>
+      </w:pPr>
+      <w:r>
+        <w:t>My selected conclusion, deciding fact and explanation</w:t>
+      </w:r>
+    </w:p>
+    <w:p>
+      <w:r>
+        <w:t>________________________________________________________________</w:t>
+      </w:r>
+    </w:p>
+    <w:p>
+      <w:r>
+        <w:t>________________________________________________________________</w:t>
+      </w:r>
+    </w:p>
+    <w:p>
+      <w:r>
+        <w:t>________________________________________________________________</w:t>
+      </w:r>
+    </w:p>
+    <w:p>
+      <w:r>
+        <w:t>________________________________________________________________</w:t>
+      </w:r>
+    </w:p>
+    <w:p>
+      <w:r>
+        <w:t>________________________________________________________________</w:t>
+      </w:r>
+    </w:p>
+    <w:p>
+      <w:pPr>
+        <w:pStyle w:val="ListBullet"/>
+      </w:pPr>
+      <w:r>
+        <w:t>Hint if needed: Read the steps in the pictorial case. Match the supplied detail to the stage that performs or records it.</w:t>
+      </w:r>
+    </w:p>
+    <w:p>
+      <w:pPr>
+        <w:pStyle w:val="Heading2"/>
+      </w:pPr>
+      <w:r>
+        <w:t>Check after the first attempt · reference / check after trying</w:t>
+      </w:r>
+    </w:p>
+    <w:p>
+      <w:pPr>
+        <w:spacing w:line="336" w:lineRule="auto" w:after="180"/>
+      </w:pPr>
+      <w:r>
+        <w:rPr>
+          <w:b w:val="0"/>
+        </w:rPr>
+        <w:t>After your attempt, compare with the supported explanation: Design follow-up Photograph the same held-out objects under both light conditions using one camera and fixed scoring.</w:t>
+      </w:r>
+    </w:p>
+    <w:p>
+      <w:pPr>
+        <w:spacing w:line="336" w:lineRule="auto" w:after="180"/>
+      </w:pPr>
+      <w:r>
+        <w:rPr>
+          <w:b w:val="0"/>
+        </w:rPr>
+        <w:t>A defence should explain results, uncertainty and what would discriminate between explanations next. A controlled paired follow-up is more informative than simply collecting extra easy images.</w:t>
+      </w:r>
+    </w:p>
+    <w:p>
+      <w:pPr>
+        <w:pStyle w:val="Heading2"/>
+      </w:pPr>
+      <w:r>
+        <w:t>Changed-case question and optional hint</w:t>
+      </w:r>
+    </w:p>
+    <w:p>
+      <w:pPr>
+        <w:pStyle w:val="Heading3"/>
+      </w:pPr>
+      <w:r>
+        <w:t>Practice 2: explain the deciding evidence</w:t>
+      </w:r>
+    </w:p>
+    <w:p>
+      <w:pPr>
+        <w:pStyle w:val="ListBullet"/>
+      </w:pPr>
+      <w:r>
+        <w:t>Changed-case practice: Change cameras as well as lighting in the follow-up. Which conclusion is supported by the supplied facts?</w:t>
+      </w:r>
+    </w:p>
+    <w:p>
+      <w:pPr>
+        <w:pStyle w:val="ListBullet"/>
+      </w:pPr>
+      <w:r>
+        <w:t>1. We can decide the result without examining the changed input or the procedure.</w:t>
+      </w:r>
+    </w:p>
+    <w:p>
+      <w:pPr>
+        <w:pStyle w:val="ListBullet"/>
+      </w:pPr>
+      <w:r>
+        <w:t>2. The design again entangles two conditions.</w:t>
+      </w:r>
+    </w:p>
+    <w:p>
+      <w:pPr>
+        <w:pStyle w:val="ListBullet"/>
+      </w:pPr>
+      <w:r>
+        <w:t>3. This one example guarantees correct results for every future input.</w:t>
+      </w:r>
+    </w:p>
+    <w:p>
+      <w:pPr>
+        <w:pStyle w:val="Heading3"/>
+      </w:pPr>
+      <w:r>
+        <w:t>My selected conclusion, deciding fact and explanation</w:t>
+      </w:r>
+    </w:p>
+    <w:p>
+      <w:r>
+        <w:t>________________________________________________________________</w:t>
+      </w:r>
+    </w:p>
+    <w:p>
+      <w:r>
+        <w:t>________________________________________________________________</w:t>
+      </w:r>
+    </w:p>
+    <w:p>
+      <w:r>
+        <w:t>________________________________________________________________</w:t>
+      </w:r>
+    </w:p>
+    <w:p>
+      <w:r>
+        <w:t>________________________________________________________________</w:t>
+      </w:r>
+    </w:p>
+    <w:p>
+      <w:r>
+        <w:t>________________________________________________________________</w:t>
+      </w:r>
+    </w:p>
+    <w:p>
+      <w:pPr>
+        <w:pStyle w:val="ListBullet"/>
+      </w:pPr>
+      <w:r>
+        <w:t>Hint if needed: Use the changed condition and the deciding step in the pictorial trace. The answer must say what follows from those facts.</w:t>
+      </w:r>
+    </w:p>
+    <w:p>
+      <w:pPr>
+        <w:pStyle w:val="Heading2"/>
+      </w:pPr>
+      <w:r>
+        <w:t>Check after the changed attempt · reference / check after trying</w:t>
+      </w:r>
+    </w:p>
+    <w:p>
+      <w:pPr>
+        <w:spacing w:line="336" w:lineRule="auto" w:after="180"/>
+      </w:pPr>
+      <w:r>
+        <w:rPr>
+          <w:b w:val="0"/>
+        </w:rPr>
+        <w:t>After your attempt, compare with the supported explanation: The design again entangles two conditions. A camera difference provides another explanation for any performance gap.</w:t>
+      </w:r>
+    </w:p>
+    <w:p>
+      <w:pPr>
+        <w:pStyle w:val="Heading2"/>
+      </w:pPr>
+      <w:r>
+        <w:t>Repair and retain the record</w:t>
+      </w:r>
+    </w:p>
+    <w:p>
+      <w:pPr>
+        <w:spacing w:line="336" w:lineRule="auto" w:after="180"/>
+      </w:pPr>
+      <w:r>
+        <w:rPr>
+          <w:b w:val="0"/>
+        </w:rPr>
+        <w:t xml:space="preserve">Review Presentation and challenge session (ai-7/35). Goal: Explain the </w:t>
+      </w:r>
+      <w:r>
+        <w:rPr>
+          <w:b/>
+        </w:rPr>
+        <w:t>mechanism</w:t>
+      </w:r>
+      <w:r>
+        <w:rPr>
+          <w:b w:val="0"/>
+        </w:rPr>
+        <w:t xml:space="preserve"> and terminology of presentation and challenge session. Short practice: Answer the camera-B challenge using only the twelve camera-A records.</w:t>
+      </w:r>
+    </w:p>
+    <w:p>
+      <w:pPr>
+        <w:spacing w:line="336" w:lineRule="auto" w:after="180"/>
+      </w:pPr>
+      <w:r>
+        <w:rPr>
+          <w:b w:val="0"/>
+        </w:rPr>
+        <w:t xml:space="preserve">Why is one displayed camera-B success a demonstration rather than broad </w:t>
+      </w:r>
+      <w:r>
+        <w:rPr>
+          <w:b/>
+        </w:rPr>
+        <w:t>evidence</w:t>
+      </w:r>
+      <w:r>
+        <w:rPr>
+          <w:b w:val="0"/>
+        </w:rPr>
+        <w:t xml:space="preserve"> of camera-B reliability?. Return to this week and explain what you changed.</w:t>
+      </w:r>
+    </w:p>
+    <w:p>
+      <w:pPr>
+        <w:spacing w:line="336" w:lineRule="auto" w:after="180"/>
+      </w:pPr>
+      <w:r>
+        <w:rPr>
+          <w:b w:val="0"/>
+        </w:rPr>
+        <w:t xml:space="preserve">Review Independent reproduction check (ai-7/33). Goal: Explain the </w:t>
+      </w:r>
+      <w:r>
+        <w:rPr>
+          <w:b/>
+        </w:rPr>
+        <w:t>mechanism</w:t>
+      </w:r>
+      <w:r>
+        <w:rPr>
+          <w:b w:val="0"/>
+        </w:rPr>
+        <w:t xml:space="preserve"> and terminology of independent reproduction check. Short practice: Locate the Q3 scoring disagreement between 5/6 and 4/6.</w:t>
+      </w:r>
+    </w:p>
+    <w:p>
+      <w:pPr>
+        <w:spacing w:line="336" w:lineRule="auto" w:after="180"/>
+      </w:pPr>
+      <w:r>
+        <w:rPr>
+          <w:b w:val="0"/>
+        </w:rPr>
+        <w:t>What should the teams inspect before choosing a score, and what limitation follows if the saved Q3 file is missing?. Return to this week and explain what you changed.</w:t>
+      </w:r>
+    </w:p>
+    <w:p>
+      <w:pPr>
+        <w:spacing w:line="336" w:lineRule="auto" w:after="180"/>
+      </w:pPr>
+      <w:r>
+        <w:rPr>
+          <w:b w:val="0"/>
+        </w:rPr>
+        <w:t xml:space="preserve">Review Writing the methods section (ai-7/30). Goal: Explain the </w:t>
+      </w:r>
+      <w:r>
+        <w:rPr>
+          <w:b/>
+        </w:rPr>
+        <w:t>mechanism</w:t>
+      </w:r>
+      <w:r>
+        <w:rPr>
+          <w:b w:val="0"/>
+        </w:rPr>
+        <w:t xml:space="preserve"> and terminology of writing the methods section. Short practice: Apply the inclusive four-character rule to oak, pine and willow.</w:t>
+      </w:r>
+    </w:p>
+    <w:p>
+      <w:pPr>
+        <w:spacing w:line="336" w:lineRule="auto" w:after="180"/>
+      </w:pPr>
+      <w:r>
+        <w:rPr>
+          <w:b w:val="0"/>
+        </w:rPr>
+        <w:t>Which label changes under greater-than-four, and what method detail allows another team to reproduce the distinction?. Return to this week and explain what you changed.</w:t>
+      </w:r>
+    </w:p>
+    <w:p>
+      <w:pPr>
+        <w:spacing w:line="336" w:lineRule="auto" w:after="180"/>
+      </w:pPr>
+      <w:r>
+        <w:rPr>
+          <w:b w:val="0"/>
+        </w:rPr>
+        <w:t xml:space="preserve">Use Download completed work in the hosted lesson to export your answers, reflections, practice feedback and code-run </w:t>
+      </w:r>
+      <w:r>
+        <w:rPr>
+          <w:b/>
+        </w:rPr>
+        <w:t>evidence</w:t>
+      </w:r>
+      <w:r>
+        <w:rPr>
+          <w:b w:val="0"/>
+        </w:rPr>
+        <w:t>. Open the HTML copy to read or print it.</w:t>
+      </w:r>
+    </w:p>
+    <w:p>
+      <w:pPr>
+        <w:spacing w:line="336" w:lineRule="auto" w:after="180"/>
+      </w:pPr>
+      <w:r>
+        <w:rPr>
+          <w:b w:val="0"/>
+        </w:rPr>
+        <w:t>Drafts stay in this browser when storage is available; clear drafts on a shared device.</w:t>
+      </w:r>
+    </w:p>
+    <w:p>
+      <w:pPr>
+        <w:pStyle w:val="Heading3"/>
+      </w:pPr>
+      <w:r>
+        <w:t>What I repaired, the evidence I kept and the next test</w:t>
+      </w:r>
+    </w:p>
+    <w:p>
+      <w:r>
+        <w:t>________________________________________________________________</w:t>
+      </w:r>
+    </w:p>
+    <w:p>
+      <w:r>
+        <w:t>________________________________________________________________</w:t>
+      </w:r>
+    </w:p>
+    <w:p>
+      <w:r>
+        <w:t>________________________________________________________________</w:t>
+      </w:r>
+    </w:p>
+    <w:p>
+      <w:r>
+        <w:t>________________________________________________________________</w:t>
+      </w:r>
+    </w:p>
+    <w:p>
+      <w:r>
+        <w:t>________________________________________________________________</w:t>
+      </w:r>
+    </w:p>
+    <w:p>
+      <w:pPr>
+        <w:pStyle w:val="Heading2"/>
+      </w:pPr>
+      <w:r>
+        <w:t>Earlier wording, alternatives and picture transcripts · reference / check after trying</w:t>
       </w:r>
     </w:p>
     <w:p>
@@ -1655,68 +2149,10 @@
     </w:p>
     <w:p>
       <w:pPr>
-        <w:spacing w:line="336" w:lineRule="auto" w:after="180"/>
-      </w:pPr>
-      <w:r>
-        <w:rPr>
-          <w:b w:val="0"/>
-        </w:rPr>
-        <w:t>Defend the next research question. A research defence identifies an observed weakness and a testable follow-up.</w:t>
-      </w:r>
-    </w:p>
-    <w:p>
-      <w:pPr>
         <w:pStyle w:val="Heading3"/>
       </w:pPr>
       <w:r>
-        <w:t>Practice 1: explain the deciding evidence</w:t>
-      </w:r>
-    </w:p>
-    <w:p>
-      <w:pPr>
-        <w:spacing w:line="336" w:lineRule="auto" w:after="180"/>
-      </w:pPr>
-      <w:r>
-        <w:rPr>
-          <w:b w:val="0"/>
-        </w:rPr>
-        <w:t>Which labelled step matches this detail? Photograph the same held-out objects under both light conditions using one camera and fixed scoring.</w:t>
-      </w:r>
-    </w:p>
-    <w:p>
-      <w:pPr>
-        <w:spacing w:line="336" w:lineRule="auto" w:after="180"/>
-        <w:shd w:fill="F4F9FC"/>
-      </w:pPr>
-      <w:r>
-        <w:rPr>
-          <w:b w:val="0"/>
-        </w:rPr>
-        <w:t>1. Design follow-up</w:t>
-      </w:r>
-    </w:p>
-    <w:p>
-      <w:pPr>
-        <w:spacing w:line="336" w:lineRule="auto" w:after="180"/>
-        <w:shd w:fill="F4F9FC"/>
-      </w:pPr>
-      <w:r>
-        <w:rPr>
-          <w:b w:val="0"/>
-        </w:rPr>
-        <w:t>2. Limit the interpretation</w:t>
-      </w:r>
-    </w:p>
-    <w:p>
-      <w:pPr>
-        <w:spacing w:line="336" w:lineRule="auto" w:after="180"/>
-        <w:shd w:fill="F4F9FC"/>
-      </w:pPr>
-      <w:r>
-        <w:rPr>
-          <w:b w:val="0"/>
-        </w:rPr>
-        <w:t>3. State slice outcomes</w:t>
+        <w:t>Repair a missing building block</w:t>
       </w:r>
     </w:p>
     <w:p>
@@ -1724,460 +2160,25 @@
         <w:pStyle w:val="Heading3"/>
       </w:pPr>
       <w:r>
-        <w:t>My selected conclusion, deciding fact and explanation</w:t>
-      </w:r>
-    </w:p>
-    <w:p>
-      <w:r>
-        <w:t>________________________________________________________________</w:t>
-      </w:r>
-    </w:p>
-    <w:p>
-      <w:r>
-        <w:t>________________________________________________________________</w:t>
-      </w:r>
-    </w:p>
-    <w:p>
-      <w:r>
-        <w:t>________________________________________________________________</w:t>
-      </w:r>
-    </w:p>
-    <w:p>
-      <w:r>
-        <w:t>________________________________________________________________</w:t>
-      </w:r>
-    </w:p>
-    <w:p>
-      <w:r>
-        <w:t>________________________________________________________________</w:t>
-      </w:r>
-    </w:p>
-    <w:p>
-      <w:pPr>
-        <w:pStyle w:val="Heading3"/>
-      </w:pPr>
-      <w:r>
-        <w:t>Hint · try first</w:t>
-      </w:r>
-    </w:p>
-    <w:p>
-      <w:pPr>
-        <w:spacing w:line="336" w:lineRule="auto" w:after="180"/>
-        <w:shd w:fill="F1F6F8"/>
-      </w:pPr>
-      <w:r>
-        <w:rPr>
-          <w:b w:val="0"/>
-        </w:rPr>
-        <w:t>Hint if needed: Read the steps in the pictorial case. Match the supplied detail to the stage that performs or records it.</w:t>
-      </w:r>
-    </w:p>
-    <w:p>
-      <w:pPr>
-        <w:pStyle w:val="Heading3"/>
-      </w:pPr>
-      <w:r>
-        <w:t>Feedback · compare after trying</w:t>
-      </w:r>
-    </w:p>
-    <w:p>
-      <w:pPr>
-        <w:spacing w:line="336" w:lineRule="auto" w:after="180"/>
-        <w:shd w:fill="F1F6FC"/>
-      </w:pPr>
-      <w:r>
-        <w:rPr>
-          <w:b w:val="0"/>
-        </w:rPr>
-        <w:t>After your attempt, compare with the supported explanation: Design follow-up Photograph the same held-out objects under both light conditions using one camera and fixed scoring.</w:t>
-      </w:r>
-    </w:p>
-    <w:p>
-      <w:pPr>
-        <w:spacing w:line="336" w:lineRule="auto" w:after="180"/>
-        <w:shd w:fill="F1F6FC"/>
-      </w:pPr>
-      <w:r>
-        <w:rPr>
-          <w:b w:val="0"/>
-        </w:rPr>
-        <w:t>A defence should explain results, uncertainty and what would discriminate between explanations next. A controlled paired follow-up is more informative than simply collecting extra easy images.</w:t>
-      </w:r>
-    </w:p>
-    <w:p>
-      <w:pPr>
-        <w:pStyle w:val="Heading3"/>
-      </w:pPr>
-      <w:r>
-        <w:t>Practice 2: explain the deciding evidence</w:t>
-      </w:r>
-    </w:p>
-    <w:p>
-      <w:pPr>
-        <w:pStyle w:val="Heading3"/>
-      </w:pPr>
-      <w:r>
-        <w:t>Changed case · predict first</w:t>
-      </w:r>
-    </w:p>
-    <w:p>
-      <w:pPr>
-        <w:spacing w:line="336" w:lineRule="auto" w:after="180"/>
-        <w:shd w:fill="F5F1FB"/>
-      </w:pPr>
-      <w:r>
-        <w:rPr>
-          <w:b w:val="0"/>
-        </w:rPr>
-        <w:t>Changed-case practice: Change cameras as well as lighting in the follow-up. Which conclusion is supported by the supplied facts?</w:t>
-      </w:r>
-    </w:p>
-    <w:p>
-      <w:pPr>
-        <w:spacing w:line="336" w:lineRule="auto" w:after="180"/>
-        <w:shd w:fill="F4F9FC"/>
-      </w:pPr>
-      <w:r>
-        <w:rPr>
-          <w:b w:val="0"/>
-        </w:rPr>
-        <w:t xml:space="preserve">1. We can decide the result without examining the changed </w:t>
-      </w:r>
-      <w:r>
-        <w:rPr>
-          <w:b/>
-        </w:rPr>
-        <w:t>input</w:t>
-      </w:r>
-      <w:r>
-        <w:rPr>
-          <w:b w:val="0"/>
-        </w:rPr>
-        <w:t xml:space="preserve"> or the procedure.</w:t>
-      </w:r>
-    </w:p>
-    <w:p>
-      <w:pPr>
-        <w:spacing w:line="336" w:lineRule="auto" w:after="180"/>
-        <w:shd w:fill="F4F9FC"/>
-      </w:pPr>
-      <w:r>
-        <w:rPr>
-          <w:b w:val="0"/>
-        </w:rPr>
-        <w:t>2. The design again entangles two conditions.</w:t>
-      </w:r>
-    </w:p>
-    <w:p>
-      <w:pPr>
-        <w:spacing w:line="336" w:lineRule="auto" w:after="180"/>
-        <w:shd w:fill="F4F9FC"/>
-      </w:pPr>
-      <w:r>
-        <w:rPr>
-          <w:b w:val="0"/>
-        </w:rPr>
-        <w:t xml:space="preserve">3. This one example guarantees correct results for every future </w:t>
-      </w:r>
-      <w:r>
-        <w:rPr>
-          <w:b/>
-        </w:rPr>
-        <w:t>input</w:t>
-      </w:r>
-      <w:r>
-        <w:rPr>
-          <w:b w:val="0"/>
-        </w:rPr>
-        <w:t>.</w:t>
-      </w:r>
-    </w:p>
-    <w:p>
-      <w:pPr>
-        <w:pStyle w:val="Heading3"/>
-      </w:pPr>
-      <w:r>
-        <w:t>My selected conclusion, deciding fact and explanation</w:t>
-      </w:r>
-    </w:p>
-    <w:p>
-      <w:r>
-        <w:t>________________________________________________________________</w:t>
-      </w:r>
-    </w:p>
-    <w:p>
-      <w:r>
-        <w:t>________________________________________________________________</w:t>
-      </w:r>
-    </w:p>
-    <w:p>
-      <w:r>
-        <w:t>________________________________________________________________</w:t>
-      </w:r>
-    </w:p>
-    <w:p>
-      <w:r>
-        <w:t>________________________________________________________________</w:t>
-      </w:r>
-    </w:p>
-    <w:p>
-      <w:r>
-        <w:t>________________________________________________________________</w:t>
-      </w:r>
-    </w:p>
-    <w:p>
-      <w:pPr>
-        <w:pStyle w:val="Heading3"/>
-      </w:pPr>
-      <w:r>
-        <w:t>Hint · try first</w:t>
-      </w:r>
-    </w:p>
-    <w:p>
-      <w:pPr>
-        <w:spacing w:line="336" w:lineRule="auto" w:after="180"/>
-        <w:shd w:fill="F1F6F8"/>
-      </w:pPr>
-      <w:r>
-        <w:rPr>
-          <w:b w:val="0"/>
-        </w:rPr>
-        <w:t>Hint if needed: Use the changed condition and the deciding step in the pictorial trace. The answer must say what follows from those facts.</w:t>
-      </w:r>
-    </w:p>
-    <w:p>
-      <w:pPr>
-        <w:pStyle w:val="Heading3"/>
-      </w:pPr>
-      <w:r>
-        <w:t>Feedback · compare after trying</w:t>
-      </w:r>
-    </w:p>
-    <w:p>
-      <w:pPr>
-        <w:spacing w:line="336" w:lineRule="auto" w:after="180"/>
-        <w:shd w:fill="F1F6FC"/>
-      </w:pPr>
-      <w:r>
-        <w:rPr>
-          <w:b w:val="0"/>
-        </w:rPr>
-        <w:t>After your attempt, compare with the supported explanation: The design again entangles two conditions. A camera difference provides another explanation for any performance gap.</w:t>
-      </w:r>
-    </w:p>
-    <w:p>
-      <w:pPr>
-        <w:pStyle w:val="Heading3"/>
-      </w:pPr>
-      <w:r>
-        <w:t>Repair a missing building block</w:t>
-      </w:r>
-    </w:p>
-    <w:p>
-      <w:pPr>
-        <w:spacing w:line="336" w:lineRule="auto" w:after="180"/>
-      </w:pPr>
-      <w:r>
-        <w:rPr>
-          <w:b w:val="0"/>
-        </w:rPr>
-        <w:t xml:space="preserve">Review Presentation and challenge session (ai-7/35). Goal: Explain the </w:t>
-      </w:r>
-      <w:r>
-        <w:rPr>
-          <w:b/>
-        </w:rPr>
-        <w:t>mechanism</w:t>
-      </w:r>
-      <w:r>
-        <w:rPr>
-          <w:b w:val="0"/>
-        </w:rPr>
-        <w:t xml:space="preserve"> and terminology of presentation and challenge session. Short practice: Answer the camera-B challenge using only the twelve camera-A records.</w:t>
-      </w:r>
-    </w:p>
-    <w:p>
-      <w:pPr>
-        <w:spacing w:line="336" w:lineRule="auto" w:after="180"/>
-      </w:pPr>
-      <w:r>
-        <w:rPr>
-          <w:b w:val="0"/>
-        </w:rPr>
-        <w:t xml:space="preserve">Why is one displayed camera-B success a demonstration rather than broad </w:t>
-      </w:r>
-      <w:r>
-        <w:rPr>
-          <w:b/>
-        </w:rPr>
-        <w:t>evidence</w:t>
-      </w:r>
-      <w:r>
-        <w:rPr>
-          <w:b w:val="0"/>
-        </w:rPr>
-        <w:t xml:space="preserve"> of camera-B reliability?. Return to this week and explain what you changed.</w:t>
-      </w:r>
-    </w:p>
-    <w:p>
-      <w:pPr>
-        <w:spacing w:line="336" w:lineRule="auto" w:after="180"/>
-      </w:pPr>
-      <w:r>
-        <w:rPr>
-          <w:b w:val="0"/>
-        </w:rPr>
-        <w:t xml:space="preserve">Review Independent reproduction check (ai-7/33). Goal: Explain the </w:t>
-      </w:r>
-      <w:r>
-        <w:rPr>
-          <w:b/>
-        </w:rPr>
-        <w:t>mechanism</w:t>
-      </w:r>
-      <w:r>
-        <w:rPr>
-          <w:b w:val="0"/>
-        </w:rPr>
-        <w:t xml:space="preserve"> and terminology of independent reproduction check. Short practice: Locate the Q3 scoring disagreement between 5/6 and 4/6.</w:t>
-      </w:r>
-    </w:p>
-    <w:p>
-      <w:pPr>
-        <w:spacing w:line="336" w:lineRule="auto" w:after="180"/>
-      </w:pPr>
-      <w:r>
-        <w:rPr>
-          <w:b w:val="0"/>
-        </w:rPr>
-        <w:t>What should the teams inspect before choosing a score, and what limitation follows if the saved Q3 file is missing?. Return to this week and explain what you changed.</w:t>
-      </w:r>
-    </w:p>
-    <w:p>
-      <w:pPr>
-        <w:spacing w:line="336" w:lineRule="auto" w:after="180"/>
-      </w:pPr>
-      <w:r>
-        <w:rPr>
-          <w:b w:val="0"/>
-        </w:rPr>
-        <w:t xml:space="preserve">Review Writing the methods section (ai-7/30). Goal: Explain the </w:t>
-      </w:r>
-      <w:r>
-        <w:rPr>
-          <w:b/>
-        </w:rPr>
-        <w:t>mechanism</w:t>
-      </w:r>
-      <w:r>
-        <w:rPr>
-          <w:b w:val="0"/>
-        </w:rPr>
-        <w:t xml:space="preserve"> and terminology of writing the methods section. Short practice: Apply the inclusive four-character rule to oak, pine and willow.</w:t>
-      </w:r>
-    </w:p>
-    <w:p>
-      <w:pPr>
-        <w:spacing w:line="336" w:lineRule="auto" w:after="180"/>
-      </w:pPr>
-      <w:r>
-        <w:rPr>
-          <w:b w:val="0"/>
-        </w:rPr>
-        <w:t>Which label changes under greater-than-four, and what method detail allows another team to reproduce the distinction?. Return to this week and explain what you changed.</w:t>
-      </w:r>
-    </w:p>
-    <w:p>
-      <w:pPr>
-        <w:pStyle w:val="Heading3"/>
-      </w:pPr>
-      <w:r>
         <w:t>Keep your completed work</w:t>
       </w:r>
     </w:p>
     <w:p>
       <w:pPr>
-        <w:spacing w:line="336" w:lineRule="auto" w:after="180"/>
-      </w:pPr>
-      <w:r>
-        <w:rPr>
-          <w:b w:val="0"/>
-        </w:rPr>
-        <w:t xml:space="preserve">Use Download completed work in the hosted lesson to export your answers, reflections, practice feedback and code-run </w:t>
-      </w:r>
-      <w:r>
-        <w:rPr>
-          <w:b/>
-        </w:rPr>
-        <w:t>evidence</w:t>
-      </w:r>
-      <w:r>
-        <w:rPr>
-          <w:b w:val="0"/>
-        </w:rPr>
-        <w:t>. Open the HTML copy to read or print it.</w:t>
-      </w:r>
-    </w:p>
-    <w:p>
-      <w:pPr>
-        <w:spacing w:line="336" w:lineRule="auto" w:after="180"/>
-      </w:pPr>
-      <w:r>
-        <w:rPr>
-          <w:b w:val="0"/>
-        </w:rPr>
-        <w:t>Drafts stay in this browser when storage is available; clear drafts on a shared device.</w:t>
-      </w:r>
-    </w:p>
-    <w:p>
-      <w:pPr>
-        <w:pStyle w:val="Heading3"/>
-      </w:pPr>
-      <w:r>
-        <w:t>What I repaired, the evidence I kept and the next test</w:t>
-      </w:r>
-    </w:p>
-    <w:p>
-      <w:r>
-        <w:t>________________________________________________________________</w:t>
-      </w:r>
-    </w:p>
-    <w:p>
-      <w:r>
-        <w:t>________________________________________________________________</w:t>
-      </w:r>
-    </w:p>
-    <w:p>
-      <w:r>
-        <w:t>________________________________________________________________</w:t>
-      </w:r>
-    </w:p>
-    <w:p>
-      <w:r>
-        <w:t>________________________________________________________________</w:t>
-      </w:r>
-    </w:p>
-    <w:p>
-      <w:r>
-        <w:t>________________________________________________________________</w:t>
-      </w:r>
-    </w:p>
-    <w:p>
-      <w:pPr>
         <w:pStyle w:val="Heading1"/>
       </w:pPr>
       <w:r>
-        <w:t>15. Visual concept journey</w:t>
-      </w:r>
-    </w:p>
-    <w:p>
-      <w:r>
-        <w:t>Explain each Research defense and next questions picture from its labels, then record a relevant limit.</w:t>
-      </w:r>
-    </w:p>
-    <w:p>
-      <w:pPr>
-        <w:pStyle w:val="Heading3"/>
+        <w:t>15. Reference · Six-picture response sheets</w:t>
+      </w:r>
+    </w:p>
+    <w:p>
+      <w:r>
+        <w:t>Choose the picture that helps explain the current step.</w:t>
+      </w:r>
+    </w:p>
+    <w:p>
+      <w:pPr>
+        <w:pStyle w:val="Heading2"/>
       </w:pPr>
       <w:r>
         <w:t>01. Research defense and next questions: the case</w:t>
@@ -2188,7 +2189,7 @@
         <w:drawing>
           <wp:inline xmlns:a="http://schemas.openxmlformats.org/drawingml/2006/main" xmlns:pic="http://schemas.openxmlformats.org/drawingml/2006/picture">
             <wp:extent cx="5486400" cy="2834640"/>
-            <wp:docPr id="3" name="Picture 3" descr="Defend the next research question. A research defence identifies an observed weakness and a testable follow-up. Supplied facts: A frozen model is correct on 8/10 clear images and 4/10 shaded images. Source objects are grouped within each condition."/>
+            <wp:docPr id="4" name="Picture 4" descr="Defend the next research question. A research defence identifies an observed weakness and a testable follow-up. Supplied facts: A frozen model is correct on 8/10 clear images and 4/10 shaded images. Source objects are grouped within each condition."/>
             <wp:cNvGraphicFramePr>
               <a:graphicFrameLocks noChangeAspect="1"/>
             </wp:cNvGraphicFramePr>
@@ -2200,7 +2201,7 @@
                     <pic:cNvPicPr/>
                   </pic:nvPicPr>
                   <pic:blipFill>
-                    <a:blip r:embed="rId11"/>
+                    <a:blip r:embed="rId12"/>
                     <a:stretch>
                       <a:fillRect/>
                     </a:stretch>
@@ -2244,7 +2245,6 @@
     <w:p>
       <w:pPr>
         <w:spacing w:line="336" w:lineRule="auto" w:after="180"/>
-        <w:shd w:fill="F5F1FB"/>
       </w:pPr>
       <w:r>
         <w:rPr>
@@ -2283,7 +2283,7 @@
     </w:p>
     <w:p>
       <w:pPr>
-        <w:pStyle w:val="Heading3"/>
+        <w:pStyle w:val="Heading2"/>
       </w:pPr>
       <w:r>
         <w:t>02. Follow the deciding steps</w:t>
@@ -2294,7 +2294,7 @@
         <w:drawing>
           <wp:inline xmlns:a="http://schemas.openxmlformats.org/drawingml/2006/main" xmlns:pic="http://schemas.openxmlformats.org/drawingml/2006/picture">
             <wp:extent cx="5486400" cy="3337560"/>
-            <wp:docPr id="4" name="Picture 4" descr="State slice outcomes: Clear is 80%; shaded is 40%. → Limit the interpretation: Shade sensitivity is plausible, but camera or object differences may also matter. → Design follow-up: Photograph the same held-out objects under both light conditions using one camera and fixed scoring."/>
+            <wp:docPr id="5" name="Picture 5" descr="State slice outcomes: Clear is 80%; shaded is 40%. → Limit the interpretation: Shade sensitivity is plausible, but camera or object differences may also matter. → Design follow-up: Photograph the same held-out objects under both light conditions using one camera and fixed scoring."/>
             <wp:cNvGraphicFramePr>
               <a:graphicFrameLocks noChangeAspect="1"/>
             </wp:cNvGraphicFramePr>
@@ -2306,7 +2306,7 @@
                     <pic:cNvPicPr/>
                   </pic:nvPicPr>
                   <pic:blipFill>
-                    <a:blip r:embed="rId12"/>
+                    <a:blip r:embed="rId13"/>
                     <a:stretch>
                       <a:fillRect/>
                     </a:stretch>
@@ -2351,7 +2351,6 @@
     <w:p>
       <w:pPr>
         <w:spacing w:line="336" w:lineRule="auto" w:after="180"/>
-        <w:shd w:fill="F5F1FB"/>
       </w:pPr>
       <w:r>
         <w:rPr>
@@ -2402,7 +2401,7 @@
     </w:p>
     <w:p>
       <w:pPr>
-        <w:pStyle w:val="Heading3"/>
+        <w:pStyle w:val="Heading2"/>
       </w:pPr>
       <w:r>
         <w:t>03. Defence: different condition slices</w:t>
@@ -2413,7 +2412,7 @@
         <w:drawing>
           <wp:inline xmlns:a="http://schemas.openxmlformats.org/drawingml/2006/main" xmlns:pic="http://schemas.openxmlformats.org/drawingml/2006/picture">
             <wp:extent cx="5486400" cy="2834640"/>
-            <wp:docPr id="5" name="Picture 5" descr="Defence: different condition slices. Units: correct cases out of 10 per slice. Clear: 8. Shaded: 4."/>
+            <wp:docPr id="6" name="Picture 6" descr="Defence: different condition slices. Units: correct cases out of 10 per slice. Clear: 8. Shaded: 4."/>
             <wp:cNvGraphicFramePr>
               <a:graphicFrameLocks noChangeAspect="1"/>
             </wp:cNvGraphicFramePr>
@@ -2425,7 +2424,7 @@
                     <pic:cNvPicPr/>
                   </pic:nvPicPr>
                   <pic:blipFill>
-                    <a:blip r:embed="rId13"/>
+                    <a:blip r:embed="rId14"/>
                     <a:stretch>
                       <a:fillRect/>
                     </a:stretch>
@@ -2458,7 +2457,6 @@
     <w:p>
       <w:pPr>
         <w:spacing w:line="336" w:lineRule="auto" w:after="180"/>
-        <w:shd w:fill="F5F1FB"/>
       </w:pPr>
       <w:r>
         <w:rPr>
@@ -2497,7 +2495,7 @@
     </w:p>
     <w:p>
       <w:pPr>
-        <w:pStyle w:val="Heading3"/>
+        <w:pStyle w:val="Heading2"/>
       </w:pPr>
       <w:r>
         <w:t>04. Change one thing. Trace what follows.</w:t>
@@ -2508,7 +2506,7 @@
         <w:drawing>
           <wp:inline xmlns:a="http://schemas.openxmlformats.org/drawingml/2006/main" xmlns:pic="http://schemas.openxmlformats.org/drawingml/2006/picture">
             <wp:extent cx="5486400" cy="3041904"/>
-            <wp:docPr id="6" name="Picture 6" descr="Original case: Photograph the same held-out objects under both light conditions using one camera and fixed scoring. Changed condition: Change cameras as well as lighting in the follow-up. Expected result: The design again entangles two conditions. Reason: A camera difference provides another explanation for any performance gap."/>
+            <wp:docPr id="7" name="Picture 7" descr="Original case: Photograph the same held-out objects under both light conditions using one camera and fixed scoring. Changed condition: Change cameras as well as lighting in the follow-up. Expected result: The design again entangles two conditions. Reason: A camera difference provides another explanation for any performance gap."/>
             <wp:cNvGraphicFramePr>
               <a:graphicFrameLocks noChangeAspect="1"/>
             </wp:cNvGraphicFramePr>
@@ -2520,7 +2518,7 @@
                     <pic:cNvPicPr/>
                   </pic:nvPicPr>
                   <pic:blipFill>
-                    <a:blip r:embed="rId14"/>
+                    <a:blip r:embed="rId15"/>
                     <a:stretch>
                       <a:fillRect/>
                     </a:stretch>
@@ -2564,7 +2562,6 @@
     <w:p>
       <w:pPr>
         <w:spacing w:line="336" w:lineRule="auto" w:after="180"/>
-        <w:shd w:fill="F5F1FB"/>
       </w:pPr>
       <w:r>
         <w:rPr>
@@ -2603,7 +2600,7 @@
     </w:p>
     <w:p>
       <w:pPr>
-        <w:pStyle w:val="Heading3"/>
+        <w:pStyle w:val="Heading2"/>
       </w:pPr>
       <w:r>
         <w:t>05. Connect the explanation to its limit</w:t>
@@ -2614,7 +2611,7 @@
         <w:drawing>
           <wp:inline xmlns:a="http://schemas.openxmlformats.org/drawingml/2006/main" xmlns:pic="http://schemas.openxmlformats.org/drawingml/2006/picture">
             <wp:extent cx="5486400" cy="2834640"/>
-            <wp:docPr id="7" name="Picture 7" descr="A defence should explain results, uncertainty and what would discriminate between explanations next. A controlled paired follow-up is more informative than simply collecting extra easy images. Limit: Even a paired follow-up needs adequate independent objects and justified analysis; no causal conclusion is claimed yet."/>
+            <wp:docPr id="8" name="Picture 8" descr="A defence should explain results, uncertainty and what would discriminate between explanations next. A controlled paired follow-up is more informative than simply collecting extra easy images. Limit: Even a paired follow-up needs adequate independent objects and justified analysis; no causal conclusion is claimed yet."/>
             <wp:cNvGraphicFramePr>
               <a:graphicFrameLocks noChangeAspect="1"/>
             </wp:cNvGraphicFramePr>
@@ -2626,7 +2623,7 @@
                     <pic:cNvPicPr/>
                   </pic:nvPicPr>
                   <pic:blipFill>
-                    <a:blip r:embed="rId15"/>
+                    <a:blip r:embed="rId16"/>
                     <a:stretch>
                       <a:fillRect/>
                     </a:stretch>
@@ -2670,7 +2667,6 @@
     <w:p>
       <w:pPr>
         <w:spacing w:line="336" w:lineRule="auto" w:after="180"/>
-        <w:shd w:fill="F5F1FB"/>
       </w:pPr>
       <w:r>
         <w:rPr>
@@ -2709,7 +2705,7 @@
     </w:p>
     <w:p>
       <w:pPr>
-        <w:pStyle w:val="Heading3"/>
+        <w:pStyle w:val="Heading2"/>
       </w:pPr>
       <w:r>
         <w:t>06. Make the idea visible in your project</w:t>
@@ -2720,7 +2716,7 @@
         <w:drawing>
           <wp:inline xmlns:a="http://schemas.openxmlformats.org/drawingml/2006/main" xmlns:pic="http://schemas.openxmlformats.org/drawingml/2006/picture">
             <wp:extent cx="5486400" cy="3828288"/>
-            <wp:docPr id="8" name="Picture 8" descr="For the Reproducible AI Research Study, retain an annotated worked trace and the changed-case reasoning. Connect the claim to its records, units and assumptions so another investigator can challenge or reproduce it. Draw your input, deciding step, result and limit. Supported question: Compute the clear and shaded rates and identify alternative explanations. How does the same-object, one-camera follow-up help, and why does changing cameras again reintroduce confounding?"/>
+            <wp:docPr id="9" name="Picture 9" descr="For the Reproducible AI Research Study, retain an annotated worked trace and the changed-case reasoning. Connect the claim to its records, units and assumptions so another investigator can challenge or reproduce it. Draw your input, deciding step, result and limit. Supported question: Compute the clear and shaded rates and identify alternative explanations. How does the same-object, one-camera follow-up help, and why does changing cameras again reintroduce confounding?"/>
             <wp:cNvGraphicFramePr>
               <a:graphicFrameLocks noChangeAspect="1"/>
             </wp:cNvGraphicFramePr>
@@ -2732,7 +2728,7 @@
                     <pic:cNvPicPr/>
                   </pic:nvPicPr>
                   <pic:blipFill>
-                    <a:blip r:embed="rId16"/>
+                    <a:blip r:embed="rId17"/>
                     <a:stretch>
                       <a:fillRect/>
                     </a:stretch>
@@ -2799,7 +2795,6 @@
     <w:p>
       <w:pPr>
         <w:spacing w:line="336" w:lineRule="auto" w:after="180"/>
-        <w:shd w:fill="F5F1FB"/>
       </w:pPr>
       <w:r>
         <w:rPr>
@@ -2846,6 +2841,62 @@
     <w:p>
       <w:r>
         <w:t>________________________________________________________________</w:t>
+      </w:r>
+    </w:p>
+    <w:p>
+      <w:pPr>
+        <w:pStyle w:val="Heading2"/>
+      </w:pPr>
+      <w:r>
+        <w:t>Earlier wording, alternatives and picture transcripts · reference / check after trying</w:t>
+      </w:r>
+    </w:p>
+    <w:p>
+      <w:pPr>
+        <w:pStyle w:val="Heading3"/>
+      </w:pPr>
+      <w:r>
+        <w:t>01. Research defense and next questions: the case</w:t>
+      </w:r>
+    </w:p>
+    <w:p>
+      <w:pPr>
+        <w:pStyle w:val="Heading3"/>
+      </w:pPr>
+      <w:r>
+        <w:t>02. Follow the deciding steps</w:t>
+      </w:r>
+    </w:p>
+    <w:p>
+      <w:pPr>
+        <w:pStyle w:val="Heading3"/>
+      </w:pPr>
+      <w:r>
+        <w:t>03. Defence: different condition slices</w:t>
+      </w:r>
+    </w:p>
+    <w:p>
+      <w:pPr>
+        <w:pStyle w:val="Heading3"/>
+      </w:pPr>
+      <w:r>
+        <w:t>04. Change one thing. Trace what follows.</w:t>
+      </w:r>
+    </w:p>
+    <w:p>
+      <w:pPr>
+        <w:pStyle w:val="Heading3"/>
+      </w:pPr>
+      <w:r>
+        <w:t>05. Connect the explanation to its limit</w:t>
+      </w:r>
+    </w:p>
+    <w:p>
+      <w:pPr>
+        <w:pStyle w:val="Heading3"/>
+      </w:pPr>
+      <w:r>
+        <w:t>06. Make the idea visible in your project</w:t>
       </w:r>
     </w:p>
     <w:sectPr>
